--- a/Reporte Proyecto Club Actividades.docx
+++ b/Reporte Proyecto Club Actividades.docx
@@ -6,13 +6,19 @@
       <w:pPr>
         <w:pStyle w:val="Normal"/>
         <w:jc w:val="center"/>
-        <w:rPr/>
-      </w:pPr>
-      <w:r>
-        <w:rPr>
+        <w:rPr>
+          <w:rFonts w:ascii="Adwaita Mono" w:hAnsi="Adwaita Mono"/>
+          <w:sz w:val="28"/>
+          <w:szCs w:val="28"/>
+        </w:rPr>
+      </w:pPr>
+      <w:r>
+        <w:rPr>
+          <w:rFonts w:ascii="Adwaita Mono" w:hAnsi="Adwaita Mono"/>
           <w:b/>
           <w:color w:val="1F4E79"/>
-          <w:sz w:val="44"/>
+          <w:sz w:val="28"/>
+          <w:szCs w:val="28"/>
         </w:rPr>
         <w:t>REPORTE DE CUMPLIMIENTO DE REQUISITOS SIA</w:t>
       </w:r>
@@ -21,12 +27,18 @@
       <w:pPr>
         <w:pStyle w:val="Normal"/>
         <w:jc w:val="center"/>
-        <w:rPr/>
-      </w:pPr>
-      <w:r>
-        <w:rPr>
+        <w:rPr>
+          <w:rFonts w:ascii="Adwaita Mono" w:hAnsi="Adwaita Mono"/>
+          <w:sz w:val="24"/>
+          <w:szCs w:val="24"/>
+        </w:rPr>
+      </w:pPr>
+      <w:r>
+        <w:rPr>
+          <w:rFonts w:ascii="Adwaita Mono" w:hAnsi="Adwaita Mono"/>
           <w:b/>
-          <w:sz w:val="32"/>
+          <w:sz w:val="24"/>
+          <w:szCs w:val="24"/>
         </w:rPr>
         <w:t>Sistema de Gestión de Actividades en Clubes Deportivos</w:t>
       </w:r>
@@ -34,19 +46,35 @@
     <w:p>
       <w:pPr>
         <w:pStyle w:val="Normal"/>
-        <w:rPr/>
-      </w:pPr>
-      <w:r>
-        <w:rPr/>
+        <w:rPr>
+          <w:rFonts w:ascii="Adwaita Mono" w:hAnsi="Adwaita Mono"/>
+          <w:sz w:val="24"/>
+          <w:szCs w:val="24"/>
+        </w:rPr>
+      </w:pPr>
+      <w:r>
+        <w:rPr>
+          <w:rFonts w:ascii="Adwaita Mono" w:hAnsi="Adwaita Mono"/>
+          <w:sz w:val="24"/>
+          <w:szCs w:val="24"/>
+        </w:rPr>
       </w:r>
     </w:p>
     <w:p>
       <w:pPr>
         <w:pStyle w:val="Normal"/>
-        <w:rPr/>
-      </w:pPr>
-      <w:r>
-        <w:rPr/>
+        <w:rPr>
+          <w:rFonts w:ascii="Adwaita Mono" w:hAnsi="Adwaita Mono"/>
+          <w:sz w:val="24"/>
+          <w:szCs w:val="24"/>
+        </w:rPr>
+      </w:pPr>
+      <w:r>
+        <w:rPr>
+          <w:rFonts w:ascii="Adwaita Mono" w:hAnsi="Adwaita Mono"/>
+          <w:sz w:val="24"/>
+          <w:szCs w:val="24"/>
+        </w:rPr>
       </w:r>
     </w:p>
     <w:tbl>
@@ -84,19 +112,20 @@
               <w:spacing w:before="0" w:after="120"/>
               <w:jc w:val="start"/>
               <w:rPr>
-                <w:rFonts w:eastAsia="ＭＳ 明朝" w:cs=""/>
+                <w:rFonts w:ascii="Adwaita Mono" w:hAnsi="Adwaita Mono" w:eastAsia="ＭＳ 明朝" w:cs=""/>
                 <w:kern w:val="0"/>
-                <w:szCs w:val="22"/>
+                <w:sz w:val="24"/>
+                <w:szCs w:val="24"/>
                 <w:lang w:val="en-US" w:eastAsia="en-US" w:bidi="ar-SA"/>
               </w:rPr>
             </w:pPr>
             <w:r>
               <w:rPr>
-                <w:rFonts w:eastAsia="ＭＳ 明朝" w:cs=""/>
+                <w:rFonts w:eastAsia="ＭＳ 明朝" w:cs="" w:ascii="Adwaita Mono" w:hAnsi="Adwaita Mono"/>
                 <w:b/>
                 <w:kern w:val="0"/>
-                <w:sz w:val="20"/>
-                <w:szCs w:val="22"/>
+                <w:sz w:val="24"/>
+                <w:szCs w:val="24"/>
                 <w:lang w:val="en-US" w:eastAsia="en-US" w:bidi="ar-SA"/>
               </w:rPr>
               <w:t>Asignatura</w:t>
@@ -116,19 +145,20 @@
               <w:spacing w:before="0" w:after="120"/>
               <w:jc w:val="start"/>
               <w:rPr>
-                <w:rFonts w:eastAsia="ＭＳ 明朝" w:cs=""/>
+                <w:rFonts w:ascii="Adwaita Mono" w:hAnsi="Adwaita Mono" w:eastAsia="ＭＳ 明朝" w:cs=""/>
                 <w:kern w:val="0"/>
-                <w:szCs w:val="22"/>
+                <w:sz w:val="24"/>
+                <w:szCs w:val="24"/>
                 <w:lang w:val="en-US" w:eastAsia="en-US" w:bidi="ar-SA"/>
               </w:rPr>
             </w:pPr>
             <w:r>
               <w:rPr>
-                <w:rFonts w:eastAsia="ＭＳ 明朝" w:cs=""/>
+                <w:rFonts w:eastAsia="ＭＳ 明朝" w:cs="" w:ascii="Adwaita Mono" w:hAnsi="Adwaita Mono"/>
                 <w:b w:val="false"/>
                 <w:kern w:val="0"/>
-                <w:sz w:val="20"/>
-                <w:szCs w:val="22"/>
+                <w:sz w:val="24"/>
+                <w:szCs w:val="24"/>
                 <w:lang w:val="en-US" w:eastAsia="en-US" w:bidi="ar-SA"/>
               </w:rPr>
               <w:t>Programación Avanzada</w:t>
@@ -152,19 +182,20 @@
               <w:spacing w:before="0" w:after="120"/>
               <w:jc w:val="start"/>
               <w:rPr>
-                <w:rFonts w:eastAsia="ＭＳ 明朝" w:cs=""/>
+                <w:rFonts w:ascii="Adwaita Mono" w:hAnsi="Adwaita Mono" w:eastAsia="ＭＳ 明朝" w:cs=""/>
                 <w:kern w:val="0"/>
-                <w:szCs w:val="22"/>
+                <w:sz w:val="24"/>
+                <w:szCs w:val="24"/>
                 <w:lang w:val="en-US" w:eastAsia="en-US" w:bidi="ar-SA"/>
               </w:rPr>
             </w:pPr>
             <w:r>
               <w:rPr>
-                <w:rFonts w:eastAsia="ＭＳ 明朝" w:cs=""/>
+                <w:rFonts w:eastAsia="ＭＳ 明朝" w:cs="" w:ascii="Adwaita Mono" w:hAnsi="Adwaita Mono"/>
                 <w:b/>
                 <w:kern w:val="0"/>
-                <w:sz w:val="20"/>
-                <w:szCs w:val="22"/>
+                <w:sz w:val="24"/>
+                <w:szCs w:val="24"/>
                 <w:lang w:val="en-US" w:eastAsia="en-US" w:bidi="ar-SA"/>
               </w:rPr>
               <w:t>Integrantes</w:t>
@@ -184,19 +215,20 @@
               <w:spacing w:before="0" w:after="120"/>
               <w:jc w:val="start"/>
               <w:rPr>
-                <w:rFonts w:eastAsia="ＭＳ 明朝" w:cs=""/>
+                <w:rFonts w:ascii="Adwaita Mono" w:hAnsi="Adwaita Mono" w:eastAsia="ＭＳ 明朝" w:cs=""/>
                 <w:kern w:val="0"/>
-                <w:szCs w:val="22"/>
+                <w:sz w:val="24"/>
+                <w:szCs w:val="24"/>
                 <w:lang w:val="en-US" w:eastAsia="en-US" w:bidi="ar-SA"/>
               </w:rPr>
             </w:pPr>
             <w:r>
               <w:rPr>
-                <w:rFonts w:eastAsia="ＭＳ 明朝" w:cs=""/>
+                <w:rFonts w:eastAsia="ＭＳ 明朝" w:cs="" w:ascii="Adwaita Mono" w:hAnsi="Adwaita Mono"/>
                 <w:b w:val="false"/>
                 <w:kern w:val="0"/>
-                <w:sz w:val="20"/>
-                <w:szCs w:val="22"/>
+                <w:sz w:val="24"/>
+                <w:szCs w:val="24"/>
                 <w:lang w:val="en-US" w:eastAsia="en-US" w:bidi="ar-SA"/>
               </w:rPr>
               <w:t>Cristian Ávalos · Alex Reyes · Elvis Peñaloza</w:t>
@@ -220,19 +252,20 @@
               <w:spacing w:before="0" w:after="120"/>
               <w:jc w:val="start"/>
               <w:rPr>
-                <w:rFonts w:eastAsia="ＭＳ 明朝" w:cs=""/>
+                <w:rFonts w:ascii="Adwaita Mono" w:hAnsi="Adwaita Mono" w:eastAsia="ＭＳ 明朝" w:cs=""/>
                 <w:kern w:val="0"/>
-                <w:szCs w:val="22"/>
+                <w:sz w:val="24"/>
+                <w:szCs w:val="24"/>
                 <w:lang w:val="en-US" w:eastAsia="en-US" w:bidi="ar-SA"/>
               </w:rPr>
             </w:pPr>
             <w:r>
               <w:rPr>
-                <w:rFonts w:eastAsia="ＭＳ 明朝" w:cs=""/>
+                <w:rFonts w:eastAsia="ＭＳ 明朝" w:cs="" w:ascii="Adwaita Mono" w:hAnsi="Adwaita Mono"/>
                 <w:b/>
                 <w:kern w:val="0"/>
-                <w:sz w:val="20"/>
-                <w:szCs w:val="22"/>
+                <w:sz w:val="24"/>
+                <w:szCs w:val="24"/>
                 <w:lang w:val="en-US" w:eastAsia="en-US" w:bidi="ar-SA"/>
               </w:rPr>
               <w:t>Fecha</w:t>
@@ -252,30 +285,31 @@
               <w:spacing w:before="0" w:after="120"/>
               <w:jc w:val="start"/>
               <w:rPr>
-                <w:rFonts w:eastAsia="ＭＳ 明朝" w:cs=""/>
+                <w:rFonts w:ascii="Adwaita Mono" w:hAnsi="Adwaita Mono" w:eastAsia="ＭＳ 明朝" w:cs=""/>
                 <w:kern w:val="0"/>
-                <w:szCs w:val="22"/>
+                <w:sz w:val="24"/>
+                <w:szCs w:val="24"/>
                 <w:lang w:val="en-US" w:eastAsia="en-US" w:bidi="ar-SA"/>
               </w:rPr>
             </w:pPr>
             <w:r>
               <w:rPr>
-                <w:rFonts w:eastAsia="ＭＳ 明朝" w:cs=""/>
+                <w:rFonts w:eastAsia="ＭＳ 明朝" w:cs="" w:ascii="Adwaita Mono" w:hAnsi="Adwaita Mono"/>
                 <w:b w:val="false"/>
                 <w:kern w:val="0"/>
-                <w:sz w:val="20"/>
-                <w:szCs w:val="22"/>
+                <w:sz w:val="24"/>
+                <w:szCs w:val="24"/>
                 <w:lang w:val="en-US" w:eastAsia="en-US" w:bidi="ar-SA"/>
               </w:rPr>
               <w:t xml:space="preserve">11 de </w:t>
             </w:r>
             <w:r>
               <w:rPr>
-                <w:rFonts w:eastAsia="ＭＳ 明朝" w:cs=""/>
+                <w:rFonts w:eastAsia="ＭＳ 明朝" w:cs="" w:ascii="Adwaita Mono" w:hAnsi="Adwaita Mono"/>
                 <w:b w:val="false"/>
                 <w:kern w:val="0"/>
-                <w:sz w:val="20"/>
-                <w:szCs w:val="22"/>
+                <w:sz w:val="24"/>
+                <w:szCs w:val="24"/>
                 <w:lang w:val="en-US" w:eastAsia="en-US" w:bidi="ar-SA"/>
               </w:rPr>
               <w:t>Septiembre de 2026</w:t>
@@ -299,19 +333,20 @@
               <w:spacing w:before="0" w:after="120"/>
               <w:jc w:val="start"/>
               <w:rPr>
-                <w:rFonts w:eastAsia="ＭＳ 明朝" w:cs=""/>
+                <w:rFonts w:ascii="Adwaita Mono" w:hAnsi="Adwaita Mono" w:eastAsia="ＭＳ 明朝" w:cs=""/>
                 <w:kern w:val="0"/>
-                <w:szCs w:val="22"/>
+                <w:sz w:val="24"/>
+                <w:szCs w:val="24"/>
                 <w:lang w:val="en-US" w:eastAsia="en-US" w:bidi="ar-SA"/>
               </w:rPr>
             </w:pPr>
             <w:r>
               <w:rPr>
-                <w:rFonts w:eastAsia="ＭＳ 明朝" w:cs=""/>
+                <w:rFonts w:eastAsia="ＭＳ 明朝" w:cs="" w:ascii="Adwaita Mono" w:hAnsi="Adwaita Mono"/>
                 <w:b/>
                 <w:kern w:val="0"/>
-                <w:sz w:val="20"/>
-                <w:szCs w:val="22"/>
+                <w:sz w:val="24"/>
+                <w:szCs w:val="24"/>
                 <w:lang w:val="en-US" w:eastAsia="en-US" w:bidi="ar-SA"/>
               </w:rPr>
               <w:t>Estado</w:t>
@@ -331,19 +366,20 @@
               <w:spacing w:before="0" w:after="120"/>
               <w:jc w:val="start"/>
               <w:rPr>
-                <w:rFonts w:eastAsia="ＭＳ 明朝" w:cs=""/>
+                <w:rFonts w:ascii="Adwaita Mono" w:hAnsi="Adwaita Mono" w:eastAsia="ＭＳ 明朝" w:cs=""/>
                 <w:kern w:val="0"/>
-                <w:szCs w:val="22"/>
+                <w:sz w:val="24"/>
+                <w:szCs w:val="24"/>
                 <w:lang w:val="en-US" w:eastAsia="en-US" w:bidi="ar-SA"/>
               </w:rPr>
             </w:pPr>
             <w:r>
               <w:rPr>
-                <w:rFonts w:eastAsia="ＭＳ 明朝" w:cs=""/>
+                <w:rFonts w:eastAsia="ＭＳ 明朝" w:cs="" w:ascii="Adwaita Mono" w:hAnsi="Adwaita Mono"/>
                 <w:b w:val="false"/>
                 <w:kern w:val="0"/>
-                <w:sz w:val="20"/>
-                <w:szCs w:val="22"/>
+                <w:sz w:val="24"/>
+                <w:szCs w:val="24"/>
                 <w:lang w:val="en-US" w:eastAsia="en-US" w:bidi="ar-SA"/>
               </w:rPr>
               <w:t>Finalizado</w:t>
@@ -355,30 +391,54 @@
     <w:p>
       <w:pPr>
         <w:pStyle w:val="Normal"/>
-        <w:rPr/>
-      </w:pPr>
-      <w:r>
-        <w:rPr/>
+        <w:rPr>
+          <w:rFonts w:ascii="Adwaita Mono" w:hAnsi="Adwaita Mono"/>
+          <w:sz w:val="24"/>
+          <w:szCs w:val="24"/>
+        </w:rPr>
+      </w:pPr>
+      <w:r>
+        <w:rPr>
+          <w:rFonts w:ascii="Adwaita Mono" w:hAnsi="Adwaita Mono"/>
+          <w:sz w:val="24"/>
+          <w:szCs w:val="24"/>
+        </w:rPr>
       </w:r>
     </w:p>
     <w:p>
       <w:pPr>
         <w:pStyle w:val="SmallNote"/>
         <w:jc w:val="center"/>
-        <w:rPr/>
-      </w:pPr>
-      <w:r>
-        <w:rPr/>
+        <w:rPr>
+          <w:rFonts w:ascii="Adwaita Mono" w:hAnsi="Adwaita Mono"/>
+          <w:sz w:val="24"/>
+          <w:szCs w:val="24"/>
+        </w:rPr>
+      </w:pPr>
+      <w:r>
+        <w:rPr>
+          <w:rFonts w:ascii="Adwaita Mono" w:hAnsi="Adwaita Mono"/>
+          <w:sz w:val="24"/>
+          <w:szCs w:val="24"/>
+        </w:rPr>
         <w:t>Este documento está organizado para que el evaluador pueda revisar cada requisito SIA y su evidencia directamente en el código.</w:t>
       </w:r>
     </w:p>
     <w:p>
       <w:pPr>
         <w:pStyle w:val="Normal"/>
-        <w:rPr/>
-      </w:pPr>
-      <w:r>
-        <w:rPr/>
+        <w:rPr>
+          <w:rFonts w:ascii="Adwaita Mono" w:hAnsi="Adwaita Mono"/>
+          <w:sz w:val="24"/>
+          <w:szCs w:val="24"/>
+        </w:rPr>
+      </w:pPr>
+      <w:r>
+        <w:rPr>
+          <w:rFonts w:ascii="Adwaita Mono" w:hAnsi="Adwaita Mono"/>
+          <w:sz w:val="24"/>
+          <w:szCs w:val="24"/>
+        </w:rPr>
       </w:r>
       <w:r>
         <w:br w:type="page"/>
@@ -390,67 +450,189 @@
         <w:keepNext w:val="true"/>
         <w:keepLines/>
         <w:spacing w:before="0" w:after="0"/>
-        <w:rPr/>
-      </w:pPr>
-      <w:r>
-        <w:rPr/>
+        <w:jc w:val="center"/>
+        <w:rPr>
+          <w:rFonts w:ascii="Adwaita Mono" w:hAnsi="Adwaita Mono"/>
+          <w:sz w:val="28"/>
+          <w:szCs w:val="28"/>
+        </w:rPr>
+      </w:pPr>
+      <w:r>
+        <w:rPr>
+          <w:rFonts w:ascii="Adwaita Mono" w:hAnsi="Adwaita Mono"/>
+          <w:sz w:val="28"/>
+          <w:szCs w:val="28"/>
+        </w:rPr>
         <w:t>1. Descripción general del programa</w:t>
       </w:r>
     </w:p>
     <w:p>
       <w:pPr>
         <w:pStyle w:val="Normal"/>
-        <w:rPr/>
-      </w:pPr>
-      <w:r>
-        <w:rPr/>
+        <w:rPr>
+          <w:rFonts w:ascii="Adwaita Mono" w:hAnsi="Adwaita Mono"/>
+          <w:sz w:val="24"/>
+          <w:szCs w:val="24"/>
+        </w:rPr>
+      </w:pPr>
+      <w:r>
+        <w:rPr>
+          <w:rFonts w:ascii="Adwaita Mono" w:hAnsi="Adwaita Mono"/>
+          <w:sz w:val="24"/>
+          <w:szCs w:val="24"/>
+        </w:rPr>
         <w:t>El proyecto corresponde a un sistema de gestión para un club deportivo desarrollado en Java JDK 11. Su objetivo es centralizar la administración de socios, actividades, reservas y procesos básicos de facturación, incorporando reglas de negocio relacionadas con morosidad, cupos, estados de las actividades y persistencia de los datos.</w:t>
       </w:r>
     </w:p>
     <w:p>
       <w:pPr>
         <w:pStyle w:val="Normal"/>
-        <w:rPr/>
-      </w:pPr>
-      <w:r>
-        <w:rPr/>
+        <w:rPr>
+          <w:rFonts w:ascii="Adwaita Mono" w:hAnsi="Adwaita Mono"/>
+          <w:sz w:val="24"/>
+          <w:szCs w:val="24"/>
+        </w:rPr>
+      </w:pPr>
+      <w:r>
+        <w:rPr>
+          <w:rFonts w:ascii="Adwaita Mono" w:hAnsi="Adwaita Mono"/>
+          <w:sz w:val="24"/>
+          <w:szCs w:val="24"/>
+        </w:rPr>
         <w:t>La aplicación dispone de dos formas de interacción. La primera es una interfaz por consola implementada en MenuConsola; la segunda es una interfaz gráfica implementada en MenuVentana mediante Java Swing. Ambas utilizan una misma instancia de SistemaClub, lo que permite mantener centralizada la lógica de negocio y evita duplicar reglas entre las interfaces.</w:t>
       </w:r>
     </w:p>
     <w:p>
       <w:pPr>
         <w:pStyle w:val="Normal"/>
-        <w:rPr/>
-      </w:pPr>
-      <w:r>
-        <w:rPr/>
+        <w:rPr>
+          <w:rFonts w:ascii="Adwaita Mono" w:hAnsi="Adwaita Mono"/>
+          <w:sz w:val="24"/>
+          <w:szCs w:val="24"/>
+        </w:rPr>
+      </w:pPr>
+      <w:r>
+        <w:rPr>
+          <w:rFonts w:ascii="Adwaita Mono" w:hAnsi="Adwaita Mono"/>
+          <w:sz w:val="24"/>
+          <w:szCs w:val="24"/>
+        </w:rPr>
         <w:t>La persistencia se realiza mediante una base de datos local SQLite accedida a través de JDBC. Al iniciar el programa se reconstruyen los datos almacenados y, cuando la base está vacía, se incorporan datos iniciales definidos en código para permitir una primera ejecución. El estado actual puede guardarse manualmente y también se persiste durante el flujo de salida.</w:t>
       </w:r>
     </w:p>
     <w:p>
       <w:pPr>
         <w:pStyle w:val="Normal"/>
-        <w:rPr/>
-      </w:pPr>
-      <w:r>
-        <w:rPr/>
+        <w:rPr>
+          <w:rFonts w:ascii="Adwaita Mono" w:hAnsi="Adwaita Mono"/>
+          <w:sz w:val="24"/>
+          <w:szCs w:val="24"/>
+        </w:rPr>
+      </w:pPr>
+      <w:r>
+        <w:rPr>
+          <w:rFonts w:ascii="Adwaita Mono" w:hAnsi="Adwaita Mono"/>
+          <w:sz w:val="24"/>
+          <w:szCs w:val="24"/>
+        </w:rPr>
         <w:t>Además de los requisitos obligatorios, el sistema incorpora exportación de socios a CSV y documentación Javadoc en las clases principales, métodos relevantes y excepciones del proyecto.</w:t>
       </w:r>
     </w:p>
     <w:p>
       <w:pPr>
         <w:pStyle w:val="Normal"/>
+        <w:bidi w:val="0"/>
         <w:rPr/>
       </w:pPr>
       <w:r>
         <w:rPr>
+          <w:rFonts w:ascii="Adwaita Mono" w:hAnsi="Adwaita Mono"/>
           <w:b/>
+          <w:sz w:val="24"/>
+          <w:szCs w:val="24"/>
         </w:rPr>
         <w:t xml:space="preserve">Repositorio GitHub: </w:t>
       </w:r>
       <w:r>
-        <w:rPr/>
-        <w:t>[INSERTAR ENLACE AL REPOSITORIO]</w:t>
+        <w:rPr>
+          <w:rFonts w:ascii="Adwaita Mono" w:hAnsi="Adwaita Mono"/>
+          <w:sz w:val="24"/>
+          <w:szCs w:val="24"/>
+        </w:rPr>
+        <w:t>[</w:t>
+      </w:r>
+      <w:hyperlink r:id="rId2">
+        <w:r>
+          <w:rPr>
+            <w:rStyle w:val="Hyperlink"/>
+            <w:rFonts w:ascii="Adwaita Mono" w:hAnsi="Adwaita Mono"/>
+            <w:sz w:val="24"/>
+            <w:szCs w:val="24"/>
+          </w:rPr>
+          <w:t>https://github.com/L3v1smpr/ProyectoProgramacionAvanzadaUno/tree/main</w:t>
+        </w:r>
+      </w:hyperlink>
+      <w:r>
+        <w:rPr>
+          <w:rFonts w:ascii="Adwaita Mono" w:hAnsi="Adwaita Mono"/>
+          <w:sz w:val="24"/>
+          <w:szCs w:val="24"/>
+        </w:rPr>
+        <w:t>]</w:t>
+      </w:r>
+    </w:p>
+    <w:p>
+      <w:pPr>
+        <w:pStyle w:val="Normal"/>
+        <w:bidi w:val="0"/>
+        <w:rPr>
+          <w:rFonts w:ascii="Adwaita Mono" w:hAnsi="Adwaita Mono"/>
+          <w:sz w:val="24"/>
+          <w:szCs w:val="24"/>
+        </w:rPr>
+      </w:pPr>
+      <w:r>
+        <w:rPr>
+          <w:rFonts w:ascii="Adwaita Mono" w:hAnsi="Adwaita Mono"/>
+          <w:sz w:val="24"/>
+          <w:szCs w:val="24"/>
+        </w:rPr>
+      </w:r>
+    </w:p>
+    <w:p>
+      <w:pPr>
+        <w:pStyle w:val="Normal"/>
+        <w:bidi w:val="0"/>
+        <w:rPr>
+          <w:rFonts w:ascii="Adwaita Mono" w:hAnsi="Adwaita Mono"/>
+          <w:sz w:val="24"/>
+          <w:szCs w:val="24"/>
+        </w:rPr>
+      </w:pPr>
+      <w:r>
+        <w:rPr>
+          <w:rFonts w:ascii="Adwaita Mono" w:hAnsi="Adwaita Mono"/>
+          <w:sz w:val="24"/>
+          <w:szCs w:val="24"/>
+        </w:rPr>
+      </w:r>
+    </w:p>
+    <w:p>
+      <w:pPr>
+        <w:pStyle w:val="Normal"/>
+        <w:bidi w:val="0"/>
+        <w:rPr>
+          <w:rFonts w:ascii="Adwaita Mono" w:hAnsi="Adwaita Mono"/>
+          <w:sz w:val="24"/>
+          <w:szCs w:val="24"/>
+        </w:rPr>
+      </w:pPr>
+      <w:r>
+        <w:rPr>
+          <w:rFonts w:ascii="Adwaita Mono" w:hAnsi="Adwaita Mono"/>
+          <w:sz w:val="24"/>
+          <w:szCs w:val="24"/>
+        </w:rPr>
       </w:r>
       <w:r>
         <w:br w:type="page"/>
@@ -461,20 +643,37 @@
         <w:pStyle w:val="Heading1"/>
         <w:keepNext w:val="true"/>
         <w:keepLines/>
-        <w:rPr/>
-      </w:pPr>
-      <w:r>
-        <w:rPr/>
+        <w:jc w:val="center"/>
+        <w:rPr>
+          <w:rFonts w:ascii="Adwaita Mono" w:hAnsi="Adwaita Mono"/>
+          <w:sz w:val="28"/>
+          <w:szCs w:val="28"/>
+        </w:rPr>
+      </w:pPr>
+      <w:r>
+        <w:rPr>
+          <w:rFonts w:ascii="Adwaita Mono" w:hAnsi="Adwaita Mono"/>
+          <w:sz w:val="28"/>
+          <w:szCs w:val="28"/>
+        </w:rPr>
         <w:t>2. Resumen de cumplimiento</w:t>
       </w:r>
     </w:p>
     <w:p>
       <w:pPr>
         <w:pStyle w:val="Normal"/>
-        <w:rPr/>
-      </w:pPr>
-      <w:r>
-        <w:rPr/>
+        <w:rPr>
+          <w:rFonts w:ascii="Adwaita Mono" w:hAnsi="Adwaita Mono"/>
+          <w:sz w:val="24"/>
+          <w:szCs w:val="24"/>
+        </w:rPr>
+      </w:pPr>
+      <w:r>
+        <w:rPr>
+          <w:rFonts w:ascii="Adwaita Mono" w:hAnsi="Adwaita Mono"/>
+          <w:sz w:val="24"/>
+          <w:szCs w:val="24"/>
+        </w:rPr>
         <w:t>La siguiente matriz resume el estado del proyecto y facilita la revisión de la pauta.</w:t>
       </w:r>
     </w:p>
@@ -514,20 +713,21 @@
               <w:spacing w:before="0" w:after="120"/>
               <w:jc w:val="start"/>
               <w:rPr>
-                <w:rFonts w:eastAsia="ＭＳ 明朝" w:cs=""/>
+                <w:rFonts w:ascii="Adwaita Mono" w:hAnsi="Adwaita Mono" w:eastAsia="ＭＳ 明朝" w:cs=""/>
                 <w:kern w:val="0"/>
-                <w:szCs w:val="22"/>
+                <w:sz w:val="24"/>
+                <w:szCs w:val="24"/>
                 <w:lang w:val="en-US" w:eastAsia="en-US" w:bidi="ar-SA"/>
               </w:rPr>
             </w:pPr>
             <w:r>
               <w:rPr>
-                <w:rFonts w:eastAsia="ＭＳ 明朝" w:cs=""/>
+                <w:rFonts w:eastAsia="ＭＳ 明朝" w:cs="" w:ascii="Adwaita Mono" w:hAnsi="Adwaita Mono"/>
                 <w:b/>
                 <w:color w:val="FFFFFF"/>
                 <w:kern w:val="0"/>
-                <w:sz w:val="18"/>
-                <w:szCs w:val="22"/>
+                <w:sz w:val="24"/>
+                <w:szCs w:val="24"/>
                 <w:lang w:val="en-US" w:eastAsia="en-US" w:bidi="ar-SA"/>
               </w:rPr>
               <w:t>Requisito</w:t>
@@ -548,20 +748,21 @@
               <w:spacing w:before="0" w:after="120"/>
               <w:jc w:val="start"/>
               <w:rPr>
-                <w:rFonts w:eastAsia="ＭＳ 明朝" w:cs=""/>
+                <w:rFonts w:ascii="Adwaita Mono" w:hAnsi="Adwaita Mono" w:eastAsia="ＭＳ 明朝" w:cs=""/>
                 <w:kern w:val="0"/>
-                <w:szCs w:val="22"/>
+                <w:sz w:val="24"/>
+                <w:szCs w:val="24"/>
                 <w:lang w:val="en-US" w:eastAsia="en-US" w:bidi="ar-SA"/>
               </w:rPr>
             </w:pPr>
             <w:r>
               <w:rPr>
-                <w:rFonts w:eastAsia="ＭＳ 明朝" w:cs=""/>
+                <w:rFonts w:eastAsia="ＭＳ 明朝" w:cs="" w:ascii="Adwaita Mono" w:hAnsi="Adwaita Mono"/>
                 <w:b/>
                 <w:color w:val="FFFFFF"/>
                 <w:kern w:val="0"/>
-                <w:sz w:val="18"/>
-                <w:szCs w:val="22"/>
+                <w:sz w:val="24"/>
+                <w:szCs w:val="24"/>
                 <w:lang w:val="en-US" w:eastAsia="en-US" w:bidi="ar-SA"/>
               </w:rPr>
               <w:t>Estado</w:t>
@@ -582,20 +783,21 @@
               <w:spacing w:before="0" w:after="120"/>
               <w:jc w:val="start"/>
               <w:rPr>
-                <w:rFonts w:eastAsia="ＭＳ 明朝" w:cs=""/>
+                <w:rFonts w:ascii="Adwaita Mono" w:hAnsi="Adwaita Mono" w:eastAsia="ＭＳ 明朝" w:cs=""/>
                 <w:kern w:val="0"/>
-                <w:szCs w:val="22"/>
+                <w:sz w:val="24"/>
+                <w:szCs w:val="24"/>
                 <w:lang w:val="en-US" w:eastAsia="en-US" w:bidi="ar-SA"/>
               </w:rPr>
             </w:pPr>
             <w:r>
               <w:rPr>
-                <w:rFonts w:eastAsia="ＭＳ 明朝" w:cs=""/>
+                <w:rFonts w:eastAsia="ＭＳ 明朝" w:cs="" w:ascii="Adwaita Mono" w:hAnsi="Adwaita Mono"/>
                 <w:b/>
                 <w:color w:val="FFFFFF"/>
                 <w:kern w:val="0"/>
-                <w:sz w:val="18"/>
-                <w:szCs w:val="22"/>
+                <w:sz w:val="24"/>
+                <w:szCs w:val="24"/>
                 <w:lang w:val="en-US" w:eastAsia="en-US" w:bidi="ar-SA"/>
               </w:rPr>
               <w:t>Evidencia principal</w:t>
@@ -618,19 +820,20 @@
               <w:spacing w:before="0" w:after="120"/>
               <w:jc w:val="start"/>
               <w:rPr>
-                <w:rFonts w:eastAsia="ＭＳ 明朝" w:cs=""/>
+                <w:rFonts w:ascii="Adwaita Mono" w:hAnsi="Adwaita Mono" w:eastAsia="ＭＳ 明朝" w:cs=""/>
                 <w:kern w:val="0"/>
-                <w:szCs w:val="22"/>
+                <w:sz w:val="24"/>
+                <w:szCs w:val="24"/>
                 <w:lang w:val="en-US" w:eastAsia="en-US" w:bidi="ar-SA"/>
               </w:rPr>
             </w:pPr>
             <w:r>
               <w:rPr>
-                <w:rFonts w:eastAsia="ＭＳ 明朝" w:cs=""/>
+                <w:rFonts w:eastAsia="ＭＳ 明朝" w:cs="" w:ascii="Adwaita Mono" w:hAnsi="Adwaita Mono"/>
                 <w:b/>
                 <w:kern w:val="0"/>
-                <w:sz w:val="18"/>
-                <w:szCs w:val="22"/>
+                <w:sz w:val="24"/>
+                <w:szCs w:val="24"/>
                 <w:lang w:val="en-US" w:eastAsia="en-US" w:bidi="ar-SA"/>
               </w:rPr>
               <w:t>SIA-1</w:t>
@@ -650,19 +853,20 @@
               <w:spacing w:before="0" w:after="120"/>
               <w:jc w:val="start"/>
               <w:rPr>
-                <w:rFonts w:eastAsia="ＭＳ 明朝" w:cs=""/>
+                <w:rFonts w:ascii="Adwaita Mono" w:hAnsi="Adwaita Mono" w:eastAsia="ＭＳ 明朝" w:cs=""/>
                 <w:kern w:val="0"/>
-                <w:szCs w:val="22"/>
+                <w:sz w:val="24"/>
+                <w:szCs w:val="24"/>
                 <w:lang w:val="en-US" w:eastAsia="en-US" w:bidi="ar-SA"/>
               </w:rPr>
             </w:pPr>
             <w:r>
               <w:rPr>
-                <w:rFonts w:eastAsia="ＭＳ 明朝" w:cs=""/>
+                <w:rFonts w:eastAsia="ＭＳ 明朝" w:cs="" w:ascii="Adwaita Mono" w:hAnsi="Adwaita Mono"/>
                 <w:b w:val="false"/>
                 <w:kern w:val="0"/>
-                <w:sz w:val="18"/>
-                <w:szCs w:val="22"/>
+                <w:sz w:val="24"/>
+                <w:szCs w:val="24"/>
                 <w:lang w:val="en-US" w:eastAsia="en-US" w:bidi="ar-SA"/>
               </w:rPr>
               <w:t>Cumplido</w:t>
@@ -682,19 +886,20 @@
               <w:spacing w:before="0" w:after="120"/>
               <w:jc w:val="start"/>
               <w:rPr>
-                <w:rFonts w:eastAsia="ＭＳ 明朝" w:cs=""/>
+                <w:rFonts w:ascii="Adwaita Mono" w:hAnsi="Adwaita Mono" w:eastAsia="ＭＳ 明朝" w:cs=""/>
                 <w:kern w:val="0"/>
-                <w:szCs w:val="22"/>
+                <w:sz w:val="24"/>
+                <w:szCs w:val="24"/>
                 <w:lang w:val="en-US" w:eastAsia="en-US" w:bidi="ar-SA"/>
               </w:rPr>
             </w:pPr>
             <w:r>
               <w:rPr>
-                <w:rFonts w:eastAsia="ＭＳ 明朝" w:cs=""/>
+                <w:rFonts w:eastAsia="ＭＳ 明朝" w:cs="" w:ascii="Adwaita Mono" w:hAnsi="Adwaita Mono"/>
                 <w:b w:val="false"/>
                 <w:kern w:val="0"/>
-                <w:sz w:val="18"/>
-                <w:szCs w:val="22"/>
+                <w:sz w:val="24"/>
+                <w:szCs w:val="24"/>
                 <w:lang w:val="en-US" w:eastAsia="en-US" w:bidi="ar-SA"/>
               </w:rPr>
               <w:t>Socio, Actividad, Reserva, SistemaClub</w:t>
@@ -717,19 +922,20 @@
               <w:spacing w:before="0" w:after="120"/>
               <w:jc w:val="start"/>
               <w:rPr>
-                <w:rFonts w:eastAsia="ＭＳ 明朝" w:cs=""/>
+                <w:rFonts w:ascii="Adwaita Mono" w:hAnsi="Adwaita Mono" w:eastAsia="ＭＳ 明朝" w:cs=""/>
                 <w:kern w:val="0"/>
-                <w:szCs w:val="22"/>
+                <w:sz w:val="24"/>
+                <w:szCs w:val="24"/>
                 <w:lang w:val="en-US" w:eastAsia="en-US" w:bidi="ar-SA"/>
               </w:rPr>
             </w:pPr>
             <w:r>
               <w:rPr>
-                <w:rFonts w:eastAsia="ＭＳ 明朝" w:cs=""/>
+                <w:rFonts w:eastAsia="ＭＳ 明朝" w:cs="" w:ascii="Adwaita Mono" w:hAnsi="Adwaita Mono"/>
                 <w:b/>
                 <w:kern w:val="0"/>
-                <w:sz w:val="18"/>
-                <w:szCs w:val="22"/>
+                <w:sz w:val="24"/>
+                <w:szCs w:val="24"/>
                 <w:lang w:val="en-US" w:eastAsia="en-US" w:bidi="ar-SA"/>
               </w:rPr>
               <w:t>SIA-2</w:t>
@@ -749,19 +955,20 @@
               <w:spacing w:before="0" w:after="120"/>
               <w:jc w:val="start"/>
               <w:rPr>
-                <w:rFonts w:eastAsia="ＭＳ 明朝" w:cs=""/>
+                <w:rFonts w:ascii="Adwaita Mono" w:hAnsi="Adwaita Mono" w:eastAsia="ＭＳ 明朝" w:cs=""/>
                 <w:kern w:val="0"/>
-                <w:szCs w:val="22"/>
+                <w:sz w:val="24"/>
+                <w:szCs w:val="24"/>
                 <w:lang w:val="en-US" w:eastAsia="en-US" w:bidi="ar-SA"/>
               </w:rPr>
             </w:pPr>
             <w:r>
               <w:rPr>
-                <w:rFonts w:eastAsia="ＭＳ 明朝" w:cs=""/>
+                <w:rFonts w:eastAsia="ＭＳ 明朝" w:cs="" w:ascii="Adwaita Mono" w:hAnsi="Adwaita Mono"/>
                 <w:b w:val="false"/>
                 <w:kern w:val="0"/>
-                <w:sz w:val="18"/>
-                <w:szCs w:val="22"/>
+                <w:sz w:val="24"/>
+                <w:szCs w:val="24"/>
                 <w:lang w:val="en-US" w:eastAsia="en-US" w:bidi="ar-SA"/>
               </w:rPr>
               <w:t>Cumplido</w:t>
@@ -781,19 +988,20 @@
               <w:spacing w:before="0" w:after="120"/>
               <w:jc w:val="start"/>
               <w:rPr>
-                <w:rFonts w:eastAsia="ＭＳ 明朝" w:cs=""/>
+                <w:rFonts w:ascii="Adwaita Mono" w:hAnsi="Adwaita Mono" w:eastAsia="ＭＳ 明朝" w:cs=""/>
                 <w:kern w:val="0"/>
-                <w:szCs w:val="22"/>
+                <w:sz w:val="24"/>
+                <w:szCs w:val="24"/>
                 <w:lang w:val="en-US" w:eastAsia="en-US" w:bidi="ar-SA"/>
               </w:rPr>
             </w:pPr>
             <w:r>
               <w:rPr>
-                <w:rFonts w:eastAsia="ＭＳ 明朝" w:cs=""/>
+                <w:rFonts w:eastAsia="ＭＳ 明朝" w:cs="" w:ascii="Adwaita Mono" w:hAnsi="Adwaita Mono"/>
                 <w:b w:val="false"/>
                 <w:kern w:val="0"/>
-                <w:sz w:val="18"/>
-                <w:szCs w:val="22"/>
+                <w:sz w:val="24"/>
+                <w:szCs w:val="24"/>
                 <w:lang w:val="en-US" w:eastAsia="en-US" w:bidi="ar-SA"/>
               </w:rPr>
               <w:t>UML + clases del dominio</w:t>
@@ -816,19 +1024,20 @@
               <w:spacing w:before="0" w:after="120"/>
               <w:jc w:val="start"/>
               <w:rPr>
-                <w:rFonts w:eastAsia="ＭＳ 明朝" w:cs=""/>
+                <w:rFonts w:ascii="Adwaita Mono" w:hAnsi="Adwaita Mono" w:eastAsia="ＭＳ 明朝" w:cs=""/>
                 <w:kern w:val="0"/>
-                <w:szCs w:val="22"/>
+                <w:sz w:val="24"/>
+                <w:szCs w:val="24"/>
                 <w:lang w:val="en-US" w:eastAsia="en-US" w:bidi="ar-SA"/>
               </w:rPr>
             </w:pPr>
             <w:r>
               <w:rPr>
-                <w:rFonts w:eastAsia="ＭＳ 明朝" w:cs=""/>
+                <w:rFonts w:eastAsia="ＭＳ 明朝" w:cs="" w:ascii="Adwaita Mono" w:hAnsi="Adwaita Mono"/>
                 <w:b/>
                 <w:kern w:val="0"/>
-                <w:sz w:val="18"/>
-                <w:szCs w:val="22"/>
+                <w:sz w:val="24"/>
+                <w:szCs w:val="24"/>
                 <w:lang w:val="en-US" w:eastAsia="en-US" w:bidi="ar-SA"/>
               </w:rPr>
               <w:t>SIA-3</w:t>
@@ -848,19 +1057,20 @@
               <w:spacing w:before="0" w:after="120"/>
               <w:jc w:val="start"/>
               <w:rPr>
-                <w:rFonts w:eastAsia="ＭＳ 明朝" w:cs=""/>
+                <w:rFonts w:ascii="Adwaita Mono" w:hAnsi="Adwaita Mono" w:eastAsia="ＭＳ 明朝" w:cs=""/>
                 <w:kern w:val="0"/>
-                <w:szCs w:val="22"/>
+                <w:sz w:val="24"/>
+                <w:szCs w:val="24"/>
                 <w:lang w:val="en-US" w:eastAsia="en-US" w:bidi="ar-SA"/>
               </w:rPr>
             </w:pPr>
             <w:r>
               <w:rPr>
-                <w:rFonts w:eastAsia="ＭＳ 明朝" w:cs=""/>
+                <w:rFonts w:eastAsia="ＭＳ 明朝" w:cs="" w:ascii="Adwaita Mono" w:hAnsi="Adwaita Mono"/>
                 <w:b w:val="false"/>
                 <w:kern w:val="0"/>
-                <w:sz w:val="18"/>
-                <w:szCs w:val="22"/>
+                <w:sz w:val="24"/>
+                <w:szCs w:val="24"/>
                 <w:lang w:val="en-US" w:eastAsia="en-US" w:bidi="ar-SA"/>
               </w:rPr>
               <w:t>Cumplido</w:t>
@@ -880,19 +1090,20 @@
               <w:spacing w:before="0" w:after="120"/>
               <w:jc w:val="start"/>
               <w:rPr>
-                <w:rFonts w:eastAsia="ＭＳ 明朝" w:cs=""/>
+                <w:rFonts w:ascii="Adwaita Mono" w:hAnsi="Adwaita Mono" w:eastAsia="ＭＳ 明朝" w:cs=""/>
                 <w:kern w:val="0"/>
-                <w:szCs w:val="22"/>
+                <w:sz w:val="24"/>
+                <w:szCs w:val="24"/>
                 <w:lang w:val="en-US" w:eastAsia="en-US" w:bidi="ar-SA"/>
               </w:rPr>
             </w:pPr>
             <w:r>
               <w:rPr>
-                <w:rFonts w:eastAsia="ＭＳ 明朝" w:cs=""/>
+                <w:rFonts w:eastAsia="ＭＳ 明朝" w:cs="" w:ascii="Adwaita Mono" w:hAnsi="Adwaita Mono"/>
                 <w:b w:val="false"/>
                 <w:kern w:val="0"/>
-                <w:sz w:val="18"/>
-                <w:szCs w:val="22"/>
+                <w:sz w:val="24"/>
+                <w:szCs w:val="24"/>
                 <w:lang w:val="en-US" w:eastAsia="en-US" w:bidi="ar-SA"/>
               </w:rPr>
               <w:t>Encapsulamiento, modularización, datos iniciales, Javadoc</w:t>
@@ -915,19 +1126,20 @@
               <w:spacing w:before="0" w:after="120"/>
               <w:jc w:val="start"/>
               <w:rPr>
-                <w:rFonts w:eastAsia="ＭＳ 明朝" w:cs=""/>
+                <w:rFonts w:ascii="Adwaita Mono" w:hAnsi="Adwaita Mono" w:eastAsia="ＭＳ 明朝" w:cs=""/>
                 <w:kern w:val="0"/>
-                <w:szCs w:val="22"/>
+                <w:sz w:val="24"/>
+                <w:szCs w:val="24"/>
                 <w:lang w:val="en-US" w:eastAsia="en-US" w:bidi="ar-SA"/>
               </w:rPr>
             </w:pPr>
             <w:r>
               <w:rPr>
-                <w:rFonts w:eastAsia="ＭＳ 明朝" w:cs=""/>
+                <w:rFonts w:eastAsia="ＭＳ 明朝" w:cs="" w:ascii="Adwaita Mono" w:hAnsi="Adwaita Mono"/>
                 <w:b/>
                 <w:kern w:val="0"/>
-                <w:sz w:val="18"/>
-                <w:szCs w:val="22"/>
+                <w:sz w:val="24"/>
+                <w:szCs w:val="24"/>
                 <w:lang w:val="en-US" w:eastAsia="en-US" w:bidi="ar-SA"/>
               </w:rPr>
               <w:t>SIA-4</w:t>
@@ -947,19 +1159,20 @@
               <w:spacing w:before="0" w:after="120"/>
               <w:jc w:val="start"/>
               <w:rPr>
-                <w:rFonts w:eastAsia="ＭＳ 明朝" w:cs=""/>
+                <w:rFonts w:ascii="Adwaita Mono" w:hAnsi="Adwaita Mono" w:eastAsia="ＭＳ 明朝" w:cs=""/>
                 <w:kern w:val="0"/>
-                <w:szCs w:val="22"/>
+                <w:sz w:val="24"/>
+                <w:szCs w:val="24"/>
                 <w:lang w:val="en-US" w:eastAsia="en-US" w:bidi="ar-SA"/>
               </w:rPr>
             </w:pPr>
             <w:r>
               <w:rPr>
-                <w:rFonts w:eastAsia="ＭＳ 明朝" w:cs=""/>
+                <w:rFonts w:eastAsia="ＭＳ 明朝" w:cs="" w:ascii="Adwaita Mono" w:hAnsi="Adwaita Mono"/>
                 <w:b w:val="false"/>
                 <w:kern w:val="0"/>
-                <w:sz w:val="18"/>
-                <w:szCs w:val="22"/>
+                <w:sz w:val="24"/>
+                <w:szCs w:val="24"/>
                 <w:lang w:val="en-US" w:eastAsia="en-US" w:bidi="ar-SA"/>
               </w:rPr>
               <w:t>Cumplido</w:t>
@@ -979,19 +1192,20 @@
               <w:spacing w:before="0" w:after="120"/>
               <w:jc w:val="start"/>
               <w:rPr>
-                <w:rFonts w:eastAsia="ＭＳ 明朝" w:cs=""/>
+                <w:rFonts w:ascii="Adwaita Mono" w:hAnsi="Adwaita Mono" w:eastAsia="ＭＳ 明朝" w:cs=""/>
                 <w:kern w:val="0"/>
-                <w:szCs w:val="22"/>
+                <w:sz w:val="24"/>
+                <w:szCs w:val="24"/>
                 <w:lang w:val="en-US" w:eastAsia="en-US" w:bidi="ar-SA"/>
               </w:rPr>
             </w:pPr>
             <w:r>
               <w:rPr>
-                <w:rFonts w:eastAsia="ＭＳ 明朝" w:cs=""/>
+                <w:rFonts w:eastAsia="ＭＳ 明朝" w:cs="" w:ascii="Adwaita Mono" w:hAnsi="Adwaita Mono"/>
                 <w:b w:val="false"/>
                 <w:kern w:val="0"/>
-                <w:sz w:val="18"/>
-                <w:szCs w:val="22"/>
+                <w:sz w:val="24"/>
+                <w:szCs w:val="24"/>
                 <w:lang w:val="en-US" w:eastAsia="en-US" w:bidi="ar-SA"/>
               </w:rPr>
               <w:t>HashMap + ArrayList + colección anidada</w:t>
@@ -1014,19 +1228,20 @@
               <w:spacing w:before="0" w:after="120"/>
               <w:jc w:val="start"/>
               <w:rPr>
-                <w:rFonts w:eastAsia="ＭＳ 明朝" w:cs=""/>
+                <w:rFonts w:ascii="Adwaita Mono" w:hAnsi="Adwaita Mono" w:eastAsia="ＭＳ 明朝" w:cs=""/>
                 <w:kern w:val="0"/>
-                <w:szCs w:val="22"/>
+                <w:sz w:val="24"/>
+                <w:szCs w:val="24"/>
                 <w:lang w:val="en-US" w:eastAsia="en-US" w:bidi="ar-SA"/>
               </w:rPr>
             </w:pPr>
             <w:r>
               <w:rPr>
-                <w:rFonts w:eastAsia="ＭＳ 明朝" w:cs=""/>
+                <w:rFonts w:eastAsia="ＭＳ 明朝" w:cs="" w:ascii="Adwaita Mono" w:hAnsi="Adwaita Mono"/>
                 <w:b/>
                 <w:kern w:val="0"/>
-                <w:sz w:val="18"/>
-                <w:szCs w:val="22"/>
+                <w:sz w:val="24"/>
+                <w:szCs w:val="24"/>
                 <w:lang w:val="en-US" w:eastAsia="en-US" w:bidi="ar-SA"/>
               </w:rPr>
               <w:t>SIA-5</w:t>
@@ -1046,19 +1261,20 @@
               <w:spacing w:before="0" w:after="120"/>
               <w:jc w:val="start"/>
               <w:rPr>
-                <w:rFonts w:eastAsia="ＭＳ 明朝" w:cs=""/>
+                <w:rFonts w:ascii="Adwaita Mono" w:hAnsi="Adwaita Mono" w:eastAsia="ＭＳ 明朝" w:cs=""/>
                 <w:kern w:val="0"/>
-                <w:szCs w:val="22"/>
+                <w:sz w:val="24"/>
+                <w:szCs w:val="24"/>
                 <w:lang w:val="en-US" w:eastAsia="en-US" w:bidi="ar-SA"/>
               </w:rPr>
             </w:pPr>
             <w:r>
               <w:rPr>
-                <w:rFonts w:eastAsia="ＭＳ 明朝" w:cs=""/>
+                <w:rFonts w:eastAsia="ＭＳ 明朝" w:cs="" w:ascii="Adwaita Mono" w:hAnsi="Adwaita Mono"/>
                 <w:b w:val="false"/>
                 <w:kern w:val="0"/>
-                <w:sz w:val="18"/>
-                <w:szCs w:val="22"/>
+                <w:sz w:val="24"/>
+                <w:szCs w:val="24"/>
                 <w:lang w:val="en-US" w:eastAsia="en-US" w:bidi="ar-SA"/>
               </w:rPr>
               <w:t>Cumplido</w:t>
@@ -1078,19 +1294,20 @@
               <w:spacing w:before="0" w:after="120"/>
               <w:jc w:val="start"/>
               <w:rPr>
-                <w:rFonts w:eastAsia="ＭＳ 明朝" w:cs=""/>
+                <w:rFonts w:ascii="Adwaita Mono" w:hAnsi="Adwaita Mono" w:eastAsia="ＭＳ 明朝" w:cs=""/>
                 <w:kern w:val="0"/>
-                <w:szCs w:val="22"/>
+                <w:sz w:val="24"/>
+                <w:szCs w:val="24"/>
                 <w:lang w:val="en-US" w:eastAsia="en-US" w:bidi="ar-SA"/>
               </w:rPr>
             </w:pPr>
             <w:r>
               <w:rPr>
-                <w:rFonts w:eastAsia="ＭＳ 明朝" w:cs=""/>
+                <w:rFonts w:eastAsia="ＭＳ 明朝" w:cs="" w:ascii="Adwaita Mono" w:hAnsi="Adwaita Mono"/>
                 <w:b w:val="false"/>
                 <w:kern w:val="0"/>
-                <w:sz w:val="18"/>
-                <w:szCs w:val="22"/>
+                <w:sz w:val="24"/>
+                <w:szCs w:val="24"/>
                 <w:lang w:val="en-US" w:eastAsia="en-US" w:bidi="ar-SA"/>
               </w:rPr>
               <w:t>Sobrecarga en SistemaClub y Socio</w:t>
@@ -1113,19 +1330,20 @@
               <w:spacing w:before="0" w:after="120"/>
               <w:jc w:val="start"/>
               <w:rPr>
-                <w:rFonts w:eastAsia="ＭＳ 明朝" w:cs=""/>
+                <w:rFonts w:ascii="Adwaita Mono" w:hAnsi="Adwaita Mono" w:eastAsia="ＭＳ 明朝" w:cs=""/>
                 <w:kern w:val="0"/>
-                <w:szCs w:val="22"/>
+                <w:sz w:val="24"/>
+                <w:szCs w:val="24"/>
                 <w:lang w:val="en-US" w:eastAsia="en-US" w:bidi="ar-SA"/>
               </w:rPr>
             </w:pPr>
             <w:r>
               <w:rPr>
-                <w:rFonts w:eastAsia="ＭＳ 明朝" w:cs=""/>
+                <w:rFonts w:eastAsia="ＭＳ 明朝" w:cs="" w:ascii="Adwaita Mono" w:hAnsi="Adwaita Mono"/>
                 <w:b/>
                 <w:kern w:val="0"/>
-                <w:sz w:val="18"/>
-                <w:szCs w:val="22"/>
+                <w:sz w:val="24"/>
+                <w:szCs w:val="24"/>
                 <w:lang w:val="en-US" w:eastAsia="en-US" w:bidi="ar-SA"/>
               </w:rPr>
               <w:t>SIA-6</w:t>
@@ -1145,19 +1363,20 @@
               <w:spacing w:before="0" w:after="120"/>
               <w:jc w:val="start"/>
               <w:rPr>
-                <w:rFonts w:eastAsia="ＭＳ 明朝" w:cs=""/>
+                <w:rFonts w:ascii="Adwaita Mono" w:hAnsi="Adwaita Mono" w:eastAsia="ＭＳ 明朝" w:cs=""/>
                 <w:kern w:val="0"/>
-                <w:szCs w:val="22"/>
+                <w:sz w:val="24"/>
+                <w:szCs w:val="24"/>
                 <w:lang w:val="en-US" w:eastAsia="en-US" w:bidi="ar-SA"/>
               </w:rPr>
             </w:pPr>
             <w:r>
               <w:rPr>
-                <w:rFonts w:eastAsia="ＭＳ 明朝" w:cs=""/>
+                <w:rFonts w:eastAsia="ＭＳ 明朝" w:cs="" w:ascii="Adwaita Mono" w:hAnsi="Adwaita Mono"/>
                 <w:b w:val="false"/>
                 <w:kern w:val="0"/>
-                <w:sz w:val="18"/>
-                <w:szCs w:val="22"/>
+                <w:sz w:val="24"/>
+                <w:szCs w:val="24"/>
                 <w:lang w:val="en-US" w:eastAsia="en-US" w:bidi="ar-SA"/>
               </w:rPr>
               <w:t>Cumplido</w:t>
@@ -1177,19 +1396,20 @@
               <w:spacing w:before="0" w:after="120"/>
               <w:jc w:val="start"/>
               <w:rPr>
-                <w:rFonts w:eastAsia="ＭＳ 明朝" w:cs=""/>
+                <w:rFonts w:ascii="Adwaita Mono" w:hAnsi="Adwaita Mono" w:eastAsia="ＭＳ 明朝" w:cs=""/>
                 <w:kern w:val="0"/>
-                <w:szCs w:val="22"/>
+                <w:sz w:val="24"/>
+                <w:szCs w:val="24"/>
                 <w:lang w:val="en-US" w:eastAsia="en-US" w:bidi="ar-SA"/>
               </w:rPr>
             </w:pPr>
             <w:r>
               <w:rPr>
-                <w:rFonts w:eastAsia="ＭＳ 明朝" w:cs=""/>
+                <w:rFonts w:eastAsia="ＭＳ 明朝" w:cs="" w:ascii="Adwaita Mono" w:hAnsi="Adwaita Mono"/>
                 <w:b w:val="false"/>
                 <w:kern w:val="0"/>
-                <w:sz w:val="18"/>
-                <w:szCs w:val="22"/>
+                <w:sz w:val="24"/>
+                <w:szCs w:val="24"/>
                 <w:lang w:val="en-US" w:eastAsia="en-US" w:bidi="ar-SA"/>
               </w:rPr>
               <w:t>Sobrescritura en subclases de Actividad</w:t>
@@ -1212,19 +1432,20 @@
               <w:spacing w:before="0" w:after="120"/>
               <w:jc w:val="start"/>
               <w:rPr>
-                <w:rFonts w:eastAsia="ＭＳ 明朝" w:cs=""/>
+                <w:rFonts w:ascii="Adwaita Mono" w:hAnsi="Adwaita Mono" w:eastAsia="ＭＳ 明朝" w:cs=""/>
                 <w:kern w:val="0"/>
-                <w:szCs w:val="22"/>
+                <w:sz w:val="24"/>
+                <w:szCs w:val="24"/>
                 <w:lang w:val="en-US" w:eastAsia="en-US" w:bidi="ar-SA"/>
               </w:rPr>
             </w:pPr>
             <w:r>
               <w:rPr>
-                <w:rFonts w:eastAsia="ＭＳ 明朝" w:cs=""/>
+                <w:rFonts w:eastAsia="ＭＳ 明朝" w:cs="" w:ascii="Adwaita Mono" w:hAnsi="Adwaita Mono"/>
                 <w:b/>
                 <w:kern w:val="0"/>
-                <w:sz w:val="18"/>
-                <w:szCs w:val="22"/>
+                <w:sz w:val="24"/>
+                <w:szCs w:val="24"/>
                 <w:lang w:val="en-US" w:eastAsia="en-US" w:bidi="ar-SA"/>
               </w:rPr>
               <w:t>SIA-7</w:t>
@@ -1244,19 +1465,20 @@
               <w:spacing w:before="0" w:after="120"/>
               <w:jc w:val="start"/>
               <w:rPr>
-                <w:rFonts w:eastAsia="ＭＳ 明朝" w:cs=""/>
+                <w:rFonts w:ascii="Adwaita Mono" w:hAnsi="Adwaita Mono" w:eastAsia="ＭＳ 明朝" w:cs=""/>
                 <w:kern w:val="0"/>
-                <w:szCs w:val="22"/>
+                <w:sz w:val="24"/>
+                <w:szCs w:val="24"/>
                 <w:lang w:val="en-US" w:eastAsia="en-US" w:bidi="ar-SA"/>
               </w:rPr>
             </w:pPr>
             <w:r>
               <w:rPr>
-                <w:rFonts w:eastAsia="ＭＳ 明朝" w:cs=""/>
+                <w:rFonts w:eastAsia="ＭＳ 明朝" w:cs="" w:ascii="Adwaita Mono" w:hAnsi="Adwaita Mono"/>
                 <w:b w:val="false"/>
                 <w:kern w:val="0"/>
-                <w:sz w:val="18"/>
-                <w:szCs w:val="22"/>
+                <w:sz w:val="24"/>
+                <w:szCs w:val="24"/>
                 <w:lang w:val="en-US" w:eastAsia="en-US" w:bidi="ar-SA"/>
               </w:rPr>
               <w:t>Cumplido</w:t>
@@ -1276,19 +1498,20 @@
               <w:spacing w:before="0" w:after="120"/>
               <w:jc w:val="start"/>
               <w:rPr>
-                <w:rFonts w:eastAsia="ＭＳ 明朝" w:cs=""/>
+                <w:rFonts w:ascii="Adwaita Mono" w:hAnsi="Adwaita Mono" w:eastAsia="ＭＳ 明朝" w:cs=""/>
                 <w:kern w:val="0"/>
-                <w:szCs w:val="22"/>
+                <w:sz w:val="24"/>
+                <w:szCs w:val="24"/>
                 <w:lang w:val="en-US" w:eastAsia="en-US" w:bidi="ar-SA"/>
               </w:rPr>
             </w:pPr>
             <w:r>
               <w:rPr>
-                <w:rFonts w:eastAsia="ＭＳ 明朝" w:cs=""/>
+                <w:rFonts w:eastAsia="ＭＳ 明朝" w:cs="" w:ascii="Adwaita Mono" w:hAnsi="Adwaita Mono"/>
                 <w:b w:val="false"/>
                 <w:kern w:val="0"/>
-                <w:sz w:val="18"/>
-                <w:szCs w:val="22"/>
+                <w:sz w:val="24"/>
+                <w:szCs w:val="24"/>
                 <w:lang w:val="en-US" w:eastAsia="en-US" w:bidi="ar-SA"/>
               </w:rPr>
               <w:t>Inserción y listado en consola y GUI</w:t>
@@ -1311,19 +1534,20 @@
               <w:spacing w:before="0" w:after="120"/>
               <w:jc w:val="start"/>
               <w:rPr>
-                <w:rFonts w:eastAsia="ＭＳ 明朝" w:cs=""/>
+                <w:rFonts w:ascii="Adwaita Mono" w:hAnsi="Adwaita Mono" w:eastAsia="ＭＳ 明朝" w:cs=""/>
                 <w:kern w:val="0"/>
-                <w:szCs w:val="22"/>
+                <w:sz w:val="24"/>
+                <w:szCs w:val="24"/>
                 <w:lang w:val="en-US" w:eastAsia="en-US" w:bidi="ar-SA"/>
               </w:rPr>
             </w:pPr>
             <w:r>
               <w:rPr>
-                <w:rFonts w:eastAsia="ＭＳ 明朝" w:cs=""/>
+                <w:rFonts w:eastAsia="ＭＳ 明朝" w:cs="" w:ascii="Adwaita Mono" w:hAnsi="Adwaita Mono"/>
                 <w:b/>
                 <w:kern w:val="0"/>
-                <w:sz w:val="18"/>
-                <w:szCs w:val="22"/>
+                <w:sz w:val="24"/>
+                <w:szCs w:val="24"/>
                 <w:lang w:val="en-US" w:eastAsia="en-US" w:bidi="ar-SA"/>
               </w:rPr>
               <w:t>SIA-8</w:t>
@@ -1343,19 +1567,20 @@
               <w:spacing w:before="0" w:after="120"/>
               <w:jc w:val="start"/>
               <w:rPr>
-                <w:rFonts w:eastAsia="ＭＳ 明朝" w:cs=""/>
+                <w:rFonts w:ascii="Adwaita Mono" w:hAnsi="Adwaita Mono" w:eastAsia="ＭＳ 明朝" w:cs=""/>
                 <w:kern w:val="0"/>
-                <w:szCs w:val="22"/>
+                <w:sz w:val="24"/>
+                <w:szCs w:val="24"/>
                 <w:lang w:val="en-US" w:eastAsia="en-US" w:bidi="ar-SA"/>
               </w:rPr>
             </w:pPr>
             <w:r>
               <w:rPr>
-                <w:rFonts w:eastAsia="ＭＳ 明朝" w:cs=""/>
+                <w:rFonts w:eastAsia="ＭＳ 明朝" w:cs="" w:ascii="Adwaita Mono" w:hAnsi="Adwaita Mono"/>
                 <w:b w:val="false"/>
                 <w:kern w:val="0"/>
-                <w:sz w:val="18"/>
-                <w:szCs w:val="22"/>
+                <w:sz w:val="24"/>
+                <w:szCs w:val="24"/>
                 <w:lang w:val="en-US" w:eastAsia="en-US" w:bidi="ar-SA"/>
               </w:rPr>
               <w:t>Cumplido</w:t>
@@ -1375,19 +1600,20 @@
               <w:spacing w:before="0" w:after="120"/>
               <w:jc w:val="start"/>
               <w:rPr>
-                <w:rFonts w:eastAsia="ＭＳ 明朝" w:cs=""/>
+                <w:rFonts w:ascii="Adwaita Mono" w:hAnsi="Adwaita Mono" w:eastAsia="ＭＳ 明朝" w:cs=""/>
                 <w:kern w:val="0"/>
-                <w:szCs w:val="22"/>
+                <w:sz w:val="24"/>
+                <w:szCs w:val="24"/>
                 <w:lang w:val="en-US" w:eastAsia="en-US" w:bidi="ar-SA"/>
               </w:rPr>
             </w:pPr>
             <w:r>
               <w:rPr>
-                <w:rFonts w:eastAsia="ＭＳ 明朝" w:cs=""/>
+                <w:rFonts w:eastAsia="ＭＳ 明朝" w:cs="" w:ascii="Adwaita Mono" w:hAnsi="Adwaita Mono"/>
                 <w:b w:val="false"/>
                 <w:kern w:val="0"/>
-                <w:sz w:val="18"/>
-                <w:szCs w:val="22"/>
+                <w:sz w:val="24"/>
+                <w:szCs w:val="24"/>
                 <w:lang w:val="en-US" w:eastAsia="en-US" w:bidi="ar-SA"/>
               </w:rPr>
               <w:t>Búsqueda, modificación, baja lógica y reactivación</w:t>
@@ -1410,19 +1636,20 @@
               <w:spacing w:before="0" w:after="120"/>
               <w:jc w:val="start"/>
               <w:rPr>
-                <w:rFonts w:eastAsia="ＭＳ 明朝" w:cs=""/>
+                <w:rFonts w:ascii="Adwaita Mono" w:hAnsi="Adwaita Mono" w:eastAsia="ＭＳ 明朝" w:cs=""/>
                 <w:kern w:val="0"/>
-                <w:szCs w:val="22"/>
+                <w:sz w:val="24"/>
+                <w:szCs w:val="24"/>
                 <w:lang w:val="en-US" w:eastAsia="en-US" w:bidi="ar-SA"/>
               </w:rPr>
             </w:pPr>
             <w:r>
               <w:rPr>
-                <w:rFonts w:eastAsia="ＭＳ 明朝" w:cs=""/>
+                <w:rFonts w:eastAsia="ＭＳ 明朝" w:cs="" w:ascii="Adwaita Mono" w:hAnsi="Adwaita Mono"/>
                 <w:b/>
                 <w:kern w:val="0"/>
-                <w:sz w:val="18"/>
-                <w:szCs w:val="22"/>
+                <w:sz w:val="24"/>
+                <w:szCs w:val="24"/>
                 <w:lang w:val="en-US" w:eastAsia="en-US" w:bidi="ar-SA"/>
               </w:rPr>
               <w:t>SIA-9</w:t>
@@ -1442,19 +1669,20 @@
               <w:spacing w:before="0" w:after="120"/>
               <w:jc w:val="start"/>
               <w:rPr>
-                <w:rFonts w:eastAsia="ＭＳ 明朝" w:cs=""/>
+                <w:rFonts w:ascii="Adwaita Mono" w:hAnsi="Adwaita Mono" w:eastAsia="ＭＳ 明朝" w:cs=""/>
                 <w:kern w:val="0"/>
-                <w:szCs w:val="22"/>
+                <w:sz w:val="24"/>
+                <w:szCs w:val="24"/>
                 <w:lang w:val="en-US" w:eastAsia="en-US" w:bidi="ar-SA"/>
               </w:rPr>
             </w:pPr>
             <w:r>
               <w:rPr>
-                <w:rFonts w:eastAsia="ＭＳ 明朝" w:cs=""/>
+                <w:rFonts w:eastAsia="ＭＳ 明朝" w:cs="" w:ascii="Adwaita Mono" w:hAnsi="Adwaita Mono"/>
                 <w:b w:val="false"/>
                 <w:kern w:val="0"/>
-                <w:sz w:val="18"/>
-                <w:szCs w:val="22"/>
+                <w:sz w:val="24"/>
+                <w:szCs w:val="24"/>
                 <w:lang w:val="en-US" w:eastAsia="en-US" w:bidi="ar-SA"/>
               </w:rPr>
               <w:t>Cumplido</w:t>
@@ -1474,19 +1702,20 @@
               <w:spacing w:before="0" w:after="120"/>
               <w:jc w:val="start"/>
               <w:rPr>
-                <w:rFonts w:eastAsia="ＭＳ 明朝" w:cs=""/>
+                <w:rFonts w:ascii="Adwaita Mono" w:hAnsi="Adwaita Mono" w:eastAsia="ＭＳ 明朝" w:cs=""/>
                 <w:kern w:val="0"/>
-                <w:szCs w:val="22"/>
+                <w:sz w:val="24"/>
+                <w:szCs w:val="24"/>
                 <w:lang w:val="en-US" w:eastAsia="en-US" w:bidi="ar-SA"/>
               </w:rPr>
             </w:pPr>
             <w:r>
               <w:rPr>
-                <w:rFonts w:eastAsia="ＭＳ 明朝" w:cs=""/>
+                <w:rFonts w:eastAsia="ＭＳ 明朝" w:cs="" w:ascii="Adwaita Mono" w:hAnsi="Adwaita Mono"/>
                 <w:b w:val="false"/>
                 <w:kern w:val="0"/>
-                <w:sz w:val="18"/>
-                <w:szCs w:val="22"/>
+                <w:sz w:val="24"/>
+                <w:szCs w:val="24"/>
                 <w:lang w:val="en-US" w:eastAsia="en-US" w:bidi="ar-SA"/>
               </w:rPr>
               <w:t>Cobro mensual y reglas de reservas</w:t>
@@ -1509,19 +1738,20 @@
               <w:spacing w:before="0" w:after="120"/>
               <w:jc w:val="start"/>
               <w:rPr>
-                <w:rFonts w:eastAsia="ＭＳ 明朝" w:cs=""/>
+                <w:rFonts w:ascii="Adwaita Mono" w:hAnsi="Adwaita Mono" w:eastAsia="ＭＳ 明朝" w:cs=""/>
                 <w:kern w:val="0"/>
-                <w:szCs w:val="22"/>
+                <w:sz w:val="24"/>
+                <w:szCs w:val="24"/>
                 <w:lang w:val="en-US" w:eastAsia="en-US" w:bidi="ar-SA"/>
               </w:rPr>
             </w:pPr>
             <w:r>
               <w:rPr>
-                <w:rFonts w:eastAsia="ＭＳ 明朝" w:cs=""/>
+                <w:rFonts w:eastAsia="ＭＳ 明朝" w:cs="" w:ascii="Adwaita Mono" w:hAnsi="Adwaita Mono"/>
                 <w:b/>
                 <w:kern w:val="0"/>
-                <w:sz w:val="18"/>
-                <w:szCs w:val="22"/>
+                <w:sz w:val="24"/>
+                <w:szCs w:val="24"/>
                 <w:lang w:val="en-US" w:eastAsia="en-US" w:bidi="ar-SA"/>
               </w:rPr>
               <w:t>SIA-10</w:t>
@@ -1541,19 +1771,20 @@
               <w:spacing w:before="0" w:after="120"/>
               <w:jc w:val="start"/>
               <w:rPr>
-                <w:rFonts w:eastAsia="ＭＳ 明朝" w:cs=""/>
+                <w:rFonts w:ascii="Adwaita Mono" w:hAnsi="Adwaita Mono" w:eastAsia="ＭＳ 明朝" w:cs=""/>
                 <w:kern w:val="0"/>
-                <w:szCs w:val="22"/>
+                <w:sz w:val="24"/>
+                <w:szCs w:val="24"/>
                 <w:lang w:val="en-US" w:eastAsia="en-US" w:bidi="ar-SA"/>
               </w:rPr>
             </w:pPr>
             <w:r>
               <w:rPr>
-                <w:rFonts w:eastAsia="ＭＳ 明朝" w:cs=""/>
+                <w:rFonts w:eastAsia="ＭＳ 明朝" w:cs="" w:ascii="Adwaita Mono" w:hAnsi="Adwaita Mono"/>
                 <w:b w:val="false"/>
                 <w:kern w:val="0"/>
-                <w:sz w:val="18"/>
-                <w:szCs w:val="22"/>
+                <w:sz w:val="24"/>
+                <w:szCs w:val="24"/>
                 <w:lang w:val="en-US" w:eastAsia="en-US" w:bidi="ar-SA"/>
               </w:rPr>
               <w:t>Cumplido en código</w:t>
@@ -1573,19 +1804,20 @@
               <w:spacing w:before="0" w:after="120"/>
               <w:jc w:val="start"/>
               <w:rPr>
-                <w:rFonts w:eastAsia="ＭＳ 明朝" w:cs=""/>
+                <w:rFonts w:ascii="Adwaita Mono" w:hAnsi="Adwaita Mono" w:eastAsia="ＭＳ 明朝" w:cs=""/>
                 <w:kern w:val="0"/>
-                <w:szCs w:val="22"/>
+                <w:sz w:val="24"/>
+                <w:szCs w:val="24"/>
                 <w:lang w:val="en-US" w:eastAsia="en-US" w:bidi="ar-SA"/>
               </w:rPr>
             </w:pPr>
             <w:r>
               <w:rPr>
-                <w:rFonts w:eastAsia="ＭＳ 明朝" w:cs=""/>
+                <w:rFonts w:eastAsia="ＭＳ 明朝" w:cs="" w:ascii="Adwaita Mono" w:hAnsi="Adwaita Mono"/>
                 <w:b w:val="false"/>
                 <w:kern w:val="0"/>
-                <w:sz w:val="18"/>
-                <w:szCs w:val="22"/>
+                <w:sz w:val="24"/>
+                <w:szCs w:val="24"/>
                 <w:lang w:val="en-US" w:eastAsia="en-US" w:bidi="ar-SA"/>
               </w:rPr>
               <w:t>Main, MenuConsola, MenuVentana</w:t>
@@ -1608,19 +1840,20 @@
               <w:spacing w:before="0" w:after="120"/>
               <w:jc w:val="start"/>
               <w:rPr>
-                <w:rFonts w:eastAsia="ＭＳ 明朝" w:cs=""/>
+                <w:rFonts w:ascii="Adwaita Mono" w:hAnsi="Adwaita Mono" w:eastAsia="ＭＳ 明朝" w:cs=""/>
                 <w:kern w:val="0"/>
-                <w:szCs w:val="22"/>
+                <w:sz w:val="24"/>
+                <w:szCs w:val="24"/>
                 <w:lang w:val="en-US" w:eastAsia="en-US" w:bidi="ar-SA"/>
               </w:rPr>
             </w:pPr>
             <w:r>
               <w:rPr>
-                <w:rFonts w:eastAsia="ＭＳ 明朝" w:cs=""/>
+                <w:rFonts w:eastAsia="ＭＳ 明朝" w:cs="" w:ascii="Adwaita Mono" w:hAnsi="Adwaita Mono"/>
                 <w:b/>
                 <w:kern w:val="0"/>
-                <w:sz w:val="18"/>
-                <w:szCs w:val="22"/>
+                <w:sz w:val="24"/>
+                <w:szCs w:val="24"/>
                 <w:lang w:val="en-US" w:eastAsia="en-US" w:bidi="ar-SA"/>
               </w:rPr>
               <w:t>SIA-11</w:t>
@@ -1640,19 +1873,20 @@
               <w:spacing w:before="0" w:after="120"/>
               <w:jc w:val="start"/>
               <w:rPr>
-                <w:rFonts w:eastAsia="ＭＳ 明朝" w:cs=""/>
+                <w:rFonts w:ascii="Adwaita Mono" w:hAnsi="Adwaita Mono" w:eastAsia="ＭＳ 明朝" w:cs=""/>
                 <w:kern w:val="0"/>
-                <w:szCs w:val="22"/>
+                <w:sz w:val="24"/>
+                <w:szCs w:val="24"/>
                 <w:lang w:val="en-US" w:eastAsia="en-US" w:bidi="ar-SA"/>
               </w:rPr>
             </w:pPr>
             <w:r>
               <w:rPr>
-                <w:rFonts w:eastAsia="ＭＳ 明朝" w:cs=""/>
+                <w:rFonts w:eastAsia="ＭＳ 明朝" w:cs="" w:ascii="Adwaita Mono" w:hAnsi="Adwaita Mono"/>
                 <w:b w:val="false"/>
                 <w:kern w:val="0"/>
-                <w:sz w:val="18"/>
-                <w:szCs w:val="22"/>
+                <w:sz w:val="24"/>
+                <w:szCs w:val="24"/>
                 <w:lang w:val="en-US" w:eastAsia="en-US" w:bidi="ar-SA"/>
               </w:rPr>
               <w:t>Cumplido</w:t>
@@ -1672,19 +1906,20 @@
               <w:spacing w:before="0" w:after="120"/>
               <w:jc w:val="start"/>
               <w:rPr>
-                <w:rFonts w:eastAsia="ＭＳ 明朝" w:cs=""/>
+                <w:rFonts w:ascii="Adwaita Mono" w:hAnsi="Adwaita Mono" w:eastAsia="ＭＳ 明朝" w:cs=""/>
                 <w:kern w:val="0"/>
-                <w:szCs w:val="22"/>
+                <w:sz w:val="24"/>
+                <w:szCs w:val="24"/>
                 <w:lang w:val="en-US" w:eastAsia="en-US" w:bidi="ar-SA"/>
               </w:rPr>
             </w:pPr>
             <w:r>
               <w:rPr>
-                <w:rFonts w:eastAsia="ＭＳ 明朝" w:cs=""/>
+                <w:rFonts w:eastAsia="ＭＳ 明朝" w:cs="" w:ascii="Adwaita Mono" w:hAnsi="Adwaita Mono"/>
                 <w:b w:val="false"/>
                 <w:kern w:val="0"/>
-                <w:sz w:val="18"/>
-                <w:szCs w:val="22"/>
+                <w:sz w:val="24"/>
+                <w:szCs w:val="24"/>
                 <w:lang w:val="en-US" w:eastAsia="en-US" w:bidi="ar-SA"/>
               </w:rPr>
               <w:t>SQLite + JDBC + carga/guardado batch</w:t>
@@ -1707,19 +1942,20 @@
               <w:spacing w:before="0" w:after="120"/>
               <w:jc w:val="start"/>
               <w:rPr>
-                <w:rFonts w:eastAsia="ＭＳ 明朝" w:cs=""/>
+                <w:rFonts w:ascii="Adwaita Mono" w:hAnsi="Adwaita Mono" w:eastAsia="ＭＳ 明朝" w:cs=""/>
                 <w:kern w:val="0"/>
-                <w:szCs w:val="22"/>
+                <w:sz w:val="24"/>
+                <w:szCs w:val="24"/>
                 <w:lang w:val="en-US" w:eastAsia="en-US" w:bidi="ar-SA"/>
               </w:rPr>
             </w:pPr>
             <w:r>
               <w:rPr>
-                <w:rFonts w:eastAsia="ＭＳ 明朝" w:cs=""/>
+                <w:rFonts w:eastAsia="ＭＳ 明朝" w:cs="" w:ascii="Adwaita Mono" w:hAnsi="Adwaita Mono"/>
                 <w:b/>
                 <w:kern w:val="0"/>
-                <w:sz w:val="18"/>
-                <w:szCs w:val="22"/>
+                <w:sz w:val="24"/>
+                <w:szCs w:val="24"/>
                 <w:lang w:val="en-US" w:eastAsia="en-US" w:bidi="ar-SA"/>
               </w:rPr>
               <w:t>SIA-12</w:t>
@@ -1739,19 +1975,20 @@
               <w:spacing w:before="0" w:after="120"/>
               <w:jc w:val="start"/>
               <w:rPr>
-                <w:rFonts w:eastAsia="ＭＳ 明朝" w:cs=""/>
+                <w:rFonts w:ascii="Adwaita Mono" w:hAnsi="Adwaita Mono" w:eastAsia="ＭＳ 明朝" w:cs=""/>
                 <w:kern w:val="0"/>
-                <w:szCs w:val="22"/>
+                <w:sz w:val="24"/>
+                <w:szCs w:val="24"/>
                 <w:lang w:val="en-US" w:eastAsia="en-US" w:bidi="ar-SA"/>
               </w:rPr>
             </w:pPr>
             <w:r>
               <w:rPr>
-                <w:rFonts w:eastAsia="ＭＳ 明朝" w:cs=""/>
+                <w:rFonts w:eastAsia="ＭＳ 明朝" w:cs="" w:ascii="Adwaita Mono" w:hAnsi="Adwaita Mono"/>
                 <w:b w:val="false"/>
                 <w:kern w:val="0"/>
-                <w:sz w:val="18"/>
-                <w:szCs w:val="22"/>
+                <w:sz w:val="24"/>
+                <w:szCs w:val="24"/>
                 <w:lang w:val="en-US" w:eastAsia="en-US" w:bidi="ar-SA"/>
               </w:rPr>
               <w:t>Cumplido</w:t>
@@ -1771,19 +2008,20 @@
               <w:spacing w:before="0" w:after="120"/>
               <w:jc w:val="start"/>
               <w:rPr>
-                <w:rFonts w:eastAsia="ＭＳ 明朝" w:cs=""/>
+                <w:rFonts w:ascii="Adwaita Mono" w:hAnsi="Adwaita Mono" w:eastAsia="ＭＳ 明朝" w:cs=""/>
                 <w:kern w:val="0"/>
-                <w:szCs w:val="22"/>
+                <w:sz w:val="24"/>
+                <w:szCs w:val="24"/>
                 <w:lang w:val="en-US" w:eastAsia="en-US" w:bidi="ar-SA"/>
               </w:rPr>
             </w:pPr>
             <w:r>
               <w:rPr>
-                <w:rFonts w:eastAsia="ＭＳ 明朝" w:cs=""/>
+                <w:rFonts w:eastAsia="ＭＳ 明朝" w:cs="" w:ascii="Adwaita Mono" w:hAnsi="Adwaita Mono"/>
                 <w:b w:val="false"/>
                 <w:kern w:val="0"/>
-                <w:sz w:val="18"/>
-                <w:szCs w:val="22"/>
+                <w:sz w:val="24"/>
+                <w:szCs w:val="24"/>
                 <w:lang w:val="en-US" w:eastAsia="en-US" w:bidi="ar-SA"/>
               </w:rPr>
               <w:t>4 excepciones propias + try-catch</w:t>
@@ -1806,19 +2044,20 @@
               <w:spacing w:before="0" w:after="120"/>
               <w:jc w:val="start"/>
               <w:rPr>
-                <w:rFonts w:eastAsia="ＭＳ 明朝" w:cs=""/>
+                <w:rFonts w:ascii="Adwaita Mono" w:hAnsi="Adwaita Mono" w:eastAsia="ＭＳ 明朝" w:cs=""/>
                 <w:kern w:val="0"/>
-                <w:szCs w:val="22"/>
+                <w:sz w:val="24"/>
+                <w:szCs w:val="24"/>
                 <w:lang w:val="en-US" w:eastAsia="en-US" w:bidi="ar-SA"/>
               </w:rPr>
             </w:pPr>
             <w:r>
               <w:rPr>
-                <w:rFonts w:eastAsia="ＭＳ 明朝" w:cs=""/>
+                <w:rFonts w:eastAsia="ＭＳ 明朝" w:cs="" w:ascii="Adwaita Mono" w:hAnsi="Adwaita Mono"/>
                 <w:b/>
                 <w:kern w:val="0"/>
-                <w:sz w:val="18"/>
-                <w:szCs w:val="22"/>
+                <w:sz w:val="24"/>
+                <w:szCs w:val="24"/>
                 <w:lang w:val="en-US" w:eastAsia="en-US" w:bidi="ar-SA"/>
               </w:rPr>
               <w:t>SIA-13</w:t>
@@ -1838,19 +2077,20 @@
               <w:spacing w:before="0" w:after="120"/>
               <w:jc w:val="start"/>
               <w:rPr>
-                <w:rFonts w:eastAsia="ＭＳ 明朝" w:cs=""/>
+                <w:rFonts w:ascii="Adwaita Mono" w:hAnsi="Adwaita Mono" w:eastAsia="ＭＳ 明朝" w:cs=""/>
                 <w:kern w:val="0"/>
-                <w:szCs w:val="22"/>
+                <w:sz w:val="24"/>
+                <w:szCs w:val="24"/>
                 <w:lang w:val="en-US" w:eastAsia="en-US" w:bidi="ar-SA"/>
               </w:rPr>
             </w:pPr>
             <w:r>
               <w:rPr>
-                <w:rFonts w:eastAsia="ＭＳ 明朝" w:cs=""/>
+                <w:rFonts w:eastAsia="ＭＳ 明朝" w:cs="" w:ascii="Adwaita Mono" w:hAnsi="Adwaita Mono"/>
                 <w:b w:val="false"/>
                 <w:kern w:val="0"/>
-                <w:sz w:val="18"/>
-                <w:szCs w:val="22"/>
+                <w:sz w:val="24"/>
+                <w:szCs w:val="24"/>
                 <w:lang w:val="en-US" w:eastAsia="en-US" w:bidi="ar-SA"/>
               </w:rPr>
               <w:t>Cumplido</w:t>
@@ -1870,19 +2110,20 @@
               <w:spacing w:before="0" w:after="120"/>
               <w:jc w:val="start"/>
               <w:rPr>
-                <w:rFonts w:eastAsia="ＭＳ 明朝" w:cs=""/>
+                <w:rFonts w:ascii="Adwaita Mono" w:hAnsi="Adwaita Mono" w:eastAsia="ＭＳ 明朝" w:cs=""/>
                 <w:kern w:val="0"/>
-                <w:szCs w:val="22"/>
+                <w:sz w:val="24"/>
+                <w:szCs w:val="24"/>
                 <w:lang w:val="en-US" w:eastAsia="en-US" w:bidi="ar-SA"/>
               </w:rPr>
             </w:pPr>
             <w:r>
               <w:rPr>
-                <w:rFonts w:eastAsia="ＭＳ 明朝" w:cs=""/>
+                <w:rFonts w:eastAsia="ＭＳ 明朝" w:cs="" w:ascii="Adwaita Mono" w:hAnsi="Adwaita Mono"/>
                 <w:b w:val="false"/>
                 <w:kern w:val="0"/>
-                <w:sz w:val="18"/>
-                <w:szCs w:val="22"/>
+                <w:sz w:val="24"/>
+                <w:szCs w:val="24"/>
                 <w:lang w:val="en-US" w:eastAsia="en-US" w:bidi="ar-SA"/>
               </w:rPr>
               <w:t>Repositorio GitHub con historial superior al mínimo</w:t>
@@ -1905,19 +2146,20 @@
               <w:spacing w:before="0" w:after="120"/>
               <w:jc w:val="start"/>
               <w:rPr>
-                <w:rFonts w:eastAsia="ＭＳ 明朝" w:cs=""/>
+                <w:rFonts w:ascii="Adwaita Mono" w:hAnsi="Adwaita Mono" w:eastAsia="ＭＳ 明朝" w:cs=""/>
                 <w:kern w:val="0"/>
-                <w:szCs w:val="22"/>
+                <w:sz w:val="24"/>
+                <w:szCs w:val="24"/>
                 <w:lang w:val="en-US" w:eastAsia="en-US" w:bidi="ar-SA"/>
               </w:rPr>
             </w:pPr>
             <w:r>
               <w:rPr>
-                <w:rFonts w:eastAsia="ＭＳ 明朝" w:cs=""/>
+                <w:rFonts w:eastAsia="ＭＳ 明朝" w:cs="" w:ascii="Adwaita Mono" w:hAnsi="Adwaita Mono"/>
                 <w:b/>
                 <w:kern w:val="0"/>
-                <w:sz w:val="18"/>
-                <w:szCs w:val="22"/>
+                <w:sz w:val="24"/>
+                <w:szCs w:val="24"/>
                 <w:lang w:val="en-US" w:eastAsia="en-US" w:bidi="ar-SA"/>
               </w:rPr>
               <w:t>SIA-O1</w:t>
@@ -1937,19 +2179,20 @@
               <w:spacing w:before="0" w:after="120"/>
               <w:jc w:val="start"/>
               <w:rPr>
-                <w:rFonts w:eastAsia="ＭＳ 明朝" w:cs=""/>
+                <w:rFonts w:ascii="Adwaita Mono" w:hAnsi="Adwaita Mono" w:eastAsia="ＭＳ 明朝" w:cs=""/>
                 <w:kern w:val="0"/>
-                <w:szCs w:val="22"/>
+                <w:sz w:val="24"/>
+                <w:szCs w:val="24"/>
                 <w:lang w:val="en-US" w:eastAsia="en-US" w:bidi="ar-SA"/>
               </w:rPr>
             </w:pPr>
             <w:r>
               <w:rPr>
-                <w:rFonts w:eastAsia="ＭＳ 明朝" w:cs=""/>
+                <w:rFonts w:eastAsia="ＭＳ 明朝" w:cs="" w:ascii="Adwaita Mono" w:hAnsi="Adwaita Mono"/>
                 <w:b w:val="false"/>
                 <w:kern w:val="0"/>
-                <w:sz w:val="18"/>
-                <w:szCs w:val="22"/>
+                <w:sz w:val="24"/>
+                <w:szCs w:val="24"/>
                 <w:lang w:val="en-US" w:eastAsia="en-US" w:bidi="ar-SA"/>
               </w:rPr>
               <w:t>No implementado</w:t>
@@ -1969,19 +2212,20 @@
               <w:spacing w:before="0" w:after="120"/>
               <w:jc w:val="start"/>
               <w:rPr>
-                <w:rFonts w:eastAsia="ＭＳ 明朝" w:cs=""/>
+                <w:rFonts w:ascii="Adwaita Mono" w:hAnsi="Adwaita Mono" w:eastAsia="ＭＳ 明朝" w:cs=""/>
                 <w:kern w:val="0"/>
-                <w:szCs w:val="22"/>
+                <w:sz w:val="24"/>
+                <w:szCs w:val="24"/>
                 <w:lang w:val="en-US" w:eastAsia="en-US" w:bidi="ar-SA"/>
               </w:rPr>
             </w:pPr>
             <w:r>
               <w:rPr>
-                <w:rFonts w:eastAsia="ＭＳ 明朝" w:cs=""/>
+                <w:rFonts w:eastAsia="ＭＳ 明朝" w:cs="" w:ascii="Adwaita Mono" w:hAnsi="Adwaita Mono"/>
                 <w:b w:val="false"/>
                 <w:kern w:val="0"/>
-                <w:sz w:val="18"/>
-                <w:szCs w:val="22"/>
+                <w:sz w:val="24"/>
+                <w:szCs w:val="24"/>
                 <w:lang w:val="en-US" w:eastAsia="en-US" w:bidi="ar-SA"/>
               </w:rPr>
               <w:t>Componente estadístico</w:t>
@@ -2004,19 +2248,20 @@
               <w:spacing w:before="0" w:after="120"/>
               <w:jc w:val="start"/>
               <w:rPr>
-                <w:rFonts w:eastAsia="ＭＳ 明朝" w:cs=""/>
+                <w:rFonts w:ascii="Adwaita Mono" w:hAnsi="Adwaita Mono" w:eastAsia="ＭＳ 明朝" w:cs=""/>
                 <w:kern w:val="0"/>
-                <w:szCs w:val="22"/>
+                <w:sz w:val="24"/>
+                <w:szCs w:val="24"/>
                 <w:lang w:val="en-US" w:eastAsia="en-US" w:bidi="ar-SA"/>
               </w:rPr>
             </w:pPr>
             <w:r>
               <w:rPr>
-                <w:rFonts w:eastAsia="ＭＳ 明朝" w:cs=""/>
+                <w:rFonts w:eastAsia="ＭＳ 明朝" w:cs="" w:ascii="Adwaita Mono" w:hAnsi="Adwaita Mono"/>
                 <w:b/>
                 <w:kern w:val="0"/>
-                <w:sz w:val="18"/>
-                <w:szCs w:val="22"/>
+                <w:sz w:val="24"/>
+                <w:szCs w:val="24"/>
                 <w:lang w:val="en-US" w:eastAsia="en-US" w:bidi="ar-SA"/>
               </w:rPr>
               <w:t>SIA-O2</w:t>
@@ -2036,19 +2281,20 @@
               <w:spacing w:before="0" w:after="120"/>
               <w:jc w:val="start"/>
               <w:rPr>
-                <w:rFonts w:eastAsia="ＭＳ 明朝" w:cs=""/>
+                <w:rFonts w:ascii="Adwaita Mono" w:hAnsi="Adwaita Mono" w:eastAsia="ＭＳ 明朝" w:cs=""/>
                 <w:kern w:val="0"/>
-                <w:szCs w:val="22"/>
+                <w:sz w:val="24"/>
+                <w:szCs w:val="24"/>
                 <w:lang w:val="en-US" w:eastAsia="en-US" w:bidi="ar-SA"/>
               </w:rPr>
             </w:pPr>
             <w:r>
               <w:rPr>
-                <w:rFonts w:eastAsia="ＭＳ 明朝" w:cs=""/>
+                <w:rFonts w:eastAsia="ＭＳ 明朝" w:cs="" w:ascii="Adwaita Mono" w:hAnsi="Adwaita Mono"/>
                 <w:b w:val="false"/>
                 <w:kern w:val="0"/>
-                <w:sz w:val="18"/>
-                <w:szCs w:val="22"/>
+                <w:sz w:val="24"/>
+                <w:szCs w:val="24"/>
                 <w:lang w:val="en-US" w:eastAsia="en-US" w:bidi="ar-SA"/>
               </w:rPr>
               <w:t>Implementado</w:t>
@@ -2068,19 +2314,20 @@
               <w:spacing w:before="0" w:after="120"/>
               <w:jc w:val="start"/>
               <w:rPr>
-                <w:rFonts w:eastAsia="ＭＳ 明朝" w:cs=""/>
+                <w:rFonts w:ascii="Adwaita Mono" w:hAnsi="Adwaita Mono" w:eastAsia="ＭＳ 明朝" w:cs=""/>
                 <w:kern w:val="0"/>
-                <w:szCs w:val="22"/>
+                <w:sz w:val="24"/>
+                <w:szCs w:val="24"/>
                 <w:lang w:val="en-US" w:eastAsia="en-US" w:bidi="ar-SA"/>
               </w:rPr>
             </w:pPr>
             <w:r>
               <w:rPr>
-                <w:rFonts w:eastAsia="ＭＳ 明朝" w:cs=""/>
+                <w:rFonts w:eastAsia="ＭＳ 明朝" w:cs="" w:ascii="Adwaita Mono" w:hAnsi="Adwaita Mono"/>
                 <w:b w:val="false"/>
                 <w:kern w:val="0"/>
-                <w:sz w:val="18"/>
-                <w:szCs w:val="22"/>
+                <w:sz w:val="24"/>
+                <w:szCs w:val="24"/>
                 <w:lang w:val="en-US" w:eastAsia="en-US" w:bidi="ar-SA"/>
               </w:rPr>
               <w:t>Exportación de socios a CSV</w:t>
@@ -2103,19 +2350,20 @@
               <w:spacing w:before="0" w:after="120"/>
               <w:jc w:val="start"/>
               <w:rPr>
-                <w:rFonts w:eastAsia="ＭＳ 明朝" w:cs=""/>
+                <w:rFonts w:ascii="Adwaita Mono" w:hAnsi="Adwaita Mono" w:eastAsia="ＭＳ 明朝" w:cs=""/>
                 <w:kern w:val="0"/>
-                <w:szCs w:val="22"/>
+                <w:sz w:val="24"/>
+                <w:szCs w:val="24"/>
                 <w:lang w:val="en-US" w:eastAsia="en-US" w:bidi="ar-SA"/>
               </w:rPr>
             </w:pPr>
             <w:r>
               <w:rPr>
-                <w:rFonts w:eastAsia="ＭＳ 明朝" w:cs=""/>
+                <w:rFonts w:eastAsia="ＭＳ 明朝" w:cs="" w:ascii="Adwaita Mono" w:hAnsi="Adwaita Mono"/>
                 <w:b/>
                 <w:kern w:val="0"/>
-                <w:sz w:val="18"/>
-                <w:szCs w:val="22"/>
+                <w:sz w:val="24"/>
+                <w:szCs w:val="24"/>
                 <w:lang w:val="en-US" w:eastAsia="en-US" w:bidi="ar-SA"/>
               </w:rPr>
               <w:t>SIA-O3</w:t>
@@ -2135,19 +2383,20 @@
               <w:spacing w:before="0" w:after="120"/>
               <w:jc w:val="start"/>
               <w:rPr>
-                <w:rFonts w:eastAsia="ＭＳ 明朝" w:cs=""/>
+                <w:rFonts w:ascii="Adwaita Mono" w:hAnsi="Adwaita Mono" w:eastAsia="ＭＳ 明朝" w:cs=""/>
                 <w:kern w:val="0"/>
-                <w:szCs w:val="22"/>
+                <w:sz w:val="24"/>
+                <w:szCs w:val="24"/>
                 <w:lang w:val="en-US" w:eastAsia="en-US" w:bidi="ar-SA"/>
               </w:rPr>
             </w:pPr>
             <w:r>
               <w:rPr>
-                <w:rFonts w:eastAsia="ＭＳ 明朝" w:cs=""/>
+                <w:rFonts w:eastAsia="ＭＳ 明朝" w:cs="" w:ascii="Adwaita Mono" w:hAnsi="Adwaita Mono"/>
                 <w:b w:val="false"/>
                 <w:kern w:val="0"/>
-                <w:sz w:val="18"/>
-                <w:szCs w:val="22"/>
+                <w:sz w:val="24"/>
+                <w:szCs w:val="24"/>
                 <w:lang w:val="en-US" w:eastAsia="en-US" w:bidi="ar-SA"/>
               </w:rPr>
               <w:t>Implementado</w:t>
@@ -2167,19 +2416,20 @@
               <w:spacing w:before="0" w:after="120"/>
               <w:jc w:val="start"/>
               <w:rPr>
-                <w:rFonts w:eastAsia="ＭＳ 明朝" w:cs=""/>
+                <w:rFonts w:ascii="Adwaita Mono" w:hAnsi="Adwaita Mono" w:eastAsia="ＭＳ 明朝" w:cs=""/>
                 <w:kern w:val="0"/>
-                <w:szCs w:val="22"/>
+                <w:sz w:val="24"/>
+                <w:szCs w:val="24"/>
                 <w:lang w:val="en-US" w:eastAsia="en-US" w:bidi="ar-SA"/>
               </w:rPr>
             </w:pPr>
             <w:r>
               <w:rPr>
-                <w:rFonts w:eastAsia="ＭＳ 明朝" w:cs=""/>
+                <w:rFonts w:eastAsia="ＭＳ 明朝" w:cs="" w:ascii="Adwaita Mono" w:hAnsi="Adwaita Mono"/>
                 <w:b w:val="false"/>
                 <w:kern w:val="0"/>
-                <w:sz w:val="18"/>
-                <w:szCs w:val="22"/>
+                <w:sz w:val="24"/>
+                <w:szCs w:val="24"/>
                 <w:lang w:val="en-US" w:eastAsia="en-US" w:bidi="ar-SA"/>
               </w:rPr>
               <w:t>Javadoc en clases y métodos relevantes</w:t>
@@ -2202,19 +2452,20 @@
               <w:spacing w:before="0" w:after="120"/>
               <w:jc w:val="start"/>
               <w:rPr>
-                <w:rFonts w:eastAsia="ＭＳ 明朝" w:cs=""/>
+                <w:rFonts w:ascii="Adwaita Mono" w:hAnsi="Adwaita Mono" w:eastAsia="ＭＳ 明朝" w:cs=""/>
                 <w:kern w:val="0"/>
-                <w:szCs w:val="22"/>
+                <w:sz w:val="24"/>
+                <w:szCs w:val="24"/>
                 <w:lang w:val="en-US" w:eastAsia="en-US" w:bidi="ar-SA"/>
               </w:rPr>
             </w:pPr>
             <w:r>
               <w:rPr>
-                <w:rFonts w:eastAsia="ＭＳ 明朝" w:cs=""/>
+                <w:rFonts w:eastAsia="ＭＳ 明朝" w:cs="" w:ascii="Adwaita Mono" w:hAnsi="Adwaita Mono"/>
                 <w:b/>
                 <w:kern w:val="0"/>
-                <w:sz w:val="18"/>
-                <w:szCs w:val="22"/>
+                <w:sz w:val="24"/>
+                <w:szCs w:val="24"/>
                 <w:lang w:val="en-US" w:eastAsia="en-US" w:bidi="ar-SA"/>
               </w:rPr>
               <w:t>SIA-O4</w:t>
@@ -2234,22 +2485,23 @@
               <w:spacing w:before="0" w:after="120"/>
               <w:jc w:val="start"/>
               <w:rPr>
-                <w:rFonts w:eastAsia="ＭＳ 明朝" w:cs=""/>
+                <w:rFonts w:ascii="Adwaita Mono" w:hAnsi="Adwaita Mono" w:eastAsia="ＭＳ 明朝" w:cs=""/>
                 <w:kern w:val="0"/>
-                <w:szCs w:val="22"/>
+                <w:sz w:val="24"/>
+                <w:szCs w:val="24"/>
                 <w:lang w:val="en-US" w:eastAsia="en-US" w:bidi="ar-SA"/>
               </w:rPr>
             </w:pPr>
             <w:r>
               <w:rPr>
-                <w:rFonts w:eastAsia="ＭＳ 明朝" w:cs=""/>
+                <w:rFonts w:eastAsia="ＭＳ 明朝" w:cs="" w:ascii="Adwaita Mono" w:hAnsi="Adwaita Mono"/>
                 <w:b w:val="false"/>
                 <w:kern w:val="0"/>
-                <w:sz w:val="18"/>
-                <w:szCs w:val="22"/>
+                <w:sz w:val="24"/>
+                <w:szCs w:val="24"/>
                 <w:lang w:val="en-US" w:eastAsia="en-US" w:bidi="ar-SA"/>
               </w:rPr>
-              <w:t>No declarado</w:t>
+              <w:t>Implementado</w:t>
             </w:r>
           </w:p>
         </w:tc>
@@ -2266,22 +2518,23 @@
               <w:spacing w:before="0" w:after="120"/>
               <w:jc w:val="start"/>
               <w:rPr>
-                <w:rFonts w:eastAsia="ＭＳ 明朝" w:cs=""/>
+                <w:rFonts w:ascii="Adwaita Mono" w:hAnsi="Adwaita Mono" w:eastAsia="ＭＳ 明朝" w:cs=""/>
                 <w:kern w:val="0"/>
-                <w:szCs w:val="22"/>
+                <w:sz w:val="24"/>
+                <w:szCs w:val="24"/>
                 <w:lang w:val="en-US" w:eastAsia="en-US" w:bidi="ar-SA"/>
               </w:rPr>
             </w:pPr>
             <w:r>
               <w:rPr>
-                <w:rFonts w:eastAsia="ＭＳ 明朝" w:cs=""/>
+                <w:rFonts w:eastAsia="ＭＳ 明朝" w:cs="" w:ascii="Adwaita Mono" w:hAnsi="Adwaita Mono"/>
                 <w:b w:val="false"/>
                 <w:kern w:val="0"/>
-                <w:sz w:val="18"/>
-                <w:szCs w:val="22"/>
+                <w:sz w:val="24"/>
+                <w:szCs w:val="24"/>
                 <w:lang w:val="en-US" w:eastAsia="en-US" w:bidi="ar-SA"/>
               </w:rPr>
-              <w:t>Estructura compatible con MVC; criterio por confirmar</w:t>
+              <w:t xml:space="preserve">Estructura compatible con MVC; </w:t>
             </w:r>
           </w:p>
         </w:tc>
@@ -2290,10 +2543,18 @@
     <w:p>
       <w:pPr>
         <w:pStyle w:val="Normal"/>
-        <w:rPr/>
-      </w:pPr>
-      <w:r>
-        <w:rPr/>
+        <w:rPr>
+          <w:rFonts w:ascii="Adwaita Mono" w:hAnsi="Adwaita Mono"/>
+          <w:sz w:val="24"/>
+          <w:szCs w:val="24"/>
+        </w:rPr>
+      </w:pPr>
+      <w:r>
+        <w:rPr>
+          <w:rFonts w:ascii="Adwaita Mono" w:hAnsi="Adwaita Mono"/>
+          <w:sz w:val="24"/>
+          <w:szCs w:val="24"/>
+        </w:rPr>
       </w:r>
       <w:r>
         <w:br w:type="page"/>
@@ -2305,10 +2566,19 @@
         <w:keepNext w:val="true"/>
         <w:keepLines/>
         <w:spacing w:before="0" w:after="0"/>
-        <w:rPr/>
-      </w:pPr>
-      <w:r>
-        <w:rPr/>
+        <w:jc w:val="center"/>
+        <w:rPr>
+          <w:rFonts w:ascii="Adwaita Mono" w:hAnsi="Adwaita Mono"/>
+          <w:sz w:val="28"/>
+          <w:szCs w:val="28"/>
+        </w:rPr>
+      </w:pPr>
+      <w:r>
+        <w:rPr>
+          <w:rFonts w:ascii="Adwaita Mono" w:hAnsi="Adwaita Mono"/>
+          <w:sz w:val="28"/>
+          <w:szCs w:val="28"/>
+        </w:rPr>
         <w:t>3. Cumplimiento detallado de requerimientos SIA</w:t>
       </w:r>
     </w:p>
@@ -2317,52 +2587,107 @@
         <w:pStyle w:val="Heading2"/>
         <w:keepNext w:val="true"/>
         <w:keepLines/>
-        <w:rPr/>
-      </w:pPr>
-      <w:r>
-        <w:rPr/>
+        <w:rPr>
+          <w:rFonts w:ascii="Adwaita Mono" w:hAnsi="Adwaita Mono"/>
+          <w:sz w:val="24"/>
+          <w:szCs w:val="24"/>
+        </w:rPr>
+      </w:pPr>
+      <w:r>
+        <w:rPr>
+          <w:rFonts w:ascii="Adwaita Mono" w:hAnsi="Adwaita Mono"/>
+          <w:sz w:val="24"/>
+          <w:szCs w:val="24"/>
+        </w:rPr>
         <w:t>3.1. SIA-1 — Análisis de datos y funcionalidades</w:t>
       </w:r>
     </w:p>
     <w:p>
       <w:pPr>
         <w:pStyle w:val="Normal"/>
-        <w:rPr/>
-      </w:pPr>
-      <w:r>
-        <w:rPr/>
+        <w:rPr>
+          <w:rFonts w:ascii="Adwaita Mono" w:hAnsi="Adwaita Mono"/>
+          <w:sz w:val="24"/>
+          <w:szCs w:val="24"/>
+        </w:rPr>
+      </w:pPr>
+      <w:r>
+        <w:rPr>
+          <w:rFonts w:ascii="Adwaita Mono" w:hAnsi="Adwaita Mono"/>
+          <w:sz w:val="24"/>
+          <w:szCs w:val="24"/>
+        </w:rPr>
         <w:t>Para el desarrollo del sistema se identificaron como entidades principales Socio, Actividad y Reserva. A partir de ellas se definieron datos como RUT, nombre, edad, deuda, estado de morosidad, estado activo, cupo máximo, edad mínima, tipo de actividad, fecha y estado de la reserva.</w:t>
       </w:r>
     </w:p>
     <w:p>
       <w:pPr>
         <w:pStyle w:val="Normal"/>
-        <w:rPr/>
-      </w:pPr>
-      <w:r>
-        <w:rPr/>
+        <w:rPr>
+          <w:rFonts w:ascii="Adwaita Mono" w:hAnsi="Adwaita Mono"/>
+          <w:sz w:val="24"/>
+          <w:szCs w:val="24"/>
+        </w:rPr>
+      </w:pPr>
+      <w:r>
+        <w:rPr>
+          <w:rFonts w:ascii="Adwaita Mono" w:hAnsi="Adwaita Mono"/>
+          <w:sz w:val="24"/>
+          <w:szCs w:val="24"/>
+        </w:rPr>
         <w:t>Las funcionalidades se construyeron sobre estas entidades: registro, búsqueda, modificación, listado, desactivación y reactivación de socios y actividades; creación, modificación y eliminación de reservas; control de morosidad y cupos; pagos y abonos; cobro mensual; persistencia; y exportación de socios a CSV.</w:t>
       </w:r>
     </w:p>
     <w:p>
       <w:pPr>
         <w:pStyle w:val="Normal"/>
-        <w:rPr/>
-      </w:pPr>
-      <w:r>
-        <w:rPr/>
-        <w:t>Las relaciones entre los datos también forman parte del análisis. Una reserva requiere un socio y una actividad existentes; además, el estado financiero del socio y la disponibilidad de cupos condicionan si una nueva reserva puede realizarse.</w:t>
+        <w:rPr>
+          <w:rFonts w:ascii="Adwaita Mono" w:hAnsi="Adwaita Mono"/>
+          <w:sz w:val="24"/>
+          <w:szCs w:val="24"/>
+        </w:rPr>
+      </w:pPr>
+      <w:r>
+        <w:rPr>
+          <w:rFonts w:ascii="Adwaita Mono" w:hAnsi="Adwaita Mono"/>
+          <w:sz w:val="24"/>
+          <w:szCs w:val="24"/>
+        </w:rPr>
+        <w:t xml:space="preserve">Las relaciones entre los datos también forman parte del análisis. Una reserva requiere un socio y una actividad existentes; además, el estado financiero del socio y la disponibilidad de cupos </w:t>
+      </w:r>
+      <w:r>
+        <w:rPr>
+          <w:rFonts w:ascii="Adwaita Mono" w:hAnsi="Adwaita Mono"/>
+          <w:sz w:val="24"/>
+          <w:szCs w:val="24"/>
+        </w:rPr>
+        <w:t>definen</w:t>
+      </w:r>
+      <w:r>
+        <w:rPr>
+          <w:rFonts w:ascii="Adwaita Mono" w:hAnsi="Adwaita Mono"/>
+          <w:sz w:val="24"/>
+          <w:szCs w:val="24"/>
+        </w:rPr>
+        <w:t xml:space="preserve"> si una nueva reserva puede realizarse.</w:t>
       </w:r>
     </w:p>
     <w:p>
       <w:pPr>
         <w:pStyle w:val="Normal"/>
-        <w:rPr/>
-      </w:pPr>
-      <w:r>
-        <w:rPr>
+        <w:rPr>
+          <w:rFonts w:ascii="Adwaita Mono" w:hAnsi="Adwaita Mono"/>
+          <w:sz w:val="24"/>
+          <w:szCs w:val="24"/>
+        </w:rPr>
+      </w:pPr>
+      <w:r>
+        <w:rPr>
+          <w:rFonts w:ascii="Adwaita Mono" w:hAnsi="Adwaita Mono"/>
           <w:b/>
           <w:color w:val="1F4E79"/>
+          <w:sz w:val="24"/>
+          <w:szCs w:val="24"/>
         </w:rPr>
         <w:t>Evidencia principal</w:t>
       </w:r>
@@ -2370,18 +2695,26 @@
     <w:p>
       <w:pPr>
         <w:pStyle w:val="Evidence"/>
-        <w:rPr/>
-      </w:pPr>
-      <w:r>
-        <w:rPr>
+        <w:rPr>
+          <w:rFonts w:ascii="Adwaita Mono" w:hAnsi="Adwaita Mono"/>
+          <w:sz w:val="24"/>
+          <w:szCs w:val="24"/>
+        </w:rPr>
+      </w:pPr>
+      <w:r>
+        <w:rPr>
+          <w:rFonts w:ascii="Adwaita Mono" w:hAnsi="Adwaita Mono"/>
           <w:b/>
+          <w:sz w:val="24"/>
+          <w:szCs w:val="24"/>
         </w:rPr>
         <w:t xml:space="preserve">• </w:t>
       </w:r>
       <w:r>
         <w:rPr>
-          <w:rFonts w:ascii="Liberation Mono" w:hAnsi="Liberation Mono"/>
-          <w:sz w:val="18"/>
+          <w:rFonts w:ascii="Adwaita Mono" w:hAnsi="Adwaita Mono"/>
+          <w:sz w:val="24"/>
+          <w:szCs w:val="24"/>
         </w:rPr>
         <w:t>src/modelo/Socio.java</w:t>
       </w:r>
@@ -2389,18 +2722,26 @@
     <w:p>
       <w:pPr>
         <w:pStyle w:val="Evidence"/>
-        <w:rPr/>
-      </w:pPr>
-      <w:r>
-        <w:rPr>
+        <w:rPr>
+          <w:rFonts w:ascii="Adwaita Mono" w:hAnsi="Adwaita Mono"/>
+          <w:sz w:val="24"/>
+          <w:szCs w:val="24"/>
+        </w:rPr>
+      </w:pPr>
+      <w:r>
+        <w:rPr>
+          <w:rFonts w:ascii="Adwaita Mono" w:hAnsi="Adwaita Mono"/>
           <w:b/>
+          <w:sz w:val="24"/>
+          <w:szCs w:val="24"/>
         </w:rPr>
         <w:t xml:space="preserve">• </w:t>
       </w:r>
       <w:r>
         <w:rPr>
-          <w:rFonts w:ascii="Liberation Mono" w:hAnsi="Liberation Mono"/>
-          <w:sz w:val="18"/>
+          <w:rFonts w:ascii="Adwaita Mono" w:hAnsi="Adwaita Mono"/>
+          <w:sz w:val="24"/>
+          <w:szCs w:val="24"/>
         </w:rPr>
         <w:t>src/modelo/Actividad.java</w:t>
       </w:r>
@@ -2408,18 +2749,26 @@
     <w:p>
       <w:pPr>
         <w:pStyle w:val="Evidence"/>
-        <w:rPr/>
-      </w:pPr>
-      <w:r>
-        <w:rPr>
+        <w:rPr>
+          <w:rFonts w:ascii="Adwaita Mono" w:hAnsi="Adwaita Mono"/>
+          <w:sz w:val="24"/>
+          <w:szCs w:val="24"/>
+        </w:rPr>
+      </w:pPr>
+      <w:r>
+        <w:rPr>
+          <w:rFonts w:ascii="Adwaita Mono" w:hAnsi="Adwaita Mono"/>
           <w:b/>
+          <w:sz w:val="24"/>
+          <w:szCs w:val="24"/>
         </w:rPr>
         <w:t xml:space="preserve">• </w:t>
       </w:r>
       <w:r>
         <w:rPr>
-          <w:rFonts w:ascii="Liberation Mono" w:hAnsi="Liberation Mono"/>
-          <w:sz w:val="18"/>
+          <w:rFonts w:ascii="Adwaita Mono" w:hAnsi="Adwaita Mono"/>
+          <w:sz w:val="24"/>
+          <w:szCs w:val="24"/>
         </w:rPr>
         <w:t>src/modelo/Reserva.java</w:t>
       </w:r>
@@ -2427,18 +2776,26 @@
     <w:p>
       <w:pPr>
         <w:pStyle w:val="Evidence"/>
-        <w:rPr/>
-      </w:pPr>
-      <w:r>
-        <w:rPr>
+        <w:rPr>
+          <w:rFonts w:ascii="Adwaita Mono" w:hAnsi="Adwaita Mono"/>
+          <w:sz w:val="24"/>
+          <w:szCs w:val="24"/>
+        </w:rPr>
+      </w:pPr>
+      <w:r>
+        <w:rPr>
+          <w:rFonts w:ascii="Adwaita Mono" w:hAnsi="Adwaita Mono"/>
           <w:b/>
+          <w:sz w:val="24"/>
+          <w:szCs w:val="24"/>
         </w:rPr>
         <w:t xml:space="preserve">• </w:t>
       </w:r>
       <w:r>
         <w:rPr>
-          <w:rFonts w:ascii="Liberation Mono" w:hAnsi="Liberation Mono"/>
-          <w:sz w:val="18"/>
+          <w:rFonts w:ascii="Adwaita Mono" w:hAnsi="Adwaita Mono"/>
+          <w:sz w:val="24"/>
+          <w:szCs w:val="24"/>
         </w:rPr>
         <w:t>src/controlador/SistemaClub.java</w:t>
       </w:r>
@@ -2448,42 +2805,158 @@
         <w:pStyle w:val="Heading2"/>
         <w:keepNext w:val="true"/>
         <w:keepLines/>
-        <w:rPr/>
-      </w:pPr>
-      <w:r>
-        <w:rPr/>
+        <w:rPr>
+          <w:rFonts w:ascii="Adwaita Mono" w:hAnsi="Adwaita Mono"/>
+          <w:sz w:val="24"/>
+          <w:szCs w:val="24"/>
+        </w:rPr>
+      </w:pPr>
+      <w:r>
+        <w:rPr>
+          <w:rFonts w:ascii="Adwaita Mono" w:hAnsi="Adwaita Mono"/>
+          <w:sz w:val="24"/>
+          <w:szCs w:val="24"/>
+        </w:rPr>
         <w:t>3.2. SIA-2 — Diseño conceptual de clases del dominio y código Java</w:t>
       </w:r>
     </w:p>
     <w:p>
       <w:pPr>
         <w:pStyle w:val="Normal"/>
-        <w:rPr/>
-      </w:pPr>
-      <w:r>
-        <w:rPr/>
+        <w:rPr>
+          <w:rFonts w:ascii="Adwaita Mono" w:hAnsi="Adwaita Mono"/>
+          <w:sz w:val="24"/>
+          <w:szCs w:val="24"/>
+        </w:rPr>
+      </w:pPr>
+      <w:r>
+        <w:rPr>
+          <w:rFonts w:ascii="Adwaita Mono" w:hAnsi="Adwaita Mono"/>
+          <w:sz w:val="24"/>
+          <w:szCs w:val="24"/>
+        </w:rPr>
         <w:t>El dominio fue modelado mediante un diagrama UML y posteriormente implementado en Java. La clase abstracta Actividad concentra atributos y comportamiento comunes y posee tres subclases: ClaseGrupal, EntrenamientoLibre y Evento.</w:t>
       </w:r>
     </w:p>
     <w:p>
       <w:pPr>
         <w:pStyle w:val="Normal"/>
-        <w:rPr/>
-      </w:pPr>
-      <w:r>
-        <w:rPr/>
-        <w:t>Socio representa a los miembros del club y conserva sus datos personales, estado financiero, estado activo y reservas asociadas. Reserva representa la relación operacional entre un socio y una actividad. El diseño también incluye SistemaClub como controlador de la lógica, DBConnection para persistencia, las vistas y las excepciones personalizadas.</w:t>
+        <w:jc w:val="center"/>
+        <w:rPr>
+          <w:rFonts w:ascii="Adwaita Mono" w:hAnsi="Adwaita Mono"/>
+          <w:sz w:val="20"/>
+          <w:szCs w:val="20"/>
+        </w:rPr>
+      </w:pPr>
+      <w:r>
+        <w:drawing>
+          <wp:anchor distT="0" distB="0" distL="0" distR="0" simplePos="0" relativeHeight="2" behindDoc="0" locked="0" layoutInCell="0" allowOverlap="1">
+            <wp:simplePos x="0" y="0"/>
+            <wp:positionH relativeFrom="column">
+              <wp:align>center</wp:align>
+            </wp:positionH>
+            <wp:positionV relativeFrom="paragraph">
+              <wp:posOffset>635</wp:posOffset>
+            </wp:positionV>
+            <wp:extent cx="6217920" cy="3589655"/>
+            <wp:effectExtent l="0" t="0" r="0" b="0"/>
+            <wp:wrapSquare wrapText="largest"/>
+            <wp:docPr id="1" name="Image1"/>
+            <wp:cNvGraphicFramePr>
+              <a:graphicFrameLocks xmlns:a="http://schemas.openxmlformats.org/drawingml/2006/main" noChangeAspect="1"/>
+            </wp:cNvGraphicFramePr>
+            <a:graphic xmlns:a="http://schemas.openxmlformats.org/drawingml/2006/main">
+              <a:graphicData uri="http://schemas.openxmlformats.org/drawingml/2006/picture">
+                <pic:pic xmlns:pic="http://schemas.openxmlformats.org/drawingml/2006/picture">
+                  <pic:nvPicPr>
+                    <pic:cNvPr id="1" name="Image1"/>
+                    <pic:cNvPicPr>
+                      <a:picLocks noChangeAspect="1" noChangeArrowheads="1"/>
+                    </pic:cNvPicPr>
+                  </pic:nvPicPr>
+                  <pic:blipFill>
+                    <a:blip r:embed="rId3"/>
+                    <a:stretch>
+                      <a:fillRect/>
+                    </a:stretch>
+                  </pic:blipFill>
+                  <pic:spPr bwMode="auto">
+                    <a:xfrm>
+                      <a:off x="0" y="0"/>
+                      <a:ext cx="6217920" cy="3589655"/>
+                    </a:xfrm>
+                    <a:prstGeom prst="rect">
+                      <a:avLst/>
+                    </a:prstGeom>
+                    <a:noFill/>
+                  </pic:spPr>
+                </pic:pic>
+              </a:graphicData>
+            </a:graphic>
+          </wp:anchor>
+        </w:drawing>
+      </w:r>
+      <w:r>
+        <w:rPr>
+          <w:rFonts w:ascii="Adwaita Mono" w:hAnsi="Adwaita Mono"/>
+          <w:sz w:val="20"/>
+          <w:szCs w:val="20"/>
+        </w:rPr>
+        <w:t>Diagrama UML</w:t>
       </w:r>
     </w:p>
     <w:p>
       <w:pPr>
         <w:pStyle w:val="Normal"/>
-        <w:rPr/>
-      </w:pPr>
-      <w:r>
-        <w:rPr>
+        <w:jc w:val="center"/>
+        <w:rPr>
+          <w:rFonts w:ascii="Adwaita Mono" w:hAnsi="Adwaita Mono"/>
+          <w:sz w:val="24"/>
+          <w:szCs w:val="24"/>
+        </w:rPr>
+      </w:pPr>
+      <w:r>
+        <w:rPr>
+          <w:rFonts w:ascii="Adwaita Mono" w:hAnsi="Adwaita Mono"/>
+          <w:sz w:val="24"/>
+          <w:szCs w:val="24"/>
+        </w:rPr>
+      </w:r>
+    </w:p>
+    <w:p>
+      <w:pPr>
+        <w:pStyle w:val="Normal"/>
+        <w:rPr>
+          <w:rFonts w:ascii="Adwaita Mono" w:hAnsi="Adwaita Mono"/>
+          <w:sz w:val="24"/>
+          <w:szCs w:val="24"/>
+        </w:rPr>
+      </w:pPr>
+      <w:r>
+        <w:rPr>
+          <w:rFonts w:ascii="Adwaita Mono" w:hAnsi="Adwaita Mono"/>
+          <w:sz w:val="24"/>
+          <w:szCs w:val="24"/>
+        </w:rPr>
+        <w:t>Socio representa a los miembros del club y conserva sus datos personales, estado financiero, estado activo y reservas asociadas. Reserva representa la relación operacional entre un socio y una actividad. El diseño también incluye SistemaClub como controlador de la lógica, DBConnection para persistencia, las vistas y las excepciones personalizadas.</w:t>
+      </w:r>
+    </w:p>
+    <w:p>
+      <w:pPr>
+        <w:pStyle w:val="Normal"/>
+        <w:rPr>
+          <w:rFonts w:ascii="Adwaita Mono" w:hAnsi="Adwaita Mono"/>
+          <w:sz w:val="24"/>
+          <w:szCs w:val="24"/>
+        </w:rPr>
+      </w:pPr>
+      <w:r>
+        <w:rPr>
+          <w:rFonts w:ascii="Adwaita Mono" w:hAnsi="Adwaita Mono"/>
           <w:b/>
           <w:color w:val="1F4E79"/>
+          <w:sz w:val="24"/>
+          <w:szCs w:val="24"/>
         </w:rPr>
         <w:t>Evidencia principal</w:t>
       </w:r>
@@ -2491,18 +2964,26 @@
     <w:p>
       <w:pPr>
         <w:pStyle w:val="Evidence"/>
-        <w:rPr/>
-      </w:pPr>
-      <w:r>
-        <w:rPr>
+        <w:rPr>
+          <w:rFonts w:ascii="Adwaita Mono" w:hAnsi="Adwaita Mono"/>
+          <w:sz w:val="24"/>
+          <w:szCs w:val="24"/>
+        </w:rPr>
+      </w:pPr>
+      <w:r>
+        <w:rPr>
+          <w:rFonts w:ascii="Adwaita Mono" w:hAnsi="Adwaita Mono"/>
           <w:b/>
+          <w:sz w:val="24"/>
+          <w:szCs w:val="24"/>
         </w:rPr>
         <w:t xml:space="preserve">• </w:t>
       </w:r>
       <w:r>
         <w:rPr>
-          <w:rFonts w:ascii="Liberation Mono" w:hAnsi="Liberation Mono"/>
-          <w:sz w:val="18"/>
+          <w:rFonts w:ascii="Adwaita Mono" w:hAnsi="Adwaita Mono"/>
+          <w:sz w:val="24"/>
+          <w:szCs w:val="24"/>
         </w:rPr>
         <w:t>planificacion/Diagrama de Clases UML.md</w:t>
       </w:r>
@@ -2510,18 +2991,26 @@
     <w:p>
       <w:pPr>
         <w:pStyle w:val="Evidence"/>
-        <w:rPr/>
-      </w:pPr>
-      <w:r>
-        <w:rPr>
+        <w:rPr>
+          <w:rFonts w:ascii="Adwaita Mono" w:hAnsi="Adwaita Mono"/>
+          <w:sz w:val="24"/>
+          <w:szCs w:val="24"/>
+        </w:rPr>
+      </w:pPr>
+      <w:r>
+        <w:rPr>
+          <w:rFonts w:ascii="Adwaita Mono" w:hAnsi="Adwaita Mono"/>
           <w:b/>
+          <w:sz w:val="24"/>
+          <w:szCs w:val="24"/>
         </w:rPr>
         <w:t xml:space="preserve">• </w:t>
       </w:r>
       <w:r>
         <w:rPr>
-          <w:rFonts w:ascii="Liberation Mono" w:hAnsi="Liberation Mono"/>
-          <w:sz w:val="18"/>
+          <w:rFonts w:ascii="Adwaita Mono" w:hAnsi="Adwaita Mono"/>
+          <w:sz w:val="24"/>
+          <w:szCs w:val="24"/>
         </w:rPr>
         <w:t>src/modelo/Actividad.java</w:t>
       </w:r>
@@ -2529,18 +3018,26 @@
     <w:p>
       <w:pPr>
         <w:pStyle w:val="Evidence"/>
-        <w:rPr/>
-      </w:pPr>
-      <w:r>
-        <w:rPr>
+        <w:rPr>
+          <w:rFonts w:ascii="Adwaita Mono" w:hAnsi="Adwaita Mono"/>
+          <w:sz w:val="24"/>
+          <w:szCs w:val="24"/>
+        </w:rPr>
+      </w:pPr>
+      <w:r>
+        <w:rPr>
+          <w:rFonts w:ascii="Adwaita Mono" w:hAnsi="Adwaita Mono"/>
           <w:b/>
+          <w:sz w:val="24"/>
+          <w:szCs w:val="24"/>
         </w:rPr>
         <w:t xml:space="preserve">• </w:t>
       </w:r>
       <w:r>
         <w:rPr>
-          <w:rFonts w:ascii="Liberation Mono" w:hAnsi="Liberation Mono"/>
-          <w:sz w:val="18"/>
+          <w:rFonts w:ascii="Adwaita Mono" w:hAnsi="Adwaita Mono"/>
+          <w:sz w:val="24"/>
+          <w:szCs w:val="24"/>
         </w:rPr>
         <w:t>src/modelo/ClaseGrupal.java</w:t>
       </w:r>
@@ -2548,18 +3045,26 @@
     <w:p>
       <w:pPr>
         <w:pStyle w:val="Evidence"/>
-        <w:rPr/>
-      </w:pPr>
-      <w:r>
-        <w:rPr>
+        <w:rPr>
+          <w:rFonts w:ascii="Adwaita Mono" w:hAnsi="Adwaita Mono"/>
+          <w:sz w:val="24"/>
+          <w:szCs w:val="24"/>
+        </w:rPr>
+      </w:pPr>
+      <w:r>
+        <w:rPr>
+          <w:rFonts w:ascii="Adwaita Mono" w:hAnsi="Adwaita Mono"/>
           <w:b/>
+          <w:sz w:val="24"/>
+          <w:szCs w:val="24"/>
         </w:rPr>
         <w:t xml:space="preserve">• </w:t>
       </w:r>
       <w:r>
         <w:rPr>
-          <w:rFonts w:ascii="Liberation Mono" w:hAnsi="Liberation Mono"/>
-          <w:sz w:val="18"/>
+          <w:rFonts w:ascii="Adwaita Mono" w:hAnsi="Adwaita Mono"/>
+          <w:sz w:val="24"/>
+          <w:szCs w:val="24"/>
         </w:rPr>
         <w:t>src/modelo/EntrenamientoLibre.java</w:t>
       </w:r>
@@ -2567,18 +3072,26 @@
     <w:p>
       <w:pPr>
         <w:pStyle w:val="Evidence"/>
-        <w:rPr/>
-      </w:pPr>
-      <w:r>
-        <w:rPr>
+        <w:rPr>
+          <w:rFonts w:ascii="Adwaita Mono" w:hAnsi="Adwaita Mono"/>
+          <w:sz w:val="24"/>
+          <w:szCs w:val="24"/>
+        </w:rPr>
+      </w:pPr>
+      <w:r>
+        <w:rPr>
+          <w:rFonts w:ascii="Adwaita Mono" w:hAnsi="Adwaita Mono"/>
           <w:b/>
+          <w:sz w:val="24"/>
+          <w:szCs w:val="24"/>
         </w:rPr>
         <w:t xml:space="preserve">• </w:t>
       </w:r>
       <w:r>
         <w:rPr>
-          <w:rFonts w:ascii="Liberation Mono" w:hAnsi="Liberation Mono"/>
-          <w:sz w:val="18"/>
+          <w:rFonts w:ascii="Adwaita Mono" w:hAnsi="Adwaita Mono"/>
+          <w:sz w:val="24"/>
+          <w:szCs w:val="24"/>
         </w:rPr>
         <w:t>src/modelo/Evento.java</w:t>
       </w:r>
@@ -2586,18 +3099,26 @@
     <w:p>
       <w:pPr>
         <w:pStyle w:val="Evidence"/>
-        <w:rPr/>
-      </w:pPr>
-      <w:r>
-        <w:rPr>
+        <w:rPr>
+          <w:rFonts w:ascii="Adwaita Mono" w:hAnsi="Adwaita Mono"/>
+          <w:sz w:val="24"/>
+          <w:szCs w:val="24"/>
+        </w:rPr>
+      </w:pPr>
+      <w:r>
+        <w:rPr>
+          <w:rFonts w:ascii="Adwaita Mono" w:hAnsi="Adwaita Mono"/>
           <w:b/>
+          <w:sz w:val="24"/>
+          <w:szCs w:val="24"/>
         </w:rPr>
         <w:t xml:space="preserve">• </w:t>
       </w:r>
       <w:r>
         <w:rPr>
-          <w:rFonts w:ascii="Liberation Mono" w:hAnsi="Liberation Mono"/>
-          <w:sz w:val="18"/>
+          <w:rFonts w:ascii="Adwaita Mono" w:hAnsi="Adwaita Mono"/>
+          <w:sz w:val="24"/>
+          <w:szCs w:val="24"/>
         </w:rPr>
         <w:t>src/modelo/Socio.java</w:t>
       </w:r>
@@ -2605,18 +3126,26 @@
     <w:p>
       <w:pPr>
         <w:pStyle w:val="Evidence"/>
-        <w:rPr/>
-      </w:pPr>
-      <w:r>
-        <w:rPr>
+        <w:rPr>
+          <w:rFonts w:ascii="Adwaita Mono" w:hAnsi="Adwaita Mono"/>
+          <w:sz w:val="24"/>
+          <w:szCs w:val="24"/>
+        </w:rPr>
+      </w:pPr>
+      <w:r>
+        <w:rPr>
+          <w:rFonts w:ascii="Adwaita Mono" w:hAnsi="Adwaita Mono"/>
           <w:b/>
+          <w:sz w:val="24"/>
+          <w:szCs w:val="24"/>
         </w:rPr>
         <w:t xml:space="preserve">• </w:t>
       </w:r>
       <w:r>
         <w:rPr>
-          <w:rFonts w:ascii="Liberation Mono" w:hAnsi="Liberation Mono"/>
-          <w:sz w:val="18"/>
+          <w:rFonts w:ascii="Adwaita Mono" w:hAnsi="Adwaita Mono"/>
+          <w:sz w:val="24"/>
+          <w:szCs w:val="24"/>
         </w:rPr>
         <w:t>src/modelo/Reserva.java</w:t>
       </w:r>
@@ -2626,62 +3155,109 @@
         <w:pStyle w:val="Heading2"/>
         <w:keepNext w:val="true"/>
         <w:keepLines/>
-        <w:rPr/>
-      </w:pPr>
-      <w:r>
-        <w:rPr/>
+        <w:rPr>
+          <w:rFonts w:ascii="Adwaita Mono" w:hAnsi="Adwaita Mono"/>
+          <w:sz w:val="24"/>
+          <w:szCs w:val="24"/>
+        </w:rPr>
+      </w:pPr>
+      <w:r>
+        <w:rPr>
+          <w:rFonts w:ascii="Adwaita Mono" w:hAnsi="Adwaita Mono"/>
+          <w:sz w:val="24"/>
+          <w:szCs w:val="24"/>
+        </w:rPr>
         <w:t>3.3. SIA-3 — Buenas prácticas</w:t>
       </w:r>
     </w:p>
     <w:p>
       <w:pPr>
         <w:pStyle w:val="Normal"/>
-        <w:rPr/>
-      </w:pPr>
-      <w:r>
-        <w:rPr/>
+        <w:rPr>
+          <w:rFonts w:ascii="Adwaita Mono" w:hAnsi="Adwaita Mono"/>
+          <w:sz w:val="24"/>
+          <w:szCs w:val="24"/>
+        </w:rPr>
+      </w:pPr>
+      <w:r>
+        <w:rPr>
+          <w:rFonts w:ascii="Adwaita Mono" w:hAnsi="Adwaita Mono"/>
+          <w:sz w:val="24"/>
+          <w:szCs w:val="24"/>
+        </w:rPr>
         <w:t>Los atributos del modelo se mantienen privados y se accede a ellos mediante métodos de lectura y escritura cuando corresponde. El código está dividido en paquetes con responsabilidades diferenciadas: modelo, controlador, vista y main.</w:t>
       </w:r>
     </w:p>
     <w:p>
       <w:pPr>
         <w:pStyle w:val="Normal"/>
-        <w:rPr/>
-      </w:pPr>
-      <w:r>
-        <w:rPr/>
+        <w:rPr>
+          <w:rFonts w:ascii="Adwaita Mono" w:hAnsi="Adwaita Mono"/>
+          <w:sz w:val="24"/>
+          <w:szCs w:val="24"/>
+        </w:rPr>
+      </w:pPr>
+      <w:r>
+        <w:rPr>
+          <w:rFonts w:ascii="Adwaita Mono" w:hAnsi="Adwaita Mono"/>
+          <w:sz w:val="24"/>
+          <w:szCs w:val="24"/>
+        </w:rPr>
         <w:t>La lógica de negocio se concentra en SistemaClub; DBConnection se ocupa del acceso a SQLite; las vistas administran la interacción con el usuario y Main coordina el inicio de la aplicación. Esta separación evita concentrar todo el comportamiento en una única clase.</w:t>
       </w:r>
     </w:p>
     <w:p>
       <w:pPr>
         <w:pStyle w:val="Normal"/>
-        <w:rPr/>
-      </w:pPr>
-      <w:r>
-        <w:rPr/>
+        <w:rPr>
+          <w:rFonts w:ascii="Adwaita Mono" w:hAnsi="Adwaita Mono"/>
+          <w:sz w:val="24"/>
+          <w:szCs w:val="24"/>
+        </w:rPr>
+      </w:pPr>
+      <w:r>
+        <w:rPr>
+          <w:rFonts w:ascii="Adwaita Mono" w:hAnsi="Adwaita Mono"/>
+          <w:sz w:val="24"/>
+          <w:szCs w:val="24"/>
+        </w:rPr>
         <w:t>El programa incorpora datos iniciales en código. Después de cargar la base de datos, Main utiliza cargarDatosIniciales() cuando no existen socios ni actividades cargados. Estos datos incluyen distintos estados de socios, los subtipos de actividades y reservas de ejemplo, lo que permite probar el sistema desde una primera ejecución.</w:t>
       </w:r>
     </w:p>
     <w:p>
       <w:pPr>
         <w:pStyle w:val="Normal"/>
-        <w:rPr/>
-      </w:pPr>
-      <w:r>
-        <w:rPr/>
+        <w:rPr>
+          <w:rFonts w:ascii="Adwaita Mono" w:hAnsi="Adwaita Mono"/>
+          <w:sz w:val="24"/>
+          <w:szCs w:val="24"/>
+        </w:rPr>
+      </w:pPr>
+      <w:r>
+        <w:rPr>
+          <w:rFonts w:ascii="Adwaita Mono" w:hAnsi="Adwaita Mono"/>
+          <w:sz w:val="24"/>
+          <w:szCs w:val="24"/>
+        </w:rPr>
         <w:t>La versión final también incorpora documentación Javadoc en las clases principales, constructores y métodos relevantes, utilizando etiquetas como @param, @return y @throws cuando corresponde.</w:t>
       </w:r>
     </w:p>
     <w:p>
       <w:pPr>
         <w:pStyle w:val="Normal"/>
-        <w:rPr/>
-      </w:pPr>
-      <w:r>
-        <w:rPr>
+        <w:rPr>
+          <w:rFonts w:ascii="Adwaita Mono" w:hAnsi="Adwaita Mono"/>
+          <w:sz w:val="24"/>
+          <w:szCs w:val="24"/>
+        </w:rPr>
+      </w:pPr>
+      <w:r>
+        <w:rPr>
+          <w:rFonts w:ascii="Adwaita Mono" w:hAnsi="Adwaita Mono"/>
           <w:b/>
           <w:color w:val="1F4E79"/>
+          <w:sz w:val="24"/>
+          <w:szCs w:val="24"/>
         </w:rPr>
         <w:t>Evidencia principal</w:t>
       </w:r>
@@ -2689,18 +3265,26 @@
     <w:p>
       <w:pPr>
         <w:pStyle w:val="Evidence"/>
-        <w:rPr/>
-      </w:pPr>
-      <w:r>
-        <w:rPr>
+        <w:rPr>
+          <w:rFonts w:ascii="Adwaita Mono" w:hAnsi="Adwaita Mono"/>
+          <w:sz w:val="24"/>
+          <w:szCs w:val="24"/>
+        </w:rPr>
+      </w:pPr>
+      <w:r>
+        <w:rPr>
+          <w:rFonts w:ascii="Adwaita Mono" w:hAnsi="Adwaita Mono"/>
           <w:b/>
+          <w:sz w:val="24"/>
+          <w:szCs w:val="24"/>
         </w:rPr>
         <w:t xml:space="preserve">• </w:t>
       </w:r>
       <w:r>
         <w:rPr>
-          <w:rFonts w:ascii="Liberation Mono" w:hAnsi="Liberation Mono"/>
-          <w:sz w:val="18"/>
+          <w:rFonts w:ascii="Adwaita Mono" w:hAnsi="Adwaita Mono"/>
+          <w:sz w:val="24"/>
+          <w:szCs w:val="24"/>
         </w:rPr>
         <w:t>src/main/Main.java</w:t>
       </w:r>
@@ -2708,18 +3292,26 @@
     <w:p>
       <w:pPr>
         <w:pStyle w:val="Evidence"/>
-        <w:rPr/>
-      </w:pPr>
-      <w:r>
-        <w:rPr>
+        <w:rPr>
+          <w:rFonts w:ascii="Adwaita Mono" w:hAnsi="Adwaita Mono"/>
+          <w:sz w:val="24"/>
+          <w:szCs w:val="24"/>
+        </w:rPr>
+      </w:pPr>
+      <w:r>
+        <w:rPr>
+          <w:rFonts w:ascii="Adwaita Mono" w:hAnsi="Adwaita Mono"/>
           <w:b/>
+          <w:sz w:val="24"/>
+          <w:szCs w:val="24"/>
         </w:rPr>
         <w:t xml:space="preserve">• </w:t>
       </w:r>
       <w:r>
         <w:rPr>
-          <w:rFonts w:ascii="Liberation Mono" w:hAnsi="Liberation Mono"/>
-          <w:sz w:val="18"/>
+          <w:rFonts w:ascii="Adwaita Mono" w:hAnsi="Adwaita Mono"/>
+          <w:sz w:val="24"/>
+          <w:szCs w:val="24"/>
         </w:rPr>
         <w:t>SistemaClub.cargarDatosIniciales()</w:t>
       </w:r>
@@ -2727,18 +3319,26 @@
     <w:p>
       <w:pPr>
         <w:pStyle w:val="Evidence"/>
-        <w:rPr/>
-      </w:pPr>
-      <w:r>
-        <w:rPr>
+        <w:rPr>
+          <w:rFonts w:ascii="Adwaita Mono" w:hAnsi="Adwaita Mono"/>
+          <w:sz w:val="24"/>
+          <w:szCs w:val="24"/>
+        </w:rPr>
+      </w:pPr>
+      <w:r>
+        <w:rPr>
+          <w:rFonts w:ascii="Adwaita Mono" w:hAnsi="Adwaita Mono"/>
           <w:b/>
+          <w:sz w:val="24"/>
+          <w:szCs w:val="24"/>
         </w:rPr>
         <w:t xml:space="preserve">• </w:t>
       </w:r>
       <w:r>
         <w:rPr>
-          <w:rFonts w:ascii="Liberation Mono" w:hAnsi="Liberation Mono"/>
-          <w:sz w:val="18"/>
+          <w:rFonts w:ascii="Adwaita Mono" w:hAnsi="Adwaita Mono"/>
+          <w:sz w:val="24"/>
+          <w:szCs w:val="24"/>
         </w:rPr>
         <w:t>src/controlador/DBConnection.java</w:t>
       </w:r>
@@ -2746,18 +3346,26 @@
     <w:p>
       <w:pPr>
         <w:pStyle w:val="Evidence"/>
-        <w:rPr/>
-      </w:pPr>
-      <w:r>
-        <w:rPr>
+        <w:rPr>
+          <w:rFonts w:ascii="Adwaita Mono" w:hAnsi="Adwaita Mono"/>
+          <w:sz w:val="24"/>
+          <w:szCs w:val="24"/>
+        </w:rPr>
+      </w:pPr>
+      <w:r>
+        <w:rPr>
+          <w:rFonts w:ascii="Adwaita Mono" w:hAnsi="Adwaita Mono"/>
           <w:b/>
+          <w:sz w:val="24"/>
+          <w:szCs w:val="24"/>
         </w:rPr>
         <w:t xml:space="preserve">• </w:t>
       </w:r>
       <w:r>
         <w:rPr>
-          <w:rFonts w:ascii="Liberation Mono" w:hAnsi="Liberation Mono"/>
-          <w:sz w:val="18"/>
+          <w:rFonts w:ascii="Adwaita Mono" w:hAnsi="Adwaita Mono"/>
+          <w:sz w:val="24"/>
+          <w:szCs w:val="24"/>
         </w:rPr>
         <w:t>src/modelo/*</w:t>
       </w:r>
@@ -2765,18 +3373,26 @@
     <w:p>
       <w:pPr>
         <w:pStyle w:val="Evidence"/>
-        <w:rPr/>
-      </w:pPr>
-      <w:r>
-        <w:rPr>
+        <w:rPr>
+          <w:rFonts w:ascii="Adwaita Mono" w:hAnsi="Adwaita Mono"/>
+          <w:sz w:val="24"/>
+          <w:szCs w:val="24"/>
+        </w:rPr>
+      </w:pPr>
+      <w:r>
+        <w:rPr>
+          <w:rFonts w:ascii="Adwaita Mono" w:hAnsi="Adwaita Mono"/>
           <w:b/>
+          <w:sz w:val="24"/>
+          <w:szCs w:val="24"/>
         </w:rPr>
         <w:t xml:space="preserve">• </w:t>
       </w:r>
       <w:r>
         <w:rPr>
-          <w:rFonts w:ascii="Liberation Mono" w:hAnsi="Liberation Mono"/>
-          <w:sz w:val="18"/>
+          <w:rFonts w:ascii="Adwaita Mono" w:hAnsi="Adwaita Mono"/>
+          <w:sz w:val="24"/>
+          <w:szCs w:val="24"/>
         </w:rPr>
         <w:t>src/vista/*</w:t>
       </w:r>
@@ -2786,42 +3402,73 @@
         <w:pStyle w:val="Heading2"/>
         <w:keepNext w:val="true"/>
         <w:keepLines/>
-        <w:rPr/>
-      </w:pPr>
-      <w:r>
-        <w:rPr/>
+        <w:rPr>
+          <w:rFonts w:ascii="Adwaita Mono" w:hAnsi="Adwaita Mono"/>
+          <w:sz w:val="24"/>
+          <w:szCs w:val="24"/>
+        </w:rPr>
+      </w:pPr>
+      <w:r>
+        <w:rPr>
+          <w:rFonts w:ascii="Adwaita Mono" w:hAnsi="Adwaita Mono"/>
+          <w:sz w:val="24"/>
+          <w:szCs w:val="24"/>
+        </w:rPr>
         <w:t>3.4. SIA-4 — Colecciones de objetos</w:t>
       </w:r>
     </w:p>
     <w:p>
       <w:pPr>
         <w:pStyle w:val="Normal"/>
-        <w:rPr/>
-      </w:pPr>
-      <w:r>
-        <w:rPr/>
+        <w:rPr>
+          <w:rFonts w:ascii="Adwaita Mono" w:hAnsi="Adwaita Mono"/>
+          <w:sz w:val="24"/>
+          <w:szCs w:val="24"/>
+        </w:rPr>
+      </w:pPr>
+      <w:r>
+        <w:rPr>
+          <w:rFonts w:ascii="Adwaita Mono" w:hAnsi="Adwaita Mono"/>
+          <w:sz w:val="24"/>
+          <w:szCs w:val="24"/>
+        </w:rPr>
         <w:t>El sistema utiliza colecciones del Java Collections Framework. SistemaClub mantiene un HashMap&lt;String, Socio&gt; para administrar socios utilizando el RUT como clave y un ArrayList&lt;Actividad&gt; para las actividades.</w:t>
       </w:r>
     </w:p>
     <w:p>
       <w:pPr>
         <w:pStyle w:val="Normal"/>
-        <w:rPr/>
-      </w:pPr>
-      <w:r>
-        <w:rPr/>
+        <w:rPr>
+          <w:rFonts w:ascii="Adwaita Mono" w:hAnsi="Adwaita Mono"/>
+          <w:sz w:val="24"/>
+          <w:szCs w:val="24"/>
+        </w:rPr>
+      </w:pPr>
+      <w:r>
+        <w:rPr>
+          <w:rFonts w:ascii="Adwaita Mono" w:hAnsi="Adwaita Mono"/>
+          <w:sz w:val="24"/>
+          <w:szCs w:val="24"/>
+        </w:rPr>
         <w:t>La lista de actividades utiliza el tipo abstracto Actividad, por lo que puede contener ClaseGrupal, EntrenamientoLibre y Evento de forma polimórfica. Además, cada Socio contiene un ArrayList&lt;Reserva&gt;, formando una colección anidada que vincula las reservas con su socio.</w:t>
       </w:r>
     </w:p>
     <w:p>
       <w:pPr>
         <w:pStyle w:val="Normal"/>
-        <w:rPr/>
-      </w:pPr>
-      <w:r>
-        <w:rPr>
+        <w:rPr>
+          <w:rFonts w:ascii="Adwaita Mono" w:hAnsi="Adwaita Mono"/>
+          <w:sz w:val="24"/>
+          <w:szCs w:val="24"/>
+        </w:rPr>
+      </w:pPr>
+      <w:r>
+        <w:rPr>
+          <w:rFonts w:ascii="Adwaita Mono" w:hAnsi="Adwaita Mono"/>
           <w:b/>
           <w:color w:val="1F4E79"/>
+          <w:sz w:val="24"/>
+          <w:szCs w:val="24"/>
         </w:rPr>
         <w:t>Evidencia principal</w:t>
       </w:r>
@@ -2829,18 +3476,26 @@
     <w:p>
       <w:pPr>
         <w:pStyle w:val="Evidence"/>
-        <w:rPr/>
-      </w:pPr>
-      <w:r>
-        <w:rPr>
+        <w:rPr>
+          <w:rFonts w:ascii="Adwaita Mono" w:hAnsi="Adwaita Mono"/>
+          <w:sz w:val="24"/>
+          <w:szCs w:val="24"/>
+        </w:rPr>
+      </w:pPr>
+      <w:r>
+        <w:rPr>
+          <w:rFonts w:ascii="Adwaita Mono" w:hAnsi="Adwaita Mono"/>
           <w:b/>
+          <w:sz w:val="24"/>
+          <w:szCs w:val="24"/>
         </w:rPr>
         <w:t xml:space="preserve">• </w:t>
       </w:r>
       <w:r>
         <w:rPr>
-          <w:rFonts w:ascii="Liberation Mono" w:hAnsi="Liberation Mono"/>
-          <w:sz w:val="18"/>
+          <w:rFonts w:ascii="Adwaita Mono" w:hAnsi="Adwaita Mono"/>
+          <w:sz w:val="24"/>
+          <w:szCs w:val="24"/>
         </w:rPr>
         <w:t>SistemaClub.mapaSocios</w:t>
       </w:r>
@@ -2848,18 +3503,26 @@
     <w:p>
       <w:pPr>
         <w:pStyle w:val="Evidence"/>
-        <w:rPr/>
-      </w:pPr>
-      <w:r>
-        <w:rPr>
+        <w:rPr>
+          <w:rFonts w:ascii="Adwaita Mono" w:hAnsi="Adwaita Mono"/>
+          <w:sz w:val="24"/>
+          <w:szCs w:val="24"/>
+        </w:rPr>
+      </w:pPr>
+      <w:r>
+        <w:rPr>
+          <w:rFonts w:ascii="Adwaita Mono" w:hAnsi="Adwaita Mono"/>
           <w:b/>
+          <w:sz w:val="24"/>
+          <w:szCs w:val="24"/>
         </w:rPr>
         <w:t xml:space="preserve">• </w:t>
       </w:r>
       <w:r>
         <w:rPr>
-          <w:rFonts w:ascii="Liberation Mono" w:hAnsi="Liberation Mono"/>
-          <w:sz w:val="18"/>
+          <w:rFonts w:ascii="Adwaita Mono" w:hAnsi="Adwaita Mono"/>
+          <w:sz w:val="24"/>
+          <w:szCs w:val="24"/>
         </w:rPr>
         <w:t>SistemaClub.listaActividades</w:t>
       </w:r>
@@ -2867,18 +3530,26 @@
     <w:p>
       <w:pPr>
         <w:pStyle w:val="Evidence"/>
-        <w:rPr/>
-      </w:pPr>
-      <w:r>
-        <w:rPr>
+        <w:rPr>
+          <w:rFonts w:ascii="Adwaita Mono" w:hAnsi="Adwaita Mono"/>
+          <w:sz w:val="24"/>
+          <w:szCs w:val="24"/>
+        </w:rPr>
+      </w:pPr>
+      <w:r>
+        <w:rPr>
+          <w:rFonts w:ascii="Adwaita Mono" w:hAnsi="Adwaita Mono"/>
           <w:b/>
+          <w:sz w:val="24"/>
+          <w:szCs w:val="24"/>
         </w:rPr>
         <w:t xml:space="preserve">• </w:t>
       </w:r>
       <w:r>
         <w:rPr>
-          <w:rFonts w:ascii="Liberation Mono" w:hAnsi="Liberation Mono"/>
-          <w:sz w:val="18"/>
+          <w:rFonts w:ascii="Adwaita Mono" w:hAnsi="Adwaita Mono"/>
+          <w:sz w:val="24"/>
+          <w:szCs w:val="24"/>
         </w:rPr>
         <w:t>Socio.listaReservas</w:t>
       </w:r>
@@ -2888,42 +3559,73 @@
         <w:pStyle w:val="Heading2"/>
         <w:keepNext w:val="true"/>
         <w:keepLines/>
-        <w:rPr/>
-      </w:pPr>
-      <w:r>
-        <w:rPr/>
+        <w:rPr>
+          <w:rFonts w:ascii="Adwaita Mono" w:hAnsi="Adwaita Mono"/>
+          <w:sz w:val="24"/>
+          <w:szCs w:val="24"/>
+        </w:rPr>
+      </w:pPr>
+      <w:r>
+        <w:rPr>
+          <w:rFonts w:ascii="Adwaita Mono" w:hAnsi="Adwaita Mono"/>
+          <w:sz w:val="24"/>
+          <w:szCs w:val="24"/>
+        </w:rPr>
         <w:t>3.5. SIA-5 — Sobrecarga de métodos</w:t>
       </w:r>
     </w:p>
     <w:p>
       <w:pPr>
         <w:pStyle w:val="Normal"/>
-        <w:rPr/>
-      </w:pPr>
-      <w:r>
-        <w:rPr/>
+        <w:rPr>
+          <w:rFonts w:ascii="Adwaita Mono" w:hAnsi="Adwaita Mono"/>
+          <w:sz w:val="24"/>
+          <w:szCs w:val="24"/>
+        </w:rPr>
+      </w:pPr>
+      <w:r>
+        <w:rPr>
+          <w:rFonts w:ascii="Adwaita Mono" w:hAnsi="Adwaita Mono"/>
+          <w:sz w:val="24"/>
+          <w:szCs w:val="24"/>
+        </w:rPr>
         <w:t>La sobrecarga se utiliza en operaciones reales del sistema. SistemaClub posee tres versiones de agregarActividad(), cada una con parámetros específicos para crear ClaseGrupal, EntrenamientoLibre o Evento.</w:t>
       </w:r>
     </w:p>
     <w:p>
       <w:pPr>
         <w:pStyle w:val="Normal"/>
-        <w:rPr/>
-      </w:pPr>
-      <w:r>
-        <w:rPr/>
+        <w:rPr>
+          <w:rFonts w:ascii="Adwaita Mono" w:hAnsi="Adwaita Mono"/>
+          <w:sz w:val="24"/>
+          <w:szCs w:val="24"/>
+        </w:rPr>
+      </w:pPr>
+      <w:r>
+        <w:rPr>
+          <w:rFonts w:ascii="Adwaita Mono" w:hAnsi="Adwaita Mono"/>
+          <w:sz w:val="24"/>
+          <w:szCs w:val="24"/>
+        </w:rPr>
         <w:t>También existen dos versiones de pagarFacturacion(): una para pagar la deuda completa y otra para realizar un abono parcial. En Socio, abonarDeuda() se encuentra sobrecargado para representar el pago total o un abono por monto.</w:t>
       </w:r>
     </w:p>
     <w:p>
       <w:pPr>
         <w:pStyle w:val="Normal"/>
-        <w:rPr/>
-      </w:pPr>
-      <w:r>
-        <w:rPr>
+        <w:rPr>
+          <w:rFonts w:ascii="Adwaita Mono" w:hAnsi="Adwaita Mono"/>
+          <w:sz w:val="24"/>
+          <w:szCs w:val="24"/>
+        </w:rPr>
+      </w:pPr>
+      <w:r>
+        <w:rPr>
+          <w:rFonts w:ascii="Adwaita Mono" w:hAnsi="Adwaita Mono"/>
           <w:b/>
           <w:color w:val="1F4E79"/>
+          <w:sz w:val="24"/>
+          <w:szCs w:val="24"/>
         </w:rPr>
         <w:t>Evidencia principal</w:t>
       </w:r>
@@ -2931,18 +3633,26 @@
     <w:p>
       <w:pPr>
         <w:pStyle w:val="Evidence"/>
-        <w:rPr/>
-      </w:pPr>
-      <w:r>
-        <w:rPr>
+        <w:rPr>
+          <w:rFonts w:ascii="Adwaita Mono" w:hAnsi="Adwaita Mono"/>
+          <w:sz w:val="24"/>
+          <w:szCs w:val="24"/>
+        </w:rPr>
+      </w:pPr>
+      <w:r>
+        <w:rPr>
+          <w:rFonts w:ascii="Adwaita Mono" w:hAnsi="Adwaita Mono"/>
           <w:b/>
+          <w:sz w:val="24"/>
+          <w:szCs w:val="24"/>
         </w:rPr>
         <w:t xml:space="preserve">• </w:t>
       </w:r>
       <w:r>
         <w:rPr>
-          <w:rFonts w:ascii="Liberation Mono" w:hAnsi="Liberation Mono"/>
-          <w:sz w:val="18"/>
+          <w:rFonts w:ascii="Adwaita Mono" w:hAnsi="Adwaita Mono"/>
+          <w:sz w:val="24"/>
+          <w:szCs w:val="24"/>
         </w:rPr>
         <w:t>SistemaClub.agregarActividad(...)</w:t>
       </w:r>
@@ -2950,18 +3660,26 @@
     <w:p>
       <w:pPr>
         <w:pStyle w:val="Evidence"/>
-        <w:rPr/>
-      </w:pPr>
-      <w:r>
-        <w:rPr>
+        <w:rPr>
+          <w:rFonts w:ascii="Adwaita Mono" w:hAnsi="Adwaita Mono"/>
+          <w:sz w:val="24"/>
+          <w:szCs w:val="24"/>
+        </w:rPr>
+      </w:pPr>
+      <w:r>
+        <w:rPr>
+          <w:rFonts w:ascii="Adwaita Mono" w:hAnsi="Adwaita Mono"/>
           <w:b/>
+          <w:sz w:val="24"/>
+          <w:szCs w:val="24"/>
         </w:rPr>
         <w:t xml:space="preserve">• </w:t>
       </w:r>
       <w:r>
         <w:rPr>
-          <w:rFonts w:ascii="Liberation Mono" w:hAnsi="Liberation Mono"/>
-          <w:sz w:val="18"/>
+          <w:rFonts w:ascii="Adwaita Mono" w:hAnsi="Adwaita Mono"/>
+          <w:sz w:val="24"/>
+          <w:szCs w:val="24"/>
         </w:rPr>
         <w:t>SistemaClub.pagarFacturacion(...)</w:t>
       </w:r>
@@ -2969,18 +3687,26 @@
     <w:p>
       <w:pPr>
         <w:pStyle w:val="Evidence"/>
-        <w:rPr/>
-      </w:pPr>
-      <w:r>
-        <w:rPr>
+        <w:rPr>
+          <w:rFonts w:ascii="Adwaita Mono" w:hAnsi="Adwaita Mono"/>
+          <w:sz w:val="24"/>
+          <w:szCs w:val="24"/>
+        </w:rPr>
+      </w:pPr>
+      <w:r>
+        <w:rPr>
+          <w:rFonts w:ascii="Adwaita Mono" w:hAnsi="Adwaita Mono"/>
           <w:b/>
+          <w:sz w:val="24"/>
+          <w:szCs w:val="24"/>
         </w:rPr>
         <w:t xml:space="preserve">• </w:t>
       </w:r>
       <w:r>
         <w:rPr>
-          <w:rFonts w:ascii="Liberation Mono" w:hAnsi="Liberation Mono"/>
-          <w:sz w:val="18"/>
+          <w:rFonts w:ascii="Adwaita Mono" w:hAnsi="Adwaita Mono"/>
+          <w:sz w:val="24"/>
+          <w:szCs w:val="24"/>
         </w:rPr>
         <w:t>Socio.abonarDeuda(...)</w:t>
       </w:r>
@@ -2990,42 +3716,73 @@
         <w:pStyle w:val="Heading2"/>
         <w:keepNext w:val="true"/>
         <w:keepLines/>
-        <w:rPr/>
-      </w:pPr>
-      <w:r>
-        <w:rPr/>
+        <w:rPr>
+          <w:rFonts w:ascii="Adwaita Mono" w:hAnsi="Adwaita Mono"/>
+          <w:sz w:val="24"/>
+          <w:szCs w:val="24"/>
+        </w:rPr>
+      </w:pPr>
+      <w:r>
+        <w:rPr>
+          <w:rFonts w:ascii="Adwaita Mono" w:hAnsi="Adwaita Mono"/>
+          <w:sz w:val="24"/>
+          <w:szCs w:val="24"/>
+        </w:rPr>
         <w:t>3.6. SIA-6 — Sobrescritura de métodos</w:t>
       </w:r>
     </w:p>
     <w:p>
       <w:pPr>
         <w:pStyle w:val="Normal"/>
-        <w:rPr/>
-      </w:pPr>
-      <w:r>
-        <w:rPr/>
+        <w:rPr>
+          <w:rFonts w:ascii="Adwaita Mono" w:hAnsi="Adwaita Mono"/>
+          <w:sz w:val="24"/>
+          <w:szCs w:val="24"/>
+        </w:rPr>
+      </w:pPr>
+      <w:r>
+        <w:rPr>
+          <w:rFonts w:ascii="Adwaita Mono" w:hAnsi="Adwaita Mono"/>
+          <w:sz w:val="24"/>
+          <w:szCs w:val="24"/>
+        </w:rPr>
         <w:t>ClaseGrupal, EntrenamientoLibre y Evento sobrescriben métodos definidos en Actividad mediante @Override. Entre ellos se encuentran getTipoActividad(), mostrarDetalles() y los accesores polimórficos para atributos específicos.</w:t>
       </w:r>
     </w:p>
     <w:p>
       <w:pPr>
         <w:pStyle w:val="Normal"/>
-        <w:rPr/>
-      </w:pPr>
-      <w:r>
-        <w:rPr/>
+        <w:rPr>
+          <w:rFonts w:ascii="Adwaita Mono" w:hAnsi="Adwaita Mono"/>
+          <w:sz w:val="24"/>
+          <w:szCs w:val="24"/>
+        </w:rPr>
+      </w:pPr>
+      <w:r>
+        <w:rPr>
+          <w:rFonts w:ascii="Adwaita Mono" w:hAnsi="Adwaita Mono"/>
+          <w:sz w:val="24"/>
+          <w:szCs w:val="24"/>
+        </w:rPr>
         <w:t>Este diseño permite trabajar con referencias de tipo Actividad y obtener el comportamiento correcto según el subtipo real. La persistencia también aprovecha este contrato polimórfico para obtener atributos específicos sin utilizar instanceof.</w:t>
       </w:r>
     </w:p>
     <w:p>
       <w:pPr>
         <w:pStyle w:val="Normal"/>
-        <w:rPr/>
-      </w:pPr>
-      <w:r>
-        <w:rPr>
+        <w:rPr>
+          <w:rFonts w:ascii="Adwaita Mono" w:hAnsi="Adwaita Mono"/>
+          <w:sz w:val="24"/>
+          <w:szCs w:val="24"/>
+        </w:rPr>
+      </w:pPr>
+      <w:r>
+        <w:rPr>
+          <w:rFonts w:ascii="Adwaita Mono" w:hAnsi="Adwaita Mono"/>
           <w:b/>
           <w:color w:val="1F4E79"/>
+          <w:sz w:val="24"/>
+          <w:szCs w:val="24"/>
         </w:rPr>
         <w:t>Evidencia principal</w:t>
       </w:r>
@@ -3033,18 +3790,26 @@
     <w:p>
       <w:pPr>
         <w:pStyle w:val="Evidence"/>
-        <w:rPr/>
-      </w:pPr>
-      <w:r>
-        <w:rPr>
+        <w:rPr>
+          <w:rFonts w:ascii="Adwaita Mono" w:hAnsi="Adwaita Mono"/>
+          <w:sz w:val="24"/>
+          <w:szCs w:val="24"/>
+        </w:rPr>
+      </w:pPr>
+      <w:r>
+        <w:rPr>
+          <w:rFonts w:ascii="Adwaita Mono" w:hAnsi="Adwaita Mono"/>
           <w:b/>
+          <w:sz w:val="24"/>
+          <w:szCs w:val="24"/>
         </w:rPr>
         <w:t xml:space="preserve">• </w:t>
       </w:r>
       <w:r>
         <w:rPr>
-          <w:rFonts w:ascii="Liberation Mono" w:hAnsi="Liberation Mono"/>
-          <w:sz w:val="18"/>
+          <w:rFonts w:ascii="Adwaita Mono" w:hAnsi="Adwaita Mono"/>
+          <w:sz w:val="24"/>
+          <w:szCs w:val="24"/>
         </w:rPr>
         <w:t>src/modelo/Actividad.java</w:t>
       </w:r>
@@ -3052,18 +3817,26 @@
     <w:p>
       <w:pPr>
         <w:pStyle w:val="Evidence"/>
-        <w:rPr/>
-      </w:pPr>
-      <w:r>
-        <w:rPr>
+        <w:rPr>
+          <w:rFonts w:ascii="Adwaita Mono" w:hAnsi="Adwaita Mono"/>
+          <w:sz w:val="24"/>
+          <w:szCs w:val="24"/>
+        </w:rPr>
+      </w:pPr>
+      <w:r>
+        <w:rPr>
+          <w:rFonts w:ascii="Adwaita Mono" w:hAnsi="Adwaita Mono"/>
           <w:b/>
+          <w:sz w:val="24"/>
+          <w:szCs w:val="24"/>
         </w:rPr>
         <w:t xml:space="preserve">• </w:t>
       </w:r>
       <w:r>
         <w:rPr>
-          <w:rFonts w:ascii="Liberation Mono" w:hAnsi="Liberation Mono"/>
-          <w:sz w:val="18"/>
+          <w:rFonts w:ascii="Adwaita Mono" w:hAnsi="Adwaita Mono"/>
+          <w:sz w:val="24"/>
+          <w:szCs w:val="24"/>
         </w:rPr>
         <w:t>src/modelo/ClaseGrupal.java</w:t>
       </w:r>
@@ -3071,18 +3844,26 @@
     <w:p>
       <w:pPr>
         <w:pStyle w:val="Evidence"/>
-        <w:rPr/>
-      </w:pPr>
-      <w:r>
-        <w:rPr>
+        <w:rPr>
+          <w:rFonts w:ascii="Adwaita Mono" w:hAnsi="Adwaita Mono"/>
+          <w:sz w:val="24"/>
+          <w:szCs w:val="24"/>
+        </w:rPr>
+      </w:pPr>
+      <w:r>
+        <w:rPr>
+          <w:rFonts w:ascii="Adwaita Mono" w:hAnsi="Adwaita Mono"/>
           <w:b/>
+          <w:sz w:val="24"/>
+          <w:szCs w:val="24"/>
         </w:rPr>
         <w:t xml:space="preserve">• </w:t>
       </w:r>
       <w:r>
         <w:rPr>
-          <w:rFonts w:ascii="Liberation Mono" w:hAnsi="Liberation Mono"/>
-          <w:sz w:val="18"/>
+          <w:rFonts w:ascii="Adwaita Mono" w:hAnsi="Adwaita Mono"/>
+          <w:sz w:val="24"/>
+          <w:szCs w:val="24"/>
         </w:rPr>
         <w:t>src/modelo/EntrenamientoLibre.java</w:t>
       </w:r>
@@ -3090,18 +3871,26 @@
     <w:p>
       <w:pPr>
         <w:pStyle w:val="Evidence"/>
-        <w:rPr/>
-      </w:pPr>
-      <w:r>
-        <w:rPr>
+        <w:rPr>
+          <w:rFonts w:ascii="Adwaita Mono" w:hAnsi="Adwaita Mono"/>
+          <w:sz w:val="24"/>
+          <w:szCs w:val="24"/>
+        </w:rPr>
+      </w:pPr>
+      <w:r>
+        <w:rPr>
+          <w:rFonts w:ascii="Adwaita Mono" w:hAnsi="Adwaita Mono"/>
           <w:b/>
+          <w:sz w:val="24"/>
+          <w:szCs w:val="24"/>
         </w:rPr>
         <w:t xml:space="preserve">• </w:t>
       </w:r>
       <w:r>
         <w:rPr>
-          <w:rFonts w:ascii="Liberation Mono" w:hAnsi="Liberation Mono"/>
-          <w:sz w:val="18"/>
+          <w:rFonts w:ascii="Adwaita Mono" w:hAnsi="Adwaita Mono"/>
+          <w:sz w:val="24"/>
+          <w:szCs w:val="24"/>
         </w:rPr>
         <w:t>src/modelo/Evento.java</w:t>
       </w:r>
@@ -3109,18 +3898,26 @@
     <w:p>
       <w:pPr>
         <w:pStyle w:val="Evidence"/>
-        <w:rPr/>
-      </w:pPr>
-      <w:r>
-        <w:rPr>
+        <w:rPr>
+          <w:rFonts w:ascii="Adwaita Mono" w:hAnsi="Adwaita Mono"/>
+          <w:sz w:val="24"/>
+          <w:szCs w:val="24"/>
+        </w:rPr>
+      </w:pPr>
+      <w:r>
+        <w:rPr>
+          <w:rFonts w:ascii="Adwaita Mono" w:hAnsi="Adwaita Mono"/>
           <w:b/>
+          <w:sz w:val="24"/>
+          <w:szCs w:val="24"/>
         </w:rPr>
         <w:t xml:space="preserve">• </w:t>
       </w:r>
       <w:r>
         <w:rPr>
-          <w:rFonts w:ascii="Liberation Mono" w:hAnsi="Liberation Mono"/>
-          <w:sz w:val="18"/>
+          <w:rFonts w:ascii="Adwaita Mono" w:hAnsi="Adwaita Mono"/>
+          <w:sz w:val="24"/>
+          <w:szCs w:val="24"/>
         </w:rPr>
         <w:t>DBConnection.guardarActividad(...)</w:t>
       </w:r>
@@ -3130,42 +3927,73 @@
         <w:pStyle w:val="Heading2"/>
         <w:keepNext w:val="true"/>
         <w:keepLines/>
-        <w:rPr/>
-      </w:pPr>
-      <w:r>
-        <w:rPr/>
+        <w:rPr>
+          <w:rFonts w:ascii="Adwaita Mono" w:hAnsi="Adwaita Mono"/>
+          <w:sz w:val="24"/>
+          <w:szCs w:val="24"/>
+        </w:rPr>
+      </w:pPr>
+      <w:r>
+        <w:rPr>
+          <w:rFonts w:ascii="Adwaita Mono" w:hAnsi="Adwaita Mono"/>
+          <w:sz w:val="24"/>
+          <w:szCs w:val="24"/>
+        </w:rPr>
         <w:t>3.7. SIA-7 — Inserción y listado</w:t>
       </w:r>
     </w:p>
     <w:p>
       <w:pPr>
         <w:pStyle w:val="Normal"/>
-        <w:rPr/>
-      </w:pPr>
-      <w:r>
-        <w:rPr/>
+        <w:rPr>
+          <w:rFonts w:ascii="Adwaita Mono" w:hAnsi="Adwaita Mono"/>
+          <w:sz w:val="24"/>
+          <w:szCs w:val="24"/>
+        </w:rPr>
+      </w:pPr>
+      <w:r>
+        <w:rPr>
+          <w:rFonts w:ascii="Adwaita Mono" w:hAnsi="Adwaita Mono"/>
+          <w:sz w:val="24"/>
+          <w:szCs w:val="24"/>
+        </w:rPr>
         <w:t>El sistema dispone de operaciones separadas para insertar y listar las dos colecciones principales. Los socios se registran mediante agregarSocio() y se listan mediante obtenerListaSocios(). Las actividades se registran mediante las sobrecargas de agregarActividad() y se listan mediante obtenerActividades().</w:t>
       </w:r>
     </w:p>
     <w:p>
       <w:pPr>
         <w:pStyle w:val="Normal"/>
-        <w:rPr/>
-      </w:pPr>
-      <w:r>
-        <w:rPr/>
+        <w:rPr>
+          <w:rFonts w:ascii="Adwaita Mono" w:hAnsi="Adwaita Mono"/>
+          <w:sz w:val="24"/>
+          <w:szCs w:val="24"/>
+        </w:rPr>
+      </w:pPr>
+      <w:r>
+        <w:rPr>
+          <w:rFonts w:ascii="Adwaita Mono" w:hAnsi="Adwaita Mono"/>
+          <w:sz w:val="24"/>
+          <w:szCs w:val="24"/>
+        </w:rPr>
         <w:t>Estas operaciones están disponibles en MenuConsola y MenuVentana. También se incluyen listados específicos de socios deudores y eventos activos.</w:t>
       </w:r>
     </w:p>
     <w:p>
       <w:pPr>
         <w:pStyle w:val="Normal"/>
-        <w:rPr/>
-      </w:pPr>
-      <w:r>
-        <w:rPr>
+        <w:rPr>
+          <w:rFonts w:ascii="Adwaita Mono" w:hAnsi="Adwaita Mono"/>
+          <w:sz w:val="24"/>
+          <w:szCs w:val="24"/>
+        </w:rPr>
+      </w:pPr>
+      <w:r>
+        <w:rPr>
+          <w:rFonts w:ascii="Adwaita Mono" w:hAnsi="Adwaita Mono"/>
           <w:b/>
           <w:color w:val="1F4E79"/>
+          <w:sz w:val="24"/>
+          <w:szCs w:val="24"/>
         </w:rPr>
         <w:t>Evidencia principal</w:t>
       </w:r>
@@ -3173,18 +4001,26 @@
     <w:p>
       <w:pPr>
         <w:pStyle w:val="Evidence"/>
-        <w:rPr/>
-      </w:pPr>
-      <w:r>
-        <w:rPr>
+        <w:rPr>
+          <w:rFonts w:ascii="Adwaita Mono" w:hAnsi="Adwaita Mono"/>
+          <w:sz w:val="24"/>
+          <w:szCs w:val="24"/>
+        </w:rPr>
+      </w:pPr>
+      <w:r>
+        <w:rPr>
+          <w:rFonts w:ascii="Adwaita Mono" w:hAnsi="Adwaita Mono"/>
           <w:b/>
+          <w:sz w:val="24"/>
+          <w:szCs w:val="24"/>
         </w:rPr>
         <w:t xml:space="preserve">• </w:t>
       </w:r>
       <w:r>
         <w:rPr>
-          <w:rFonts w:ascii="Liberation Mono" w:hAnsi="Liberation Mono"/>
-          <w:sz w:val="18"/>
+          <w:rFonts w:ascii="Adwaita Mono" w:hAnsi="Adwaita Mono"/>
+          <w:sz w:val="24"/>
+          <w:szCs w:val="24"/>
         </w:rPr>
         <w:t>src/vista/MenuConsola.java</w:t>
       </w:r>
@@ -3192,18 +4028,26 @@
     <w:p>
       <w:pPr>
         <w:pStyle w:val="Evidence"/>
-        <w:rPr/>
-      </w:pPr>
-      <w:r>
-        <w:rPr>
+        <w:rPr>
+          <w:rFonts w:ascii="Adwaita Mono" w:hAnsi="Adwaita Mono"/>
+          <w:sz w:val="24"/>
+          <w:szCs w:val="24"/>
+        </w:rPr>
+      </w:pPr>
+      <w:r>
+        <w:rPr>
+          <w:rFonts w:ascii="Adwaita Mono" w:hAnsi="Adwaita Mono"/>
           <w:b/>
+          <w:sz w:val="24"/>
+          <w:szCs w:val="24"/>
         </w:rPr>
         <w:t xml:space="preserve">• </w:t>
       </w:r>
       <w:r>
         <w:rPr>
-          <w:rFonts w:ascii="Liberation Mono" w:hAnsi="Liberation Mono"/>
-          <w:sz w:val="18"/>
+          <w:rFonts w:ascii="Adwaita Mono" w:hAnsi="Adwaita Mono"/>
+          <w:sz w:val="24"/>
+          <w:szCs w:val="24"/>
         </w:rPr>
         <w:t>src/vista/MenuVentana.java</w:t>
       </w:r>
@@ -3211,18 +4055,26 @@
     <w:p>
       <w:pPr>
         <w:pStyle w:val="Evidence"/>
-        <w:rPr/>
-      </w:pPr>
-      <w:r>
-        <w:rPr>
+        <w:rPr>
+          <w:rFonts w:ascii="Adwaita Mono" w:hAnsi="Adwaita Mono"/>
+          <w:sz w:val="24"/>
+          <w:szCs w:val="24"/>
+        </w:rPr>
+      </w:pPr>
+      <w:r>
+        <w:rPr>
+          <w:rFonts w:ascii="Adwaita Mono" w:hAnsi="Adwaita Mono"/>
           <w:b/>
+          <w:sz w:val="24"/>
+          <w:szCs w:val="24"/>
         </w:rPr>
         <w:t xml:space="preserve">• </w:t>
       </w:r>
       <w:r>
         <w:rPr>
-          <w:rFonts w:ascii="Liberation Mono" w:hAnsi="Liberation Mono"/>
-          <w:sz w:val="18"/>
+          <w:rFonts w:ascii="Adwaita Mono" w:hAnsi="Adwaita Mono"/>
+          <w:sz w:val="24"/>
+          <w:szCs w:val="24"/>
         </w:rPr>
         <w:t>SistemaClub.agregarSocio()</w:t>
       </w:r>
@@ -3230,18 +4082,26 @@
     <w:p>
       <w:pPr>
         <w:pStyle w:val="Evidence"/>
-        <w:rPr/>
-      </w:pPr>
-      <w:r>
-        <w:rPr>
+        <w:rPr>
+          <w:rFonts w:ascii="Adwaita Mono" w:hAnsi="Adwaita Mono"/>
+          <w:sz w:val="24"/>
+          <w:szCs w:val="24"/>
+        </w:rPr>
+      </w:pPr>
+      <w:r>
+        <w:rPr>
+          <w:rFonts w:ascii="Adwaita Mono" w:hAnsi="Adwaita Mono"/>
           <w:b/>
+          <w:sz w:val="24"/>
+          <w:szCs w:val="24"/>
         </w:rPr>
         <w:t xml:space="preserve">• </w:t>
       </w:r>
       <w:r>
         <w:rPr>
-          <w:rFonts w:ascii="Liberation Mono" w:hAnsi="Liberation Mono"/>
-          <w:sz w:val="18"/>
+          <w:rFonts w:ascii="Adwaita Mono" w:hAnsi="Adwaita Mono"/>
+          <w:sz w:val="24"/>
+          <w:szCs w:val="24"/>
         </w:rPr>
         <w:t>SistemaClub.obtenerListaSocios()</w:t>
       </w:r>
@@ -3249,18 +4109,26 @@
     <w:p>
       <w:pPr>
         <w:pStyle w:val="Evidence"/>
-        <w:rPr/>
-      </w:pPr>
-      <w:r>
-        <w:rPr>
+        <w:rPr>
+          <w:rFonts w:ascii="Adwaita Mono" w:hAnsi="Adwaita Mono"/>
+          <w:sz w:val="24"/>
+          <w:szCs w:val="24"/>
+        </w:rPr>
+      </w:pPr>
+      <w:r>
+        <w:rPr>
+          <w:rFonts w:ascii="Adwaita Mono" w:hAnsi="Adwaita Mono"/>
           <w:b/>
+          <w:sz w:val="24"/>
+          <w:szCs w:val="24"/>
         </w:rPr>
         <w:t xml:space="preserve">• </w:t>
       </w:r>
       <w:r>
         <w:rPr>
-          <w:rFonts w:ascii="Liberation Mono" w:hAnsi="Liberation Mono"/>
-          <w:sz w:val="18"/>
+          <w:rFonts w:ascii="Adwaita Mono" w:hAnsi="Adwaita Mono"/>
+          <w:sz w:val="24"/>
+          <w:szCs w:val="24"/>
         </w:rPr>
         <w:t>SistemaClub.agregarActividad(...)</w:t>
       </w:r>
@@ -3268,18 +4136,26 @@
     <w:p>
       <w:pPr>
         <w:pStyle w:val="Evidence"/>
-        <w:rPr/>
-      </w:pPr>
-      <w:r>
-        <w:rPr>
+        <w:rPr>
+          <w:rFonts w:ascii="Adwaita Mono" w:hAnsi="Adwaita Mono"/>
+          <w:sz w:val="24"/>
+          <w:szCs w:val="24"/>
+        </w:rPr>
+      </w:pPr>
+      <w:r>
+        <w:rPr>
+          <w:rFonts w:ascii="Adwaita Mono" w:hAnsi="Adwaita Mono"/>
           <w:b/>
+          <w:sz w:val="24"/>
+          <w:szCs w:val="24"/>
         </w:rPr>
         <w:t xml:space="preserve">• </w:t>
       </w:r>
       <w:r>
         <w:rPr>
-          <w:rFonts w:ascii="Liberation Mono" w:hAnsi="Liberation Mono"/>
-          <w:sz w:val="18"/>
+          <w:rFonts w:ascii="Adwaita Mono" w:hAnsi="Adwaita Mono"/>
+          <w:sz w:val="24"/>
+          <w:szCs w:val="24"/>
         </w:rPr>
         <w:t>SistemaClub.obtenerActividades()</w:t>
       </w:r>
@@ -3289,42 +4165,73 @@
         <w:pStyle w:val="Heading2"/>
         <w:keepNext w:val="true"/>
         <w:keepLines/>
-        <w:rPr/>
-      </w:pPr>
-      <w:r>
-        <w:rPr/>
+        <w:rPr>
+          <w:rFonts w:ascii="Adwaita Mono" w:hAnsi="Adwaita Mono"/>
+          <w:sz w:val="24"/>
+          <w:szCs w:val="24"/>
+        </w:rPr>
+      </w:pPr>
+      <w:r>
+        <w:rPr>
+          <w:rFonts w:ascii="Adwaita Mono" w:hAnsi="Adwaita Mono"/>
+          <w:sz w:val="24"/>
+          <w:szCs w:val="24"/>
+        </w:rPr>
         <w:t>3.8. SIA-8 — Edición, eliminación y búsqueda</w:t>
       </w:r>
     </w:p>
     <w:p>
       <w:pPr>
         <w:pStyle w:val="Normal"/>
-        <w:rPr/>
-      </w:pPr>
-      <w:r>
-        <w:rPr/>
+        <w:rPr>
+          <w:rFonts w:ascii="Adwaita Mono" w:hAnsi="Adwaita Mono"/>
+          <w:sz w:val="24"/>
+          <w:szCs w:val="24"/>
+        </w:rPr>
+      </w:pPr>
+      <w:r>
+        <w:rPr>
+          <w:rFonts w:ascii="Adwaita Mono" w:hAnsi="Adwaita Mono"/>
+          <w:sz w:val="24"/>
+          <w:szCs w:val="24"/>
+        </w:rPr>
         <w:t>Para socios se implementaron búsqueda por RUT, modificación, desactivación y reactivación. Para actividades se implementaron operaciones equivalentes utilizando su identificador.</w:t>
       </w:r>
     </w:p>
     <w:p>
       <w:pPr>
         <w:pStyle w:val="Normal"/>
-        <w:rPr/>
-      </w:pPr>
-      <w:r>
-        <w:rPr/>
+        <w:rPr>
+          <w:rFonts w:ascii="Adwaita Mono" w:hAnsi="Adwaita Mono"/>
+          <w:sz w:val="24"/>
+          <w:szCs w:val="24"/>
+        </w:rPr>
+      </w:pPr>
+      <w:r>
+        <w:rPr>
+          <w:rFonts w:ascii="Adwaita Mono" w:hAnsi="Adwaita Mono"/>
+          <w:sz w:val="24"/>
+          <w:szCs w:val="24"/>
+        </w:rPr>
         <w:t>El flujo habitual utiliza baja lógica: en lugar de eliminar el objeto, se cambia su atributo activo a false. Esto permite conservar la información y reactivar el registro más adelante. Los métodos de eliminación física se mantienen en el controlador para uso administrativo, pero no corresponden al flujo normal de las interfaces.</w:t>
       </w:r>
     </w:p>
     <w:p>
       <w:pPr>
         <w:pStyle w:val="Normal"/>
-        <w:rPr/>
-      </w:pPr>
-      <w:r>
-        <w:rPr>
+        <w:rPr>
+          <w:rFonts w:ascii="Adwaita Mono" w:hAnsi="Adwaita Mono"/>
+          <w:sz w:val="24"/>
+          <w:szCs w:val="24"/>
+        </w:rPr>
+      </w:pPr>
+      <w:r>
+        <w:rPr>
+          <w:rFonts w:ascii="Adwaita Mono" w:hAnsi="Adwaita Mono"/>
           <w:b/>
           <w:color w:val="1F4E79"/>
+          <w:sz w:val="24"/>
+          <w:szCs w:val="24"/>
         </w:rPr>
         <w:t>Evidencia principal</w:t>
       </w:r>
@@ -3332,18 +4239,26 @@
     <w:p>
       <w:pPr>
         <w:pStyle w:val="Evidence"/>
-        <w:rPr/>
-      </w:pPr>
-      <w:r>
-        <w:rPr>
+        <w:rPr>
+          <w:rFonts w:ascii="Adwaita Mono" w:hAnsi="Adwaita Mono"/>
+          <w:sz w:val="24"/>
+          <w:szCs w:val="24"/>
+        </w:rPr>
+      </w:pPr>
+      <w:r>
+        <w:rPr>
+          <w:rFonts w:ascii="Adwaita Mono" w:hAnsi="Adwaita Mono"/>
           <w:b/>
+          <w:sz w:val="24"/>
+          <w:szCs w:val="24"/>
         </w:rPr>
         <w:t xml:space="preserve">• </w:t>
       </w:r>
       <w:r>
         <w:rPr>
-          <w:rFonts w:ascii="Liberation Mono" w:hAnsi="Liberation Mono"/>
-          <w:sz w:val="18"/>
+          <w:rFonts w:ascii="Adwaita Mono" w:hAnsi="Adwaita Mono"/>
+          <w:sz w:val="24"/>
+          <w:szCs w:val="24"/>
         </w:rPr>
         <w:t>SistemaClub.buscarSocio()</w:t>
       </w:r>
@@ -3351,18 +4266,26 @@
     <w:p>
       <w:pPr>
         <w:pStyle w:val="Evidence"/>
-        <w:rPr/>
-      </w:pPr>
-      <w:r>
-        <w:rPr>
+        <w:rPr>
+          <w:rFonts w:ascii="Adwaita Mono" w:hAnsi="Adwaita Mono"/>
+          <w:sz w:val="24"/>
+          <w:szCs w:val="24"/>
+        </w:rPr>
+      </w:pPr>
+      <w:r>
+        <w:rPr>
+          <w:rFonts w:ascii="Adwaita Mono" w:hAnsi="Adwaita Mono"/>
           <w:b/>
+          <w:sz w:val="24"/>
+          <w:szCs w:val="24"/>
         </w:rPr>
         <w:t xml:space="preserve">• </w:t>
       </w:r>
       <w:r>
         <w:rPr>
-          <w:rFonts w:ascii="Liberation Mono" w:hAnsi="Liberation Mono"/>
-          <w:sz w:val="18"/>
+          <w:rFonts w:ascii="Adwaita Mono" w:hAnsi="Adwaita Mono"/>
+          <w:sz w:val="24"/>
+          <w:szCs w:val="24"/>
         </w:rPr>
         <w:t>SistemaClub.modificarSocio()</w:t>
       </w:r>
@@ -3370,18 +4293,26 @@
     <w:p>
       <w:pPr>
         <w:pStyle w:val="Evidence"/>
-        <w:rPr/>
-      </w:pPr>
-      <w:r>
-        <w:rPr>
+        <w:rPr>
+          <w:rFonts w:ascii="Adwaita Mono" w:hAnsi="Adwaita Mono"/>
+          <w:sz w:val="24"/>
+          <w:szCs w:val="24"/>
+        </w:rPr>
+      </w:pPr>
+      <w:r>
+        <w:rPr>
+          <w:rFonts w:ascii="Adwaita Mono" w:hAnsi="Adwaita Mono"/>
           <w:b/>
+          <w:sz w:val="24"/>
+          <w:szCs w:val="24"/>
         </w:rPr>
         <w:t xml:space="preserve">• </w:t>
       </w:r>
       <w:r>
         <w:rPr>
-          <w:rFonts w:ascii="Liberation Mono" w:hAnsi="Liberation Mono"/>
-          <w:sz w:val="18"/>
+          <w:rFonts w:ascii="Adwaita Mono" w:hAnsi="Adwaita Mono"/>
+          <w:sz w:val="24"/>
+          <w:szCs w:val="24"/>
         </w:rPr>
         <w:t>SistemaClub.desactivarSocio() / activarSocio()</w:t>
       </w:r>
@@ -3389,18 +4320,26 @@
     <w:p>
       <w:pPr>
         <w:pStyle w:val="Evidence"/>
-        <w:rPr/>
-      </w:pPr>
-      <w:r>
-        <w:rPr>
+        <w:rPr>
+          <w:rFonts w:ascii="Adwaita Mono" w:hAnsi="Adwaita Mono"/>
+          <w:sz w:val="24"/>
+          <w:szCs w:val="24"/>
+        </w:rPr>
+      </w:pPr>
+      <w:r>
+        <w:rPr>
+          <w:rFonts w:ascii="Adwaita Mono" w:hAnsi="Adwaita Mono"/>
           <w:b/>
+          <w:sz w:val="24"/>
+          <w:szCs w:val="24"/>
         </w:rPr>
         <w:t xml:space="preserve">• </w:t>
       </w:r>
       <w:r>
         <w:rPr>
-          <w:rFonts w:ascii="Liberation Mono" w:hAnsi="Liberation Mono"/>
-          <w:sz w:val="18"/>
+          <w:rFonts w:ascii="Adwaita Mono" w:hAnsi="Adwaita Mono"/>
+          <w:sz w:val="24"/>
+          <w:szCs w:val="24"/>
         </w:rPr>
         <w:t>SistemaClub.buscarActividad()</w:t>
       </w:r>
@@ -3408,18 +4347,26 @@
     <w:p>
       <w:pPr>
         <w:pStyle w:val="Evidence"/>
-        <w:rPr/>
-      </w:pPr>
-      <w:r>
-        <w:rPr>
+        <w:rPr>
+          <w:rFonts w:ascii="Adwaita Mono" w:hAnsi="Adwaita Mono"/>
+          <w:sz w:val="24"/>
+          <w:szCs w:val="24"/>
+        </w:rPr>
+      </w:pPr>
+      <w:r>
+        <w:rPr>
+          <w:rFonts w:ascii="Adwaita Mono" w:hAnsi="Adwaita Mono"/>
           <w:b/>
+          <w:sz w:val="24"/>
+          <w:szCs w:val="24"/>
         </w:rPr>
         <w:t xml:space="preserve">• </w:t>
       </w:r>
       <w:r>
         <w:rPr>
-          <w:rFonts w:ascii="Liberation Mono" w:hAnsi="Liberation Mono"/>
-          <w:sz w:val="18"/>
+          <w:rFonts w:ascii="Adwaita Mono" w:hAnsi="Adwaita Mono"/>
+          <w:sz w:val="24"/>
+          <w:szCs w:val="24"/>
         </w:rPr>
         <w:t>SistemaClub.modificarActividad()</w:t>
       </w:r>
@@ -3427,18 +4374,26 @@
     <w:p>
       <w:pPr>
         <w:pStyle w:val="Evidence"/>
-        <w:rPr/>
-      </w:pPr>
-      <w:r>
-        <w:rPr>
+        <w:rPr>
+          <w:rFonts w:ascii="Adwaita Mono" w:hAnsi="Adwaita Mono"/>
+          <w:sz w:val="24"/>
+          <w:szCs w:val="24"/>
+        </w:rPr>
+      </w:pPr>
+      <w:r>
+        <w:rPr>
+          <w:rFonts w:ascii="Adwaita Mono" w:hAnsi="Adwaita Mono"/>
           <w:b/>
+          <w:sz w:val="24"/>
+          <w:szCs w:val="24"/>
         </w:rPr>
         <w:t xml:space="preserve">• </w:t>
       </w:r>
       <w:r>
         <w:rPr>
-          <w:rFonts w:ascii="Liberation Mono" w:hAnsi="Liberation Mono"/>
-          <w:sz w:val="18"/>
+          <w:rFonts w:ascii="Adwaita Mono" w:hAnsi="Adwaita Mono"/>
+          <w:sz w:val="24"/>
+          <w:szCs w:val="24"/>
         </w:rPr>
         <w:t>SistemaClub.desactivarActividad() / activarActividad()</w:t>
       </w:r>
@@ -3448,42 +4403,73 @@
         <w:pStyle w:val="Heading2"/>
         <w:keepNext w:val="true"/>
         <w:keepLines/>
-        <w:rPr/>
-      </w:pPr>
-      <w:r>
-        <w:rPr/>
+        <w:rPr>
+          <w:rFonts w:ascii="Adwaita Mono" w:hAnsi="Adwaita Mono"/>
+          <w:sz w:val="24"/>
+          <w:szCs w:val="24"/>
+        </w:rPr>
+      </w:pPr>
+      <w:r>
+        <w:rPr>
+          <w:rFonts w:ascii="Adwaita Mono" w:hAnsi="Adwaita Mono"/>
+          <w:sz w:val="24"/>
+          <w:szCs w:val="24"/>
+        </w:rPr>
         <w:t>3.9. SIA-9 — Funcionalidad propia del negocio</w:t>
       </w:r>
     </w:p>
     <w:p>
       <w:pPr>
         <w:pStyle w:val="Normal"/>
-        <w:rPr/>
-      </w:pPr>
-      <w:r>
-        <w:rPr/>
+        <w:rPr>
+          <w:rFonts w:ascii="Adwaita Mono" w:hAnsi="Adwaita Mono"/>
+          <w:sz w:val="24"/>
+          <w:szCs w:val="24"/>
+        </w:rPr>
+      </w:pPr>
+      <w:r>
+        <w:rPr>
+          <w:rFonts w:ascii="Adwaita Mono" w:hAnsi="Adwaita Mono"/>
+          <w:sz w:val="24"/>
+          <w:szCs w:val="24"/>
+        </w:rPr>
         <w:t>La funcionalidad principal seleccionada para este requisito es generarCobroMensual(). El método aplica una tarifa fija de $10.000 a todos los socios activos y actualiza su estado de morosidad. Esta operación representa una regla de negocio propia del club y no corresponde a un CRUD simple.</w:t>
       </w:r>
     </w:p>
     <w:p>
       <w:pPr>
         <w:pStyle w:val="Normal"/>
-        <w:rPr/>
-      </w:pPr>
-      <w:r>
-        <w:rPr/>
+        <w:rPr>
+          <w:rFonts w:ascii="Adwaita Mono" w:hAnsi="Adwaita Mono"/>
+          <w:sz w:val="24"/>
+          <w:szCs w:val="24"/>
+        </w:rPr>
+      </w:pPr>
+      <w:r>
+        <w:rPr>
+          <w:rFonts w:ascii="Adwaita Mono" w:hAnsi="Adwaita Mono"/>
+          <w:sz w:val="24"/>
+          <w:szCs w:val="24"/>
+        </w:rPr>
         <w:t>El sistema también incorpora reglas durante el agendamiento de reservas: un socio moroso no puede reservar y una actividad no puede recibir nuevas reservas si alcanza su cupo máximo. Las reservas canceladas no se contabilizan para determinar la ocupación.</w:t>
       </w:r>
     </w:p>
     <w:p>
       <w:pPr>
         <w:pStyle w:val="Normal"/>
-        <w:rPr/>
-      </w:pPr>
-      <w:r>
-        <w:rPr>
+        <w:rPr>
+          <w:rFonts w:ascii="Adwaita Mono" w:hAnsi="Adwaita Mono"/>
+          <w:sz w:val="24"/>
+          <w:szCs w:val="24"/>
+        </w:rPr>
+      </w:pPr>
+      <w:r>
+        <w:rPr>
+          <w:rFonts w:ascii="Adwaita Mono" w:hAnsi="Adwaita Mono"/>
           <w:b/>
           <w:color w:val="1F4E79"/>
+          <w:sz w:val="24"/>
+          <w:szCs w:val="24"/>
         </w:rPr>
         <w:t>Evidencia principal</w:t>
       </w:r>
@@ -3491,18 +4477,26 @@
     <w:p>
       <w:pPr>
         <w:pStyle w:val="Evidence"/>
-        <w:rPr/>
-      </w:pPr>
-      <w:r>
-        <w:rPr>
+        <w:rPr>
+          <w:rFonts w:ascii="Adwaita Mono" w:hAnsi="Adwaita Mono"/>
+          <w:sz w:val="24"/>
+          <w:szCs w:val="24"/>
+        </w:rPr>
+      </w:pPr>
+      <w:r>
+        <w:rPr>
+          <w:rFonts w:ascii="Adwaita Mono" w:hAnsi="Adwaita Mono"/>
           <w:b/>
+          <w:sz w:val="24"/>
+          <w:szCs w:val="24"/>
         </w:rPr>
         <w:t xml:space="preserve">• </w:t>
       </w:r>
       <w:r>
         <w:rPr>
-          <w:rFonts w:ascii="Liberation Mono" w:hAnsi="Liberation Mono"/>
-          <w:sz w:val="18"/>
+          <w:rFonts w:ascii="Adwaita Mono" w:hAnsi="Adwaita Mono"/>
+          <w:sz w:val="24"/>
+          <w:szCs w:val="24"/>
         </w:rPr>
         <w:t>SistemaClub.generarCobroMensual()</w:t>
       </w:r>
@@ -3510,18 +4504,26 @@
     <w:p>
       <w:pPr>
         <w:pStyle w:val="Evidence"/>
-        <w:rPr/>
-      </w:pPr>
-      <w:r>
-        <w:rPr>
+        <w:rPr>
+          <w:rFonts w:ascii="Adwaita Mono" w:hAnsi="Adwaita Mono"/>
+          <w:sz w:val="24"/>
+          <w:szCs w:val="24"/>
+        </w:rPr>
+      </w:pPr>
+      <w:r>
+        <w:rPr>
+          <w:rFonts w:ascii="Adwaita Mono" w:hAnsi="Adwaita Mono"/>
           <w:b/>
+          <w:sz w:val="24"/>
+          <w:szCs w:val="24"/>
         </w:rPr>
         <w:t xml:space="preserve">• </w:t>
       </w:r>
       <w:r>
         <w:rPr>
-          <w:rFonts w:ascii="Liberation Mono" w:hAnsi="Liberation Mono"/>
-          <w:sz w:val="18"/>
+          <w:rFonts w:ascii="Adwaita Mono" w:hAnsi="Adwaita Mono"/>
+          <w:sz w:val="24"/>
+          <w:szCs w:val="24"/>
         </w:rPr>
         <w:t>SistemaClub.pagarFacturacion(...)</w:t>
       </w:r>
@@ -3529,18 +4531,26 @@
     <w:p>
       <w:pPr>
         <w:pStyle w:val="Evidence"/>
-        <w:rPr/>
-      </w:pPr>
-      <w:r>
-        <w:rPr>
+        <w:rPr>
+          <w:rFonts w:ascii="Adwaita Mono" w:hAnsi="Adwaita Mono"/>
+          <w:sz w:val="24"/>
+          <w:szCs w:val="24"/>
+        </w:rPr>
+      </w:pPr>
+      <w:r>
+        <w:rPr>
+          <w:rFonts w:ascii="Adwaita Mono" w:hAnsi="Adwaita Mono"/>
           <w:b/>
+          <w:sz w:val="24"/>
+          <w:szCs w:val="24"/>
         </w:rPr>
         <w:t xml:space="preserve">• </w:t>
       </w:r>
       <w:r>
         <w:rPr>
-          <w:rFonts w:ascii="Liberation Mono" w:hAnsi="Liberation Mono"/>
-          <w:sz w:val="18"/>
+          <w:rFonts w:ascii="Adwaita Mono" w:hAnsi="Adwaita Mono"/>
+          <w:sz w:val="24"/>
+          <w:szCs w:val="24"/>
         </w:rPr>
         <w:t>SistemaClub.agendarReserva(...)</w:t>
       </w:r>
@@ -3548,18 +4558,26 @@
     <w:p>
       <w:pPr>
         <w:pStyle w:val="Evidence"/>
-        <w:rPr/>
-      </w:pPr>
-      <w:r>
-        <w:rPr>
+        <w:rPr>
+          <w:rFonts w:ascii="Adwaita Mono" w:hAnsi="Adwaita Mono"/>
+          <w:sz w:val="24"/>
+          <w:szCs w:val="24"/>
+        </w:rPr>
+      </w:pPr>
+      <w:r>
+        <w:rPr>
+          <w:rFonts w:ascii="Adwaita Mono" w:hAnsi="Adwaita Mono"/>
           <w:b/>
+          <w:sz w:val="24"/>
+          <w:szCs w:val="24"/>
         </w:rPr>
         <w:t xml:space="preserve">• </w:t>
       </w:r>
       <w:r>
         <w:rPr>
-          <w:rFonts w:ascii="Liberation Mono" w:hAnsi="Liberation Mono"/>
-          <w:sz w:val="18"/>
+          <w:rFonts w:ascii="Adwaita Mono" w:hAnsi="Adwaita Mono"/>
+          <w:sz w:val="24"/>
+          <w:szCs w:val="24"/>
         </w:rPr>
         <w:t>MorosidadException</w:t>
       </w:r>
@@ -3567,18 +4585,26 @@
     <w:p>
       <w:pPr>
         <w:pStyle w:val="Evidence"/>
-        <w:rPr/>
-      </w:pPr>
-      <w:r>
-        <w:rPr>
+        <w:rPr>
+          <w:rFonts w:ascii="Adwaita Mono" w:hAnsi="Adwaita Mono"/>
+          <w:sz w:val="24"/>
+          <w:szCs w:val="24"/>
+        </w:rPr>
+      </w:pPr>
+      <w:r>
+        <w:rPr>
+          <w:rFonts w:ascii="Adwaita Mono" w:hAnsi="Adwaita Mono"/>
           <w:b/>
+          <w:sz w:val="24"/>
+          <w:szCs w:val="24"/>
         </w:rPr>
         <w:t xml:space="preserve">• </w:t>
       </w:r>
       <w:r>
         <w:rPr>
-          <w:rFonts w:ascii="Liberation Mono" w:hAnsi="Liberation Mono"/>
-          <w:sz w:val="18"/>
+          <w:rFonts w:ascii="Adwaita Mono" w:hAnsi="Adwaita Mono"/>
+          <w:sz w:val="24"/>
+          <w:szCs w:val="24"/>
         </w:rPr>
         <w:t>CupoMaximoException</w:t>
       </w:r>
@@ -3588,52 +4614,91 @@
         <w:pStyle w:val="Heading2"/>
         <w:keepNext w:val="true"/>
         <w:keepLines/>
-        <w:rPr/>
-      </w:pPr>
-      <w:r>
-        <w:rPr/>
+        <w:rPr>
+          <w:rFonts w:ascii="Adwaita Mono" w:hAnsi="Adwaita Mono"/>
+          <w:sz w:val="24"/>
+          <w:szCs w:val="24"/>
+        </w:rPr>
+      </w:pPr>
+      <w:r>
+        <w:rPr>
+          <w:rFonts w:ascii="Adwaita Mono" w:hAnsi="Adwaita Mono"/>
+          <w:sz w:val="24"/>
+          <w:szCs w:val="24"/>
+        </w:rPr>
         <w:t>3.10. SIA-10 — Consola y ventanas</w:t>
       </w:r>
     </w:p>
     <w:p>
       <w:pPr>
         <w:pStyle w:val="Normal"/>
-        <w:rPr/>
-      </w:pPr>
-      <w:r>
-        <w:rPr/>
+        <w:rPr>
+          <w:rFonts w:ascii="Adwaita Mono" w:hAnsi="Adwaita Mono"/>
+          <w:sz w:val="24"/>
+          <w:szCs w:val="24"/>
+        </w:rPr>
+      </w:pPr>
+      <w:r>
+        <w:rPr>
+          <w:rFonts w:ascii="Adwaita Mono" w:hAnsi="Adwaita Mono"/>
+          <w:sz w:val="24"/>
+          <w:szCs w:val="24"/>
+        </w:rPr>
         <w:t>Al iniciar la aplicación, Main carga el estado del sistema y solicita al usuario elegir entre modo consola o modo ventana. Ambas interfaces reciben la misma instancia de SistemaClub, por lo que comparten la lógica de negocio.</w:t>
       </w:r>
     </w:p>
     <w:p>
       <w:pPr>
         <w:pStyle w:val="Normal"/>
-        <w:rPr/>
-      </w:pPr>
-      <w:r>
-        <w:rPr/>
+        <w:rPr>
+          <w:rFonts w:ascii="Adwaita Mono" w:hAnsi="Adwaita Mono"/>
+          <w:sz w:val="24"/>
+          <w:szCs w:val="24"/>
+        </w:rPr>
+      </w:pPr>
+      <w:r>
+        <w:rPr>
+          <w:rFonts w:ascii="Adwaita Mono" w:hAnsi="Adwaita Mono"/>
+          <w:sz w:val="24"/>
+          <w:szCs w:val="24"/>
+        </w:rPr>
         <w:t>MenuConsola organiza el uso mediante menús y submenús. MenuVentana implementa la interfaz gráfica con Java Swing y separa socios, actividades, reservas y facturación en pestañas. La GUI integra registro, búsqueda, modificación, desactivación y reactivación, gestión de reservas, facturación, guardado y exportación CSV.</w:t>
       </w:r>
     </w:p>
     <w:p>
       <w:pPr>
         <w:pStyle w:val="Normal"/>
-        <w:rPr/>
-      </w:pPr>
-      <w:r>
-        <w:rPr/>
+        <w:rPr>
+          <w:rFonts w:ascii="Adwaita Mono" w:hAnsi="Adwaita Mono"/>
+          <w:sz w:val="24"/>
+          <w:szCs w:val="24"/>
+        </w:rPr>
+      </w:pPr>
+      <w:r>
+        <w:rPr>
+          <w:rFonts w:ascii="Adwaita Mono" w:hAnsi="Adwaita Mono"/>
+          <w:sz w:val="24"/>
+          <w:szCs w:val="24"/>
+        </w:rPr>
         <w:t>La implementación de ambas interfaces se encuentra completa en el código. La comprobación final de aceptación puede documentarse mediante capturas durante la preparación de la entrega.</w:t>
       </w:r>
     </w:p>
     <w:p>
       <w:pPr>
         <w:pStyle w:val="Normal"/>
-        <w:rPr/>
-      </w:pPr>
-      <w:r>
-        <w:rPr>
+        <w:rPr>
+          <w:rFonts w:ascii="Adwaita Mono" w:hAnsi="Adwaita Mono"/>
+          <w:sz w:val="24"/>
+          <w:szCs w:val="24"/>
+        </w:rPr>
+      </w:pPr>
+      <w:r>
+        <w:rPr>
+          <w:rFonts w:ascii="Adwaita Mono" w:hAnsi="Adwaita Mono"/>
           <w:b/>
           <w:color w:val="1F4E79"/>
+          <w:sz w:val="24"/>
+          <w:szCs w:val="24"/>
         </w:rPr>
         <w:t>Evidencia principal</w:t>
       </w:r>
@@ -3641,18 +4706,26 @@
     <w:p>
       <w:pPr>
         <w:pStyle w:val="Evidence"/>
-        <w:rPr/>
-      </w:pPr>
-      <w:r>
-        <w:rPr>
+        <w:rPr>
+          <w:rFonts w:ascii="Adwaita Mono" w:hAnsi="Adwaita Mono"/>
+          <w:sz w:val="24"/>
+          <w:szCs w:val="24"/>
+        </w:rPr>
+      </w:pPr>
+      <w:r>
+        <w:rPr>
+          <w:rFonts w:ascii="Adwaita Mono" w:hAnsi="Adwaita Mono"/>
           <w:b/>
+          <w:sz w:val="24"/>
+          <w:szCs w:val="24"/>
         </w:rPr>
         <w:t xml:space="preserve">• </w:t>
       </w:r>
       <w:r>
         <w:rPr>
-          <w:rFonts w:ascii="Liberation Mono" w:hAnsi="Liberation Mono"/>
-          <w:sz w:val="18"/>
+          <w:rFonts w:ascii="Adwaita Mono" w:hAnsi="Adwaita Mono"/>
+          <w:sz w:val="24"/>
+          <w:szCs w:val="24"/>
         </w:rPr>
         <w:t>src/main/Main.java</w:t>
       </w:r>
@@ -3660,18 +4733,26 @@
     <w:p>
       <w:pPr>
         <w:pStyle w:val="Evidence"/>
-        <w:rPr/>
-      </w:pPr>
-      <w:r>
-        <w:rPr>
+        <w:rPr>
+          <w:rFonts w:ascii="Adwaita Mono" w:hAnsi="Adwaita Mono"/>
+          <w:sz w:val="24"/>
+          <w:szCs w:val="24"/>
+        </w:rPr>
+      </w:pPr>
+      <w:r>
+        <w:rPr>
+          <w:rFonts w:ascii="Adwaita Mono" w:hAnsi="Adwaita Mono"/>
           <w:b/>
+          <w:sz w:val="24"/>
+          <w:szCs w:val="24"/>
         </w:rPr>
         <w:t xml:space="preserve">• </w:t>
       </w:r>
       <w:r>
         <w:rPr>
-          <w:rFonts w:ascii="Liberation Mono" w:hAnsi="Liberation Mono"/>
-          <w:sz w:val="18"/>
+          <w:rFonts w:ascii="Adwaita Mono" w:hAnsi="Adwaita Mono"/>
+          <w:sz w:val="24"/>
+          <w:szCs w:val="24"/>
         </w:rPr>
         <w:t>src/vista/MenuConsola.java</w:t>
       </w:r>
@@ -3679,18 +4760,26 @@
     <w:p>
       <w:pPr>
         <w:pStyle w:val="Evidence"/>
-        <w:rPr/>
-      </w:pPr>
-      <w:r>
-        <w:rPr>
+        <w:rPr>
+          <w:rFonts w:ascii="Adwaita Mono" w:hAnsi="Adwaita Mono"/>
+          <w:sz w:val="24"/>
+          <w:szCs w:val="24"/>
+        </w:rPr>
+      </w:pPr>
+      <w:r>
+        <w:rPr>
+          <w:rFonts w:ascii="Adwaita Mono" w:hAnsi="Adwaita Mono"/>
           <w:b/>
+          <w:sz w:val="24"/>
+          <w:szCs w:val="24"/>
         </w:rPr>
         <w:t xml:space="preserve">• </w:t>
       </w:r>
       <w:r>
         <w:rPr>
-          <w:rFonts w:ascii="Liberation Mono" w:hAnsi="Liberation Mono"/>
-          <w:sz w:val="18"/>
+          <w:rFonts w:ascii="Adwaita Mono" w:hAnsi="Adwaita Mono"/>
+          <w:sz w:val="24"/>
+          <w:szCs w:val="24"/>
         </w:rPr>
         <w:t>src/vista/MenuVentana.java</w:t>
       </w:r>
@@ -3698,18 +4787,26 @@
     <w:p>
       <w:pPr>
         <w:pStyle w:val="Evidence"/>
-        <w:rPr/>
-      </w:pPr>
-      <w:r>
-        <w:rPr>
+        <w:rPr>
+          <w:rFonts w:ascii="Adwaita Mono" w:hAnsi="Adwaita Mono"/>
+          <w:sz w:val="24"/>
+          <w:szCs w:val="24"/>
+        </w:rPr>
+      </w:pPr>
+      <w:r>
+        <w:rPr>
+          <w:rFonts w:ascii="Adwaita Mono" w:hAnsi="Adwaita Mono"/>
           <w:b/>
+          <w:sz w:val="24"/>
+          <w:szCs w:val="24"/>
         </w:rPr>
         <w:t xml:space="preserve">• </w:t>
       </w:r>
       <w:r>
         <w:rPr>
-          <w:rFonts w:ascii="Liberation Mono" w:hAnsi="Liberation Mono"/>
-          <w:sz w:val="18"/>
+          <w:rFonts w:ascii="Adwaita Mono" w:hAnsi="Adwaita Mono"/>
+          <w:sz w:val="24"/>
+          <w:szCs w:val="24"/>
         </w:rPr>
         <w:t>src/module-info.java</w:t>
       </w:r>
@@ -3719,52 +4816,91 @@
         <w:pStyle w:val="Heading2"/>
         <w:keepNext w:val="true"/>
         <w:keepLines/>
-        <w:rPr/>
-      </w:pPr>
-      <w:r>
-        <w:rPr/>
+        <w:rPr>
+          <w:rFonts w:ascii="Adwaita Mono" w:hAnsi="Adwaita Mono"/>
+          <w:sz w:val="24"/>
+          <w:szCs w:val="24"/>
+        </w:rPr>
+      </w:pPr>
+      <w:r>
+        <w:rPr>
+          <w:rFonts w:ascii="Adwaita Mono" w:hAnsi="Adwaita Mono"/>
+          <w:sz w:val="24"/>
+          <w:szCs w:val="24"/>
+        </w:rPr>
         <w:t>3.11. SIA-11 — Persistencia batch</w:t>
       </w:r>
     </w:p>
     <w:p>
       <w:pPr>
         <w:pStyle w:val="Normal"/>
-        <w:rPr/>
-      </w:pPr>
-      <w:r>
-        <w:rPr/>
+        <w:rPr>
+          <w:rFonts w:ascii="Adwaita Mono" w:hAnsi="Adwaita Mono"/>
+          <w:sz w:val="24"/>
+          <w:szCs w:val="24"/>
+        </w:rPr>
+      </w:pPr>
+      <w:r>
+        <w:rPr>
+          <w:rFonts w:ascii="Adwaita Mono" w:hAnsi="Adwaita Mono"/>
+          <w:sz w:val="24"/>
+          <w:szCs w:val="24"/>
+        </w:rPr>
         <w:t>La persistencia se implementa con SQLite y JDBC. DBConnection administra la conexión, creación de tablas y operaciones de lectura y escritura.</w:t>
       </w:r>
     </w:p>
     <w:p>
       <w:pPr>
         <w:pStyle w:val="Normal"/>
-        <w:rPr/>
-      </w:pPr>
-      <w:r>
-        <w:rPr/>
+        <w:rPr>
+          <w:rFonts w:ascii="Adwaita Mono" w:hAnsi="Adwaita Mono"/>
+          <w:sz w:val="24"/>
+          <w:szCs w:val="24"/>
+        </w:rPr>
+      </w:pPr>
+      <w:r>
+        <w:rPr>
+          <w:rFonts w:ascii="Adwaita Mono" w:hAnsi="Adwaita Mono"/>
+          <w:sz w:val="24"/>
+          <w:szCs w:val="24"/>
+        </w:rPr>
         <w:t>La base contiene las tablas SOCIOS, ACTIVIDADES y RESERVAS. RESERVAS mantiene claves foráneas hacia socios y actividades, y la conexión habilita el control de claves foráneas mediante PRAGMA foreign_keys = ON.</w:t>
       </w:r>
     </w:p>
     <w:p>
       <w:pPr>
         <w:pStyle w:val="Normal"/>
-        <w:rPr/>
-      </w:pPr>
-      <w:r>
-        <w:rPr/>
+        <w:rPr>
+          <w:rFonts w:ascii="Adwaita Mono" w:hAnsi="Adwaita Mono"/>
+          <w:sz w:val="24"/>
+          <w:szCs w:val="24"/>
+        </w:rPr>
+      </w:pPr>
+      <w:r>
+        <w:rPr>
+          <w:rFonts w:ascii="Adwaita Mono" w:hAnsi="Adwaita Mono"/>
+          <w:sz w:val="24"/>
+          <w:szCs w:val="24"/>
+        </w:rPr>
         <w:t>Al iniciar, cargarDatosBatch() reconstruye primero socios, luego actividades y finalmente reservas. Al guardar, guardarDatosBatch() persiste socios y actividades, limpia la tabla de reservas y vuelve a insertar las reservas que permanecen en memoria. De esta forma una reserva eliminada no reaparece después de reiniciar. El guardado puede ejecutarse manualmente y también se integra al flujo de salida.</w:t>
       </w:r>
     </w:p>
     <w:p>
       <w:pPr>
         <w:pStyle w:val="Normal"/>
-        <w:rPr/>
-      </w:pPr>
-      <w:r>
-        <w:rPr>
+        <w:rPr>
+          <w:rFonts w:ascii="Adwaita Mono" w:hAnsi="Adwaita Mono"/>
+          <w:sz w:val="24"/>
+          <w:szCs w:val="24"/>
+        </w:rPr>
+      </w:pPr>
+      <w:r>
+        <w:rPr>
+          <w:rFonts w:ascii="Adwaita Mono" w:hAnsi="Adwaita Mono"/>
           <w:b/>
           <w:color w:val="1F4E79"/>
+          <w:sz w:val="24"/>
+          <w:szCs w:val="24"/>
         </w:rPr>
         <w:t>Evidencia principal</w:t>
       </w:r>
@@ -3772,18 +4908,26 @@
     <w:p>
       <w:pPr>
         <w:pStyle w:val="Evidence"/>
-        <w:rPr/>
-      </w:pPr>
-      <w:r>
-        <w:rPr>
+        <w:rPr>
+          <w:rFonts w:ascii="Adwaita Mono" w:hAnsi="Adwaita Mono"/>
+          <w:sz w:val="24"/>
+          <w:szCs w:val="24"/>
+        </w:rPr>
+      </w:pPr>
+      <w:r>
+        <w:rPr>
+          <w:rFonts w:ascii="Adwaita Mono" w:hAnsi="Adwaita Mono"/>
           <w:b/>
+          <w:sz w:val="24"/>
+          <w:szCs w:val="24"/>
         </w:rPr>
         <w:t xml:space="preserve">• </w:t>
       </w:r>
       <w:r>
         <w:rPr>
-          <w:rFonts w:ascii="Liberation Mono" w:hAnsi="Liberation Mono"/>
-          <w:sz w:val="18"/>
+          <w:rFonts w:ascii="Adwaita Mono" w:hAnsi="Adwaita Mono"/>
+          <w:sz w:val="24"/>
+          <w:szCs w:val="24"/>
         </w:rPr>
         <w:t>src/controlador/DBConnection.java</w:t>
       </w:r>
@@ -3791,18 +4935,26 @@
     <w:p>
       <w:pPr>
         <w:pStyle w:val="Evidence"/>
-        <w:rPr/>
-      </w:pPr>
-      <w:r>
-        <w:rPr>
+        <w:rPr>
+          <w:rFonts w:ascii="Adwaita Mono" w:hAnsi="Adwaita Mono"/>
+          <w:sz w:val="24"/>
+          <w:szCs w:val="24"/>
+        </w:rPr>
+      </w:pPr>
+      <w:r>
+        <w:rPr>
+          <w:rFonts w:ascii="Adwaita Mono" w:hAnsi="Adwaita Mono"/>
           <w:b/>
+          <w:sz w:val="24"/>
+          <w:szCs w:val="24"/>
         </w:rPr>
         <w:t xml:space="preserve">• </w:t>
       </w:r>
       <w:r>
         <w:rPr>
-          <w:rFonts w:ascii="Liberation Mono" w:hAnsi="Liberation Mono"/>
-          <w:sz w:val="18"/>
+          <w:rFonts w:ascii="Adwaita Mono" w:hAnsi="Adwaita Mono"/>
+          <w:sz w:val="24"/>
+          <w:szCs w:val="24"/>
         </w:rPr>
         <w:t>SistemaClub.cargarDatosBatch()</w:t>
       </w:r>
@@ -3810,18 +4962,26 @@
     <w:p>
       <w:pPr>
         <w:pStyle w:val="Evidence"/>
-        <w:rPr/>
-      </w:pPr>
-      <w:r>
-        <w:rPr>
+        <w:rPr>
+          <w:rFonts w:ascii="Adwaita Mono" w:hAnsi="Adwaita Mono"/>
+          <w:sz w:val="24"/>
+          <w:szCs w:val="24"/>
+        </w:rPr>
+      </w:pPr>
+      <w:r>
+        <w:rPr>
+          <w:rFonts w:ascii="Adwaita Mono" w:hAnsi="Adwaita Mono"/>
           <w:b/>
+          <w:sz w:val="24"/>
+          <w:szCs w:val="24"/>
         </w:rPr>
         <w:t xml:space="preserve">• </w:t>
       </w:r>
       <w:r>
         <w:rPr>
-          <w:rFonts w:ascii="Liberation Mono" w:hAnsi="Liberation Mono"/>
-          <w:sz w:val="18"/>
+          <w:rFonts w:ascii="Adwaita Mono" w:hAnsi="Adwaita Mono"/>
+          <w:sz w:val="24"/>
+          <w:szCs w:val="24"/>
         </w:rPr>
         <w:t>SistemaClub.guardarDatosBatch()</w:t>
       </w:r>
@@ -3829,18 +4989,26 @@
     <w:p>
       <w:pPr>
         <w:pStyle w:val="Evidence"/>
-        <w:rPr/>
-      </w:pPr>
-      <w:r>
-        <w:rPr>
+        <w:rPr>
+          <w:rFonts w:ascii="Adwaita Mono" w:hAnsi="Adwaita Mono"/>
+          <w:sz w:val="24"/>
+          <w:szCs w:val="24"/>
+        </w:rPr>
+      </w:pPr>
+      <w:r>
+        <w:rPr>
+          <w:rFonts w:ascii="Adwaita Mono" w:hAnsi="Adwaita Mono"/>
           <w:b/>
+          <w:sz w:val="24"/>
+          <w:szCs w:val="24"/>
         </w:rPr>
         <w:t xml:space="preserve">• </w:t>
       </w:r>
       <w:r>
         <w:rPr>
-          <w:rFonts w:ascii="Liberation Mono" w:hAnsi="Liberation Mono"/>
-          <w:sz w:val="18"/>
+          <w:rFonts w:ascii="Adwaita Mono" w:hAnsi="Adwaita Mono"/>
+          <w:sz w:val="24"/>
+          <w:szCs w:val="24"/>
         </w:rPr>
         <w:t>src/main/Main.java</w:t>
       </w:r>
@@ -3848,18 +5016,26 @@
     <w:p>
       <w:pPr>
         <w:pStyle w:val="Evidence"/>
-        <w:rPr/>
-      </w:pPr>
-      <w:r>
-        <w:rPr>
+        <w:rPr>
+          <w:rFonts w:ascii="Adwaita Mono" w:hAnsi="Adwaita Mono"/>
+          <w:sz w:val="24"/>
+          <w:szCs w:val="24"/>
+        </w:rPr>
+      </w:pPr>
+      <w:r>
+        <w:rPr>
+          <w:rFonts w:ascii="Adwaita Mono" w:hAnsi="Adwaita Mono"/>
           <w:b/>
+          <w:sz w:val="24"/>
+          <w:szCs w:val="24"/>
         </w:rPr>
         <w:t xml:space="preserve">• </w:t>
       </w:r>
       <w:r>
         <w:rPr>
-          <w:rFonts w:ascii="Liberation Mono" w:hAnsi="Liberation Mono"/>
-          <w:sz w:val="18"/>
+          <w:rFonts w:ascii="Adwaita Mono" w:hAnsi="Adwaita Mono"/>
+          <w:sz w:val="24"/>
+          <w:szCs w:val="24"/>
         </w:rPr>
         <w:t>MenuConsola / MenuVentana</w:t>
       </w:r>
@@ -3869,42 +5045,73 @@
         <w:pStyle w:val="Heading2"/>
         <w:keepNext w:val="true"/>
         <w:keepLines/>
-        <w:rPr/>
-      </w:pPr>
-      <w:r>
-        <w:rPr/>
+        <w:rPr>
+          <w:rFonts w:ascii="Adwaita Mono" w:hAnsi="Adwaita Mono"/>
+          <w:sz w:val="24"/>
+          <w:szCs w:val="24"/>
+        </w:rPr>
+      </w:pPr>
+      <w:r>
+        <w:rPr>
+          <w:rFonts w:ascii="Adwaita Mono" w:hAnsi="Adwaita Mono"/>
+          <w:sz w:val="24"/>
+          <w:szCs w:val="24"/>
+        </w:rPr>
         <w:t>3.12. SIA-12 — Excepciones</w:t>
       </w:r>
     </w:p>
     <w:p>
       <w:pPr>
         <w:pStyle w:val="Normal"/>
-        <w:rPr/>
-      </w:pPr>
-      <w:r>
-        <w:rPr/>
+        <w:rPr>
+          <w:rFonts w:ascii="Adwaita Mono" w:hAnsi="Adwaita Mono"/>
+          <w:sz w:val="24"/>
+          <w:szCs w:val="24"/>
+        </w:rPr>
+      </w:pPr>
+      <w:r>
+        <w:rPr>
+          <w:rFonts w:ascii="Adwaita Mono" w:hAnsi="Adwaita Mono"/>
+          <w:sz w:val="24"/>
+          <w:szCs w:val="24"/>
+        </w:rPr>
         <w:t>El proyecto define excepciones propias para reglas de negocio y persistencia. MorosidadException controla restricciones por deuda; CupoMaximoException representa restricciones de capacidad o cupos inválidos; ConexionBDException encapsula problemas relacionados con la conexión; y PersistenciaDatosException representa fallos de lectura, escritura o reconstrucción de información.</w:t>
       </w:r>
     </w:p>
     <w:p>
       <w:pPr>
         <w:pStyle w:val="Normal"/>
-        <w:rPr/>
-      </w:pPr>
-      <w:r>
-        <w:rPr/>
+        <w:rPr>
+          <w:rFonts w:ascii="Adwaita Mono" w:hAnsi="Adwaita Mono"/>
+          <w:sz w:val="24"/>
+          <w:szCs w:val="24"/>
+        </w:rPr>
+      </w:pPr>
+      <w:r>
+        <w:rPr>
+          <w:rFonts w:ascii="Adwaita Mono" w:hAnsi="Adwaita Mono"/>
+          <w:sz w:val="24"/>
+          <w:szCs w:val="24"/>
+        </w:rPr>
         <w:t>DBConnection captura excepciones SQL y las transforma en excepciones del sistema. Las capas superiores utilizan bloques try-catch para informar al usuario y controlar si la operación puede continuar.</w:t>
       </w:r>
     </w:p>
     <w:p>
       <w:pPr>
         <w:pStyle w:val="Normal"/>
-        <w:rPr/>
-      </w:pPr>
-      <w:r>
-        <w:rPr>
+        <w:rPr>
+          <w:rFonts w:ascii="Adwaita Mono" w:hAnsi="Adwaita Mono"/>
+          <w:sz w:val="24"/>
+          <w:szCs w:val="24"/>
+        </w:rPr>
+      </w:pPr>
+      <w:r>
+        <w:rPr>
+          <w:rFonts w:ascii="Adwaita Mono" w:hAnsi="Adwaita Mono"/>
           <w:b/>
           <w:color w:val="1F4E79"/>
+          <w:sz w:val="24"/>
+          <w:szCs w:val="24"/>
         </w:rPr>
         <w:t>Evidencia principal</w:t>
       </w:r>
@@ -3912,18 +5119,26 @@
     <w:p>
       <w:pPr>
         <w:pStyle w:val="Evidence"/>
-        <w:rPr/>
-      </w:pPr>
-      <w:r>
-        <w:rPr>
+        <w:rPr>
+          <w:rFonts w:ascii="Adwaita Mono" w:hAnsi="Adwaita Mono"/>
+          <w:sz w:val="24"/>
+          <w:szCs w:val="24"/>
+        </w:rPr>
+      </w:pPr>
+      <w:r>
+        <w:rPr>
+          <w:rFonts w:ascii="Adwaita Mono" w:hAnsi="Adwaita Mono"/>
           <w:b/>
+          <w:sz w:val="24"/>
+          <w:szCs w:val="24"/>
         </w:rPr>
         <w:t xml:space="preserve">• </w:t>
       </w:r>
       <w:r>
         <w:rPr>
-          <w:rFonts w:ascii="Liberation Mono" w:hAnsi="Liberation Mono"/>
-          <w:sz w:val="18"/>
+          <w:rFonts w:ascii="Adwaita Mono" w:hAnsi="Adwaita Mono"/>
+          <w:sz w:val="24"/>
+          <w:szCs w:val="24"/>
         </w:rPr>
         <w:t>src/modelo/MorosidadException.java</w:t>
       </w:r>
@@ -3931,18 +5146,26 @@
     <w:p>
       <w:pPr>
         <w:pStyle w:val="Evidence"/>
-        <w:rPr/>
-      </w:pPr>
-      <w:r>
-        <w:rPr>
+        <w:rPr>
+          <w:rFonts w:ascii="Adwaita Mono" w:hAnsi="Adwaita Mono"/>
+          <w:sz w:val="24"/>
+          <w:szCs w:val="24"/>
+        </w:rPr>
+      </w:pPr>
+      <w:r>
+        <w:rPr>
+          <w:rFonts w:ascii="Adwaita Mono" w:hAnsi="Adwaita Mono"/>
           <w:b/>
+          <w:sz w:val="24"/>
+          <w:szCs w:val="24"/>
         </w:rPr>
         <w:t xml:space="preserve">• </w:t>
       </w:r>
       <w:r>
         <w:rPr>
-          <w:rFonts w:ascii="Liberation Mono" w:hAnsi="Liberation Mono"/>
-          <w:sz w:val="18"/>
+          <w:rFonts w:ascii="Adwaita Mono" w:hAnsi="Adwaita Mono"/>
+          <w:sz w:val="24"/>
+          <w:szCs w:val="24"/>
         </w:rPr>
         <w:t>src/modelo/CupoMaximoException.java</w:t>
       </w:r>
@@ -3950,18 +5173,26 @@
     <w:p>
       <w:pPr>
         <w:pStyle w:val="Evidence"/>
-        <w:rPr/>
-      </w:pPr>
-      <w:r>
-        <w:rPr>
+        <w:rPr>
+          <w:rFonts w:ascii="Adwaita Mono" w:hAnsi="Adwaita Mono"/>
+          <w:sz w:val="24"/>
+          <w:szCs w:val="24"/>
+        </w:rPr>
+      </w:pPr>
+      <w:r>
+        <w:rPr>
+          <w:rFonts w:ascii="Adwaita Mono" w:hAnsi="Adwaita Mono"/>
           <w:b/>
+          <w:sz w:val="24"/>
+          <w:szCs w:val="24"/>
         </w:rPr>
         <w:t xml:space="preserve">• </w:t>
       </w:r>
       <w:r>
         <w:rPr>
-          <w:rFonts w:ascii="Liberation Mono" w:hAnsi="Liberation Mono"/>
-          <w:sz w:val="18"/>
+          <w:rFonts w:ascii="Adwaita Mono" w:hAnsi="Adwaita Mono"/>
+          <w:sz w:val="24"/>
+          <w:szCs w:val="24"/>
         </w:rPr>
         <w:t>src/modelo/ConexionBDException.java</w:t>
       </w:r>
@@ -3969,18 +5200,26 @@
     <w:p>
       <w:pPr>
         <w:pStyle w:val="Evidence"/>
-        <w:rPr/>
-      </w:pPr>
-      <w:r>
-        <w:rPr>
+        <w:rPr>
+          <w:rFonts w:ascii="Adwaita Mono" w:hAnsi="Adwaita Mono"/>
+          <w:sz w:val="24"/>
+          <w:szCs w:val="24"/>
+        </w:rPr>
+      </w:pPr>
+      <w:r>
+        <w:rPr>
+          <w:rFonts w:ascii="Adwaita Mono" w:hAnsi="Adwaita Mono"/>
           <w:b/>
+          <w:sz w:val="24"/>
+          <w:szCs w:val="24"/>
         </w:rPr>
         <w:t xml:space="preserve">• </w:t>
       </w:r>
       <w:r>
         <w:rPr>
-          <w:rFonts w:ascii="Liberation Mono" w:hAnsi="Liberation Mono"/>
-          <w:sz w:val="18"/>
+          <w:rFonts w:ascii="Adwaita Mono" w:hAnsi="Adwaita Mono"/>
+          <w:sz w:val="24"/>
+          <w:szCs w:val="24"/>
         </w:rPr>
         <w:t>src/modelo/PersistenciaDatosException.java</w:t>
       </w:r>
@@ -3988,18 +5227,26 @@
     <w:p>
       <w:pPr>
         <w:pStyle w:val="Evidence"/>
-        <w:rPr/>
-      </w:pPr>
-      <w:r>
-        <w:rPr>
+        <w:rPr>
+          <w:rFonts w:ascii="Adwaita Mono" w:hAnsi="Adwaita Mono"/>
+          <w:sz w:val="24"/>
+          <w:szCs w:val="24"/>
+        </w:rPr>
+      </w:pPr>
+      <w:r>
+        <w:rPr>
+          <w:rFonts w:ascii="Adwaita Mono" w:hAnsi="Adwaita Mono"/>
           <w:b/>
+          <w:sz w:val="24"/>
+          <w:szCs w:val="24"/>
         </w:rPr>
         <w:t xml:space="preserve">• </w:t>
       </w:r>
       <w:r>
         <w:rPr>
-          <w:rFonts w:ascii="Liberation Mono" w:hAnsi="Liberation Mono"/>
-          <w:sz w:val="18"/>
+          <w:rFonts w:ascii="Adwaita Mono" w:hAnsi="Adwaita Mono"/>
+          <w:sz w:val="24"/>
+          <w:szCs w:val="24"/>
         </w:rPr>
         <w:t>try-catch en DBConnection, Main y vistas</w:t>
       </w:r>
@@ -4009,42 +5256,73 @@
         <w:pStyle w:val="Heading2"/>
         <w:keepNext w:val="true"/>
         <w:keepLines/>
-        <w:rPr/>
-      </w:pPr>
-      <w:r>
-        <w:rPr/>
+        <w:rPr>
+          <w:rFonts w:ascii="Adwaita Mono" w:hAnsi="Adwaita Mono"/>
+          <w:sz w:val="24"/>
+          <w:szCs w:val="24"/>
+        </w:rPr>
+      </w:pPr>
+      <w:r>
+        <w:rPr>
+          <w:rFonts w:ascii="Adwaita Mono" w:hAnsi="Adwaita Mono"/>
+          <w:sz w:val="24"/>
+          <w:szCs w:val="24"/>
+        </w:rPr>
         <w:t>3.13. SIA-13 — Uso de GitHub</w:t>
       </w:r>
     </w:p>
     <w:p>
       <w:pPr>
         <w:pStyle w:val="Normal"/>
-        <w:rPr/>
-      </w:pPr>
-      <w:r>
-        <w:rPr/>
+        <w:rPr>
+          <w:rFonts w:ascii="Adwaita Mono" w:hAnsi="Adwaita Mono"/>
+          <w:sz w:val="24"/>
+          <w:szCs w:val="24"/>
+        </w:rPr>
+      </w:pPr>
+      <w:r>
+        <w:rPr>
+          <w:rFonts w:ascii="Adwaita Mono" w:hAnsi="Adwaita Mono"/>
+          <w:sz w:val="24"/>
+          <w:szCs w:val="24"/>
+        </w:rPr>
         <w:t>El proyecto fue desarrollado utilizando Git y GitHub como control de versiones. Se utilizaron múltiples commits y ramas orientadas a funcionalidades específicas, integración, documentación y correcciones.</w:t>
       </w:r>
     </w:p>
     <w:p>
       <w:pPr>
         <w:pStyle w:val="Normal"/>
-        <w:rPr/>
-      </w:pPr>
-      <w:r>
-        <w:rPr/>
+        <w:rPr>
+          <w:rFonts w:ascii="Adwaita Mono" w:hAnsi="Adwaita Mono"/>
+          <w:sz w:val="24"/>
+          <w:szCs w:val="24"/>
+        </w:rPr>
+      </w:pPr>
+      <w:r>
+        <w:rPr>
+          <w:rFonts w:ascii="Adwaita Mono" w:hAnsi="Adwaita Mono"/>
+          <w:sz w:val="24"/>
+          <w:szCs w:val="24"/>
+        </w:rPr>
         <w:t>El historial supera ampliamente el mínimo de seis commits solicitado. Entre las áreas registradas se encuentran modelo, reservas, facturación, persistencia, GUI, exportación CSV, datos iniciales, diagramas y documentación Javadoc.</w:t>
       </w:r>
     </w:p>
     <w:p>
       <w:pPr>
         <w:pStyle w:val="Normal"/>
-        <w:rPr/>
-      </w:pPr>
-      <w:r>
-        <w:rPr>
+        <w:rPr>
+          <w:rFonts w:ascii="Adwaita Mono" w:hAnsi="Adwaita Mono"/>
+          <w:sz w:val="24"/>
+          <w:szCs w:val="24"/>
+        </w:rPr>
+      </w:pPr>
+      <w:r>
+        <w:rPr>
+          <w:rFonts w:ascii="Adwaita Mono" w:hAnsi="Adwaita Mono"/>
           <w:b/>
           <w:color w:val="1F4E79"/>
+          <w:sz w:val="24"/>
+          <w:szCs w:val="24"/>
         </w:rPr>
         <w:t>Evidencia principal</w:t>
       </w:r>
@@ -4052,18 +5330,26 @@
     <w:p>
       <w:pPr>
         <w:pStyle w:val="Evidence"/>
-        <w:rPr/>
-      </w:pPr>
-      <w:r>
-        <w:rPr>
+        <w:rPr>
+          <w:rFonts w:ascii="Adwaita Mono" w:hAnsi="Adwaita Mono"/>
+          <w:sz w:val="24"/>
+          <w:szCs w:val="24"/>
+        </w:rPr>
+      </w:pPr>
+      <w:r>
+        <w:rPr>
+          <w:rFonts w:ascii="Adwaita Mono" w:hAnsi="Adwaita Mono"/>
           <w:b/>
+          <w:sz w:val="24"/>
+          <w:szCs w:val="24"/>
         </w:rPr>
         <w:t xml:space="preserve">• </w:t>
       </w:r>
       <w:r>
         <w:rPr>
-          <w:rFonts w:ascii="Liberation Mono" w:hAnsi="Liberation Mono"/>
-          <w:sz w:val="18"/>
+          <w:rFonts w:ascii="Adwaita Mono" w:hAnsi="Adwaita Mono"/>
+          <w:sz w:val="24"/>
+          <w:szCs w:val="24"/>
         </w:rPr>
         <w:t>Historial de commits del repositorio</w:t>
       </w:r>
@@ -4071,18 +5357,26 @@
     <w:p>
       <w:pPr>
         <w:pStyle w:val="Evidence"/>
-        <w:rPr/>
-      </w:pPr>
-      <w:r>
-        <w:rPr>
+        <w:rPr>
+          <w:rFonts w:ascii="Adwaita Mono" w:hAnsi="Adwaita Mono"/>
+          <w:sz w:val="24"/>
+          <w:szCs w:val="24"/>
+        </w:rPr>
+      </w:pPr>
+      <w:r>
+        <w:rPr>
+          <w:rFonts w:ascii="Adwaita Mono" w:hAnsi="Adwaita Mono"/>
           <w:b/>
+          <w:sz w:val="24"/>
+          <w:szCs w:val="24"/>
         </w:rPr>
         <w:t xml:space="preserve">• </w:t>
       </w:r>
       <w:r>
         <w:rPr>
-          <w:rFonts w:ascii="Liberation Mono" w:hAnsi="Liberation Mono"/>
-          <w:sz w:val="18"/>
+          <w:rFonts w:ascii="Adwaita Mono" w:hAnsi="Adwaita Mono"/>
+          <w:sz w:val="24"/>
+          <w:szCs w:val="24"/>
         </w:rPr>
         <w:t>Ramas de desarrollo, incluyendo feature/javadoc</w:t>
       </w:r>
@@ -4090,18 +5384,26 @@
     <w:p>
       <w:pPr>
         <w:pStyle w:val="Evidence"/>
-        <w:rPr/>
-      </w:pPr>
-      <w:r>
-        <w:rPr>
+        <w:rPr>
+          <w:rFonts w:ascii="Adwaita Mono" w:hAnsi="Adwaita Mono"/>
+          <w:sz w:val="24"/>
+          <w:szCs w:val="24"/>
+        </w:rPr>
+      </w:pPr>
+      <w:r>
+        <w:rPr>
+          <w:rFonts w:ascii="Adwaita Mono" w:hAnsi="Adwaita Mono"/>
           <w:b/>
+          <w:sz w:val="24"/>
+          <w:szCs w:val="24"/>
         </w:rPr>
         <w:t xml:space="preserve">• </w:t>
       </w:r>
       <w:r>
         <w:rPr>
-          <w:rFonts w:ascii="Liberation Mono" w:hAnsi="Liberation Mono"/>
-          <w:sz w:val="18"/>
+          <w:rFonts w:ascii="Adwaita Mono" w:hAnsi="Adwaita Mono"/>
+          <w:sz w:val="24"/>
+          <w:szCs w:val="24"/>
         </w:rPr>
         <w:t>[INSERTAR ENLACE AL REPOSITORIO]</w:t>
       </w:r>
@@ -4111,10 +5413,19 @@
         <w:pStyle w:val="Heading1"/>
         <w:keepNext w:val="true"/>
         <w:keepLines/>
-        <w:rPr/>
-      </w:pPr>
-      <w:r>
-        <w:rPr/>
+        <w:jc w:val="center"/>
+        <w:rPr>
+          <w:rFonts w:ascii="Adwaita Mono" w:hAnsi="Adwaita Mono"/>
+          <w:sz w:val="28"/>
+          <w:szCs w:val="28"/>
+        </w:rPr>
+      </w:pPr>
+      <w:r>
+        <w:rPr>
+          <w:rFonts w:ascii="Adwaita Mono" w:hAnsi="Adwaita Mono"/>
+          <w:sz w:val="28"/>
+          <w:szCs w:val="28"/>
+        </w:rPr>
         <w:t>4. Requerimientos opcionales</w:t>
       </w:r>
     </w:p>
@@ -4123,20 +5434,36 @@
         <w:pStyle w:val="Heading2"/>
         <w:keepNext w:val="true"/>
         <w:keepLines/>
-        <w:rPr/>
-      </w:pPr>
-      <w:r>
-        <w:rPr/>
+        <w:rPr>
+          <w:rFonts w:ascii="Adwaita Mono" w:hAnsi="Adwaita Mono"/>
+          <w:sz w:val="24"/>
+          <w:szCs w:val="24"/>
+        </w:rPr>
+      </w:pPr>
+      <w:r>
+        <w:rPr>
+          <w:rFonts w:ascii="Adwaita Mono" w:hAnsi="Adwaita Mono"/>
+          <w:sz w:val="24"/>
+          <w:szCs w:val="24"/>
+        </w:rPr>
         <w:t>4.1. SIA-O1 — Componente gráfico estadístico</w:t>
       </w:r>
     </w:p>
     <w:p>
       <w:pPr>
         <w:pStyle w:val="Normal"/>
-        <w:rPr/>
-      </w:pPr>
-      <w:r>
-        <w:rPr/>
+        <w:rPr>
+          <w:rFonts w:ascii="Adwaita Mono" w:hAnsi="Adwaita Mono"/>
+          <w:sz w:val="24"/>
+          <w:szCs w:val="24"/>
+        </w:rPr>
+      </w:pPr>
+      <w:r>
+        <w:rPr>
+          <w:rFonts w:ascii="Adwaita Mono" w:hAnsi="Adwaita Mono"/>
+          <w:sz w:val="24"/>
+          <w:szCs w:val="24"/>
+        </w:rPr>
         <w:t>No se declara implementado en la versión actual del sistema.</w:t>
       </w:r>
     </w:p>
@@ -4145,20 +5472,36 @@
         <w:pStyle w:val="Heading2"/>
         <w:keepNext w:val="true"/>
         <w:keepLines/>
-        <w:rPr/>
-      </w:pPr>
-      <w:r>
-        <w:rPr/>
+        <w:rPr>
+          <w:rFonts w:ascii="Adwaita Mono" w:hAnsi="Adwaita Mono"/>
+          <w:sz w:val="24"/>
+          <w:szCs w:val="24"/>
+        </w:rPr>
+      </w:pPr>
+      <w:r>
+        <w:rPr>
+          <w:rFonts w:ascii="Adwaita Mono" w:hAnsi="Adwaita Mono"/>
+          <w:sz w:val="24"/>
+          <w:szCs w:val="24"/>
+        </w:rPr>
         <w:t>4.2. SIA-O2 — Generación de archivo de planilla de cálculo</w:t>
       </w:r>
     </w:p>
     <w:p>
       <w:pPr>
         <w:pStyle w:val="Normal"/>
-        <w:rPr/>
-      </w:pPr>
-      <w:r>
-        <w:rPr/>
+        <w:rPr>
+          <w:rFonts w:ascii="Adwaita Mono" w:hAnsi="Adwaita Mono"/>
+          <w:sz w:val="24"/>
+          <w:szCs w:val="24"/>
+        </w:rPr>
+      </w:pPr>
+      <w:r>
+        <w:rPr>
+          <w:rFonts w:ascii="Adwaita Mono" w:hAnsi="Adwaita Mono"/>
+          <w:sz w:val="24"/>
+          <w:szCs w:val="24"/>
+        </w:rPr>
         <w:t>El sistema permite exportar la información de los socios a un archivo CSV compatible con aplicaciones de hoja de cálculo. La lógica se concentra en SistemaClub.exportarSociosCSV(String rutaArchivo).</w:t>
         <w:br/>
         <w:br/>
@@ -4171,12 +5514,19 @@
     <w:p>
       <w:pPr>
         <w:pStyle w:val="Normal"/>
-        <w:rPr/>
-      </w:pPr>
-      <w:r>
-        <w:rPr>
+        <w:rPr>
+          <w:rFonts w:ascii="Adwaita Mono" w:hAnsi="Adwaita Mono"/>
+          <w:sz w:val="24"/>
+          <w:szCs w:val="24"/>
+        </w:rPr>
+      </w:pPr>
+      <w:r>
+        <w:rPr>
+          <w:rFonts w:ascii="Adwaita Mono" w:hAnsi="Adwaita Mono"/>
           <w:b/>
           <w:color w:val="1F4E79"/>
+          <w:sz w:val="24"/>
+          <w:szCs w:val="24"/>
         </w:rPr>
         <w:t>Evidencia principal</w:t>
       </w:r>
@@ -4184,18 +5534,26 @@
     <w:p>
       <w:pPr>
         <w:pStyle w:val="Evidence"/>
-        <w:rPr/>
-      </w:pPr>
-      <w:r>
-        <w:rPr>
+        <w:rPr>
+          <w:rFonts w:ascii="Adwaita Mono" w:hAnsi="Adwaita Mono"/>
+          <w:sz w:val="24"/>
+          <w:szCs w:val="24"/>
+        </w:rPr>
+      </w:pPr>
+      <w:r>
+        <w:rPr>
+          <w:rFonts w:ascii="Adwaita Mono" w:hAnsi="Adwaita Mono"/>
           <w:b/>
+          <w:sz w:val="24"/>
+          <w:szCs w:val="24"/>
         </w:rPr>
         <w:t xml:space="preserve">• </w:t>
       </w:r>
       <w:r>
         <w:rPr>
-          <w:rFonts w:ascii="Liberation Mono" w:hAnsi="Liberation Mono"/>
-          <w:sz w:val="18"/>
+          <w:rFonts w:ascii="Adwaita Mono" w:hAnsi="Adwaita Mono"/>
+          <w:sz w:val="24"/>
+          <w:szCs w:val="24"/>
         </w:rPr>
         <w:t>SistemaClub.exportarSociosCSV()</w:t>
       </w:r>
@@ -4203,18 +5561,26 @@
     <w:p>
       <w:pPr>
         <w:pStyle w:val="Evidence"/>
-        <w:rPr/>
-      </w:pPr>
-      <w:r>
-        <w:rPr>
+        <w:rPr>
+          <w:rFonts w:ascii="Adwaita Mono" w:hAnsi="Adwaita Mono"/>
+          <w:sz w:val="24"/>
+          <w:szCs w:val="24"/>
+        </w:rPr>
+      </w:pPr>
+      <w:r>
+        <w:rPr>
+          <w:rFonts w:ascii="Adwaita Mono" w:hAnsi="Adwaita Mono"/>
           <w:b/>
+          <w:sz w:val="24"/>
+          <w:szCs w:val="24"/>
         </w:rPr>
         <w:t xml:space="preserve">• </w:t>
       </w:r>
       <w:r>
         <w:rPr>
-          <w:rFonts w:ascii="Liberation Mono" w:hAnsi="Liberation Mono"/>
-          <w:sz w:val="18"/>
+          <w:rFonts w:ascii="Adwaita Mono" w:hAnsi="Adwaita Mono"/>
+          <w:sz w:val="24"/>
+          <w:szCs w:val="24"/>
         </w:rPr>
         <w:t>SistemaClub.escaparCSV()</w:t>
       </w:r>
@@ -4222,18 +5588,26 @@
     <w:p>
       <w:pPr>
         <w:pStyle w:val="Evidence"/>
-        <w:rPr/>
-      </w:pPr>
-      <w:r>
-        <w:rPr>
+        <w:rPr>
+          <w:rFonts w:ascii="Adwaita Mono" w:hAnsi="Adwaita Mono"/>
+          <w:sz w:val="24"/>
+          <w:szCs w:val="24"/>
+        </w:rPr>
+      </w:pPr>
+      <w:r>
+        <w:rPr>
+          <w:rFonts w:ascii="Adwaita Mono" w:hAnsi="Adwaita Mono"/>
           <w:b/>
+          <w:sz w:val="24"/>
+          <w:szCs w:val="24"/>
         </w:rPr>
         <w:t xml:space="preserve">• </w:t>
       </w:r>
       <w:r>
         <w:rPr>
-          <w:rFonts w:ascii="Liberation Mono" w:hAnsi="Liberation Mono"/>
-          <w:sz w:val="18"/>
+          <w:rFonts w:ascii="Adwaita Mono" w:hAnsi="Adwaita Mono"/>
+          <w:sz w:val="24"/>
+          <w:szCs w:val="24"/>
         </w:rPr>
         <w:t>MenuConsola.exportarSociosCSV()</w:t>
       </w:r>
@@ -4241,18 +5615,26 @@
     <w:p>
       <w:pPr>
         <w:pStyle w:val="Evidence"/>
-        <w:rPr/>
-      </w:pPr>
-      <w:r>
-        <w:rPr>
+        <w:rPr>
+          <w:rFonts w:ascii="Adwaita Mono" w:hAnsi="Adwaita Mono"/>
+          <w:sz w:val="24"/>
+          <w:szCs w:val="24"/>
+        </w:rPr>
+      </w:pPr>
+      <w:r>
+        <w:rPr>
+          <w:rFonts w:ascii="Adwaita Mono" w:hAnsi="Adwaita Mono"/>
           <w:b/>
+          <w:sz w:val="24"/>
+          <w:szCs w:val="24"/>
         </w:rPr>
         <w:t xml:space="preserve">• </w:t>
       </w:r>
       <w:r>
         <w:rPr>
-          <w:rFonts w:ascii="Liberation Mono" w:hAnsi="Liberation Mono"/>
-          <w:sz w:val="18"/>
+          <w:rFonts w:ascii="Adwaita Mono" w:hAnsi="Adwaita Mono"/>
+          <w:sz w:val="24"/>
+          <w:szCs w:val="24"/>
         </w:rPr>
         <w:t>MenuVentana.exportarSociosCSV()</w:t>
       </w:r>
@@ -4262,20 +5644,36 @@
         <w:pStyle w:val="Heading2"/>
         <w:keepNext w:val="true"/>
         <w:keepLines/>
-        <w:rPr/>
-      </w:pPr>
-      <w:r>
-        <w:rPr/>
+        <w:rPr>
+          <w:rFonts w:ascii="Adwaita Mono" w:hAnsi="Adwaita Mono"/>
+          <w:sz w:val="24"/>
+          <w:szCs w:val="24"/>
+        </w:rPr>
+      </w:pPr>
+      <w:r>
+        <w:rPr>
+          <w:rFonts w:ascii="Adwaita Mono" w:hAnsi="Adwaita Mono"/>
+          <w:sz w:val="24"/>
+          <w:szCs w:val="24"/>
+        </w:rPr>
         <w:t>4.3. SIA-O3 — Documentación con Javadoc</w:t>
       </w:r>
     </w:p>
     <w:p>
       <w:pPr>
         <w:pStyle w:val="Normal"/>
-        <w:rPr/>
-      </w:pPr>
-      <w:r>
-        <w:rPr/>
+        <w:rPr>
+          <w:rFonts w:ascii="Adwaita Mono" w:hAnsi="Adwaita Mono"/>
+          <w:sz w:val="24"/>
+          <w:szCs w:val="24"/>
+        </w:rPr>
+      </w:pPr>
+      <w:r>
+        <w:rPr>
+          <w:rFonts w:ascii="Adwaita Mono" w:hAnsi="Adwaita Mono"/>
+          <w:sz w:val="24"/>
+          <w:szCs w:val="24"/>
+        </w:rPr>
         <w:t>Este requisito se encuentra implementado. La documentación Javadoc se incorporó en las clases principales del controlador, modelo, vistas, clase Main, enumeraciones y excepciones. Los constructores y métodos relevantes describen su responsabilidad y, cuando corresponde, incluyen @param, @return y @throws.</w:t>
         <w:br/>
         <w:br/>
@@ -4285,12 +5683,19 @@
     <w:p>
       <w:pPr>
         <w:pStyle w:val="Normal"/>
-        <w:rPr/>
-      </w:pPr>
-      <w:r>
-        <w:rPr>
+        <w:rPr>
+          <w:rFonts w:ascii="Adwaita Mono" w:hAnsi="Adwaita Mono"/>
+          <w:sz w:val="24"/>
+          <w:szCs w:val="24"/>
+        </w:rPr>
+      </w:pPr>
+      <w:r>
+        <w:rPr>
+          <w:rFonts w:ascii="Adwaita Mono" w:hAnsi="Adwaita Mono"/>
           <w:b/>
           <w:color w:val="1F4E79"/>
+          <w:sz w:val="24"/>
+          <w:szCs w:val="24"/>
         </w:rPr>
         <w:t>Evidencia principal</w:t>
       </w:r>
@@ -4298,18 +5703,26 @@
     <w:p>
       <w:pPr>
         <w:pStyle w:val="Evidence"/>
-        <w:rPr/>
-      </w:pPr>
-      <w:r>
-        <w:rPr>
+        <w:rPr>
+          <w:rFonts w:ascii="Adwaita Mono" w:hAnsi="Adwaita Mono"/>
+          <w:sz w:val="24"/>
+          <w:szCs w:val="24"/>
+        </w:rPr>
+      </w:pPr>
+      <w:r>
+        <w:rPr>
+          <w:rFonts w:ascii="Adwaita Mono" w:hAnsi="Adwaita Mono"/>
           <w:b/>
+          <w:sz w:val="24"/>
+          <w:szCs w:val="24"/>
         </w:rPr>
         <w:t xml:space="preserve">• </w:t>
       </w:r>
       <w:r>
         <w:rPr>
-          <w:rFonts w:ascii="Liberation Mono" w:hAnsi="Liberation Mono"/>
-          <w:sz w:val="18"/>
+          <w:rFonts w:ascii="Adwaita Mono" w:hAnsi="Adwaita Mono"/>
+          <w:sz w:val="24"/>
+          <w:szCs w:val="24"/>
         </w:rPr>
         <w:t>src/controlador/SistemaClub.java</w:t>
       </w:r>
@@ -4317,18 +5730,26 @@
     <w:p>
       <w:pPr>
         <w:pStyle w:val="Evidence"/>
-        <w:rPr/>
-      </w:pPr>
-      <w:r>
-        <w:rPr>
+        <w:rPr>
+          <w:rFonts w:ascii="Adwaita Mono" w:hAnsi="Adwaita Mono"/>
+          <w:sz w:val="24"/>
+          <w:szCs w:val="24"/>
+        </w:rPr>
+      </w:pPr>
+      <w:r>
+        <w:rPr>
+          <w:rFonts w:ascii="Adwaita Mono" w:hAnsi="Adwaita Mono"/>
           <w:b/>
+          <w:sz w:val="24"/>
+          <w:szCs w:val="24"/>
         </w:rPr>
         <w:t xml:space="preserve">• </w:t>
       </w:r>
       <w:r>
         <w:rPr>
-          <w:rFonts w:ascii="Liberation Mono" w:hAnsi="Liberation Mono"/>
-          <w:sz w:val="18"/>
+          <w:rFonts w:ascii="Adwaita Mono" w:hAnsi="Adwaita Mono"/>
+          <w:sz w:val="24"/>
+          <w:szCs w:val="24"/>
         </w:rPr>
         <w:t>src/controlador/DBConnection.java</w:t>
       </w:r>
@@ -4336,18 +5757,26 @@
     <w:p>
       <w:pPr>
         <w:pStyle w:val="Evidence"/>
-        <w:rPr/>
-      </w:pPr>
-      <w:r>
-        <w:rPr>
+        <w:rPr>
+          <w:rFonts w:ascii="Adwaita Mono" w:hAnsi="Adwaita Mono"/>
+          <w:sz w:val="24"/>
+          <w:szCs w:val="24"/>
+        </w:rPr>
+      </w:pPr>
+      <w:r>
+        <w:rPr>
+          <w:rFonts w:ascii="Adwaita Mono" w:hAnsi="Adwaita Mono"/>
           <w:b/>
+          <w:sz w:val="24"/>
+          <w:szCs w:val="24"/>
         </w:rPr>
         <w:t xml:space="preserve">• </w:t>
       </w:r>
       <w:r>
         <w:rPr>
-          <w:rFonts w:ascii="Liberation Mono" w:hAnsi="Liberation Mono"/>
-          <w:sz w:val="18"/>
+          <w:rFonts w:ascii="Adwaita Mono" w:hAnsi="Adwaita Mono"/>
+          <w:sz w:val="24"/>
+          <w:szCs w:val="24"/>
         </w:rPr>
         <w:t>src/main/Main.java</w:t>
       </w:r>
@@ -4355,18 +5784,26 @@
     <w:p>
       <w:pPr>
         <w:pStyle w:val="Evidence"/>
-        <w:rPr/>
-      </w:pPr>
-      <w:r>
-        <w:rPr>
+        <w:rPr>
+          <w:rFonts w:ascii="Adwaita Mono" w:hAnsi="Adwaita Mono"/>
+          <w:sz w:val="24"/>
+          <w:szCs w:val="24"/>
+        </w:rPr>
+      </w:pPr>
+      <w:r>
+        <w:rPr>
+          <w:rFonts w:ascii="Adwaita Mono" w:hAnsi="Adwaita Mono"/>
           <w:b/>
+          <w:sz w:val="24"/>
+          <w:szCs w:val="24"/>
         </w:rPr>
         <w:t xml:space="preserve">• </w:t>
       </w:r>
       <w:r>
         <w:rPr>
-          <w:rFonts w:ascii="Liberation Mono" w:hAnsi="Liberation Mono"/>
-          <w:sz w:val="18"/>
+          <w:rFonts w:ascii="Adwaita Mono" w:hAnsi="Adwaita Mono"/>
+          <w:sz w:val="24"/>
+          <w:szCs w:val="24"/>
         </w:rPr>
         <w:t>src/modelo/*.java</w:t>
       </w:r>
@@ -4374,18 +5811,26 @@
     <w:p>
       <w:pPr>
         <w:pStyle w:val="Evidence"/>
-        <w:rPr/>
-      </w:pPr>
-      <w:r>
-        <w:rPr>
+        <w:rPr>
+          <w:rFonts w:ascii="Adwaita Mono" w:hAnsi="Adwaita Mono"/>
+          <w:sz w:val="24"/>
+          <w:szCs w:val="24"/>
+        </w:rPr>
+      </w:pPr>
+      <w:r>
+        <w:rPr>
+          <w:rFonts w:ascii="Adwaita Mono" w:hAnsi="Adwaita Mono"/>
           <w:b/>
+          <w:sz w:val="24"/>
+          <w:szCs w:val="24"/>
         </w:rPr>
         <w:t xml:space="preserve">• </w:t>
       </w:r>
       <w:r>
         <w:rPr>
-          <w:rFonts w:ascii="Liberation Mono" w:hAnsi="Liberation Mono"/>
-          <w:sz w:val="18"/>
+          <w:rFonts w:ascii="Adwaita Mono" w:hAnsi="Adwaita Mono"/>
+          <w:sz w:val="24"/>
+          <w:szCs w:val="24"/>
         </w:rPr>
         <w:t>src/vista/MenuConsola.java</w:t>
       </w:r>
@@ -4393,18 +5838,26 @@
     <w:p>
       <w:pPr>
         <w:pStyle w:val="Evidence"/>
-        <w:rPr/>
-      </w:pPr>
-      <w:r>
-        <w:rPr>
+        <w:rPr>
+          <w:rFonts w:ascii="Adwaita Mono" w:hAnsi="Adwaita Mono"/>
+          <w:sz w:val="24"/>
+          <w:szCs w:val="24"/>
+        </w:rPr>
+      </w:pPr>
+      <w:r>
+        <w:rPr>
+          <w:rFonts w:ascii="Adwaita Mono" w:hAnsi="Adwaita Mono"/>
           <w:b/>
+          <w:sz w:val="24"/>
+          <w:szCs w:val="24"/>
         </w:rPr>
         <w:t xml:space="preserve">• </w:t>
       </w:r>
       <w:r>
         <w:rPr>
-          <w:rFonts w:ascii="Liberation Mono" w:hAnsi="Liberation Mono"/>
-          <w:sz w:val="18"/>
+          <w:rFonts w:ascii="Adwaita Mono" w:hAnsi="Adwaita Mono"/>
+          <w:sz w:val="24"/>
+          <w:szCs w:val="24"/>
         </w:rPr>
         <w:t>src/vista/MenuVentana.java</w:t>
       </w:r>
@@ -4414,20 +5867,36 @@
         <w:pStyle w:val="Heading2"/>
         <w:keepNext w:val="true"/>
         <w:keepLines/>
-        <w:rPr/>
-      </w:pPr>
-      <w:r>
-        <w:rPr/>
+        <w:rPr>
+          <w:rFonts w:ascii="Adwaita Mono" w:hAnsi="Adwaita Mono"/>
+          <w:sz w:val="24"/>
+          <w:szCs w:val="24"/>
+        </w:rPr>
+      </w:pPr>
+      <w:r>
+        <w:rPr>
+          <w:rFonts w:ascii="Adwaita Mono" w:hAnsi="Adwaita Mono"/>
+          <w:sz w:val="24"/>
+          <w:szCs w:val="24"/>
+        </w:rPr>
         <w:t>4.4. SIA-O4 — Modelo-Vista-Controlador</w:t>
       </w:r>
     </w:p>
     <w:p>
       <w:pPr>
         <w:pStyle w:val="Normal"/>
-        <w:rPr/>
-      </w:pPr>
-      <w:r>
-        <w:rPr/>
+        <w:rPr>
+          <w:rFonts w:ascii="Adwaita Mono" w:hAnsi="Adwaita Mono"/>
+          <w:sz w:val="24"/>
+          <w:szCs w:val="24"/>
+        </w:rPr>
+      </w:pPr>
+      <w:r>
+        <w:rPr>
+          <w:rFonts w:ascii="Adwaita Mono" w:hAnsi="Adwaita Mono"/>
+          <w:sz w:val="24"/>
+          <w:szCs w:val="24"/>
+        </w:rPr>
         <w:t>El proyecto presenta una separación clara entre entidades del dominio, vistas y lógica de control: el paquete modelo contiene las entidades; vista contiene MenuConsola y MenuVentana; controlador contiene SistemaClub y DBConnection; y Main coordina el inicio.</w:t>
         <w:br/>
         <w:br/>
@@ -4437,12 +5906,19 @@
     <w:p>
       <w:pPr>
         <w:pStyle w:val="Normal"/>
-        <w:rPr/>
-      </w:pPr>
-      <w:r>
-        <w:rPr>
+        <w:rPr>
+          <w:rFonts w:ascii="Adwaita Mono" w:hAnsi="Adwaita Mono"/>
+          <w:sz w:val="24"/>
+          <w:szCs w:val="24"/>
+        </w:rPr>
+      </w:pPr>
+      <w:r>
+        <w:rPr>
+          <w:rFonts w:ascii="Adwaita Mono" w:hAnsi="Adwaita Mono"/>
           <w:b/>
           <w:color w:val="1F4E79"/>
+          <w:sz w:val="24"/>
+          <w:szCs w:val="24"/>
         </w:rPr>
         <w:t>Evidencia principal</w:t>
       </w:r>
@@ -4450,18 +5926,26 @@
     <w:p>
       <w:pPr>
         <w:pStyle w:val="Evidence"/>
-        <w:rPr/>
-      </w:pPr>
-      <w:r>
-        <w:rPr>
+        <w:rPr>
+          <w:rFonts w:ascii="Adwaita Mono" w:hAnsi="Adwaita Mono"/>
+          <w:sz w:val="24"/>
+          <w:szCs w:val="24"/>
+        </w:rPr>
+      </w:pPr>
+      <w:r>
+        <w:rPr>
+          <w:rFonts w:ascii="Adwaita Mono" w:hAnsi="Adwaita Mono"/>
           <w:b/>
+          <w:sz w:val="24"/>
+          <w:szCs w:val="24"/>
         </w:rPr>
         <w:t xml:space="preserve">• </w:t>
       </w:r>
       <w:r>
         <w:rPr>
-          <w:rFonts w:ascii="Liberation Mono" w:hAnsi="Liberation Mono"/>
-          <w:sz w:val="18"/>
+          <w:rFonts w:ascii="Adwaita Mono" w:hAnsi="Adwaita Mono"/>
+          <w:sz w:val="24"/>
+          <w:szCs w:val="24"/>
         </w:rPr>
         <w:t>paquete modelo</w:t>
       </w:r>
@@ -4469,18 +5953,26 @@
     <w:p>
       <w:pPr>
         <w:pStyle w:val="Evidence"/>
-        <w:rPr/>
-      </w:pPr>
-      <w:r>
-        <w:rPr>
+        <w:rPr>
+          <w:rFonts w:ascii="Adwaita Mono" w:hAnsi="Adwaita Mono"/>
+          <w:sz w:val="24"/>
+          <w:szCs w:val="24"/>
+        </w:rPr>
+      </w:pPr>
+      <w:r>
+        <w:rPr>
+          <w:rFonts w:ascii="Adwaita Mono" w:hAnsi="Adwaita Mono"/>
           <w:b/>
+          <w:sz w:val="24"/>
+          <w:szCs w:val="24"/>
         </w:rPr>
         <w:t xml:space="preserve">• </w:t>
       </w:r>
       <w:r>
         <w:rPr>
-          <w:rFonts w:ascii="Liberation Mono" w:hAnsi="Liberation Mono"/>
-          <w:sz w:val="18"/>
+          <w:rFonts w:ascii="Adwaita Mono" w:hAnsi="Adwaita Mono"/>
+          <w:sz w:val="24"/>
+          <w:szCs w:val="24"/>
         </w:rPr>
         <w:t>paquete vista</w:t>
       </w:r>
@@ -4488,18 +5980,26 @@
     <w:p>
       <w:pPr>
         <w:pStyle w:val="Evidence"/>
-        <w:rPr/>
-      </w:pPr>
-      <w:r>
-        <w:rPr>
+        <w:rPr>
+          <w:rFonts w:ascii="Adwaita Mono" w:hAnsi="Adwaita Mono"/>
+          <w:sz w:val="24"/>
+          <w:szCs w:val="24"/>
+        </w:rPr>
+      </w:pPr>
+      <w:r>
+        <w:rPr>
+          <w:rFonts w:ascii="Adwaita Mono" w:hAnsi="Adwaita Mono"/>
           <w:b/>
+          <w:sz w:val="24"/>
+          <w:szCs w:val="24"/>
         </w:rPr>
         <w:t xml:space="preserve">• </w:t>
       </w:r>
       <w:r>
         <w:rPr>
-          <w:rFonts w:ascii="Liberation Mono" w:hAnsi="Liberation Mono"/>
-          <w:sz w:val="18"/>
+          <w:rFonts w:ascii="Adwaita Mono" w:hAnsi="Adwaita Mono"/>
+          <w:sz w:val="24"/>
+          <w:szCs w:val="24"/>
         </w:rPr>
         <w:t>paquete controlador</w:t>
       </w:r>
@@ -4507,18 +6007,26 @@
     <w:p>
       <w:pPr>
         <w:pStyle w:val="Evidence"/>
-        <w:rPr/>
-      </w:pPr>
-      <w:r>
-        <w:rPr>
+        <w:rPr>
+          <w:rFonts w:ascii="Adwaita Mono" w:hAnsi="Adwaita Mono"/>
+          <w:sz w:val="24"/>
+          <w:szCs w:val="24"/>
+        </w:rPr>
+      </w:pPr>
+      <w:r>
+        <w:rPr>
+          <w:rFonts w:ascii="Adwaita Mono" w:hAnsi="Adwaita Mono"/>
           <w:b/>
+          <w:sz w:val="24"/>
+          <w:szCs w:val="24"/>
         </w:rPr>
         <w:t xml:space="preserve">• </w:t>
       </w:r>
       <w:r>
         <w:rPr>
-          <w:rFonts w:ascii="Liberation Mono" w:hAnsi="Liberation Mono"/>
-          <w:sz w:val="18"/>
+          <w:rFonts w:ascii="Adwaita Mono" w:hAnsi="Adwaita Mono"/>
+          <w:sz w:val="24"/>
+          <w:szCs w:val="24"/>
         </w:rPr>
         <w:t>src/main/Main.java</w:t>
       </w:r>
@@ -4528,462 +6036,63 @@
         <w:pStyle w:val="Heading1"/>
         <w:keepNext w:val="true"/>
         <w:keepLines/>
-        <w:rPr/>
-      </w:pPr>
-      <w:r>
-        <w:rPr/>
-        <w:t>5. Elementos que añadirá el equipo antes de la entrega</w:t>
-      </w:r>
-    </w:p>
-    <w:tbl>
-      <w:tblPr>
-        <w:tblStyle w:val="TableGrid"/>
-        <w:tblW w:w="9792" w:type="dxa"/>
         <w:jc w:val="center"/>
-        <w:tblInd w:w="0" w:type="dxa"/>
-        <w:tblLayout w:type="fixed"/>
-        <w:tblCellMar>
-          <w:top w:w="0" w:type="dxa"/>
-          <w:start w:w="108" w:type="dxa"/>
-          <w:bottom w:w="0" w:type="dxa"/>
-          <w:end w:w="108" w:type="dxa"/>
-        </w:tblCellMar>
-        <w:tblLook w:noHBand="0" w:noVBand="1" w:firstColumn="1" w:lastRow="0" w:lastColumn="0" w:firstRow="1" w:val="04a0"/>
-      </w:tblPr>
-      <w:tblGrid>
-        <w:gridCol w:w="4896"/>
-        <w:gridCol w:w="4896"/>
-      </w:tblGrid>
-      <w:tr>
-        <w:trPr/>
-        <w:tc>
-          <w:tcPr>
-            <w:tcW w:w="4896" w:type="dxa"/>
-            <w:tcBorders/>
-            <w:shd w:fill="1F4E79" w:val="clear"/>
-            <w:vAlign w:val="center"/>
-          </w:tcPr>
-          <w:p>
-            <w:pPr>
-              <w:pStyle w:val="Normal"/>
-              <w:widowControl/>
-              <w:spacing w:before="0" w:after="120"/>
-              <w:jc w:val="start"/>
-              <w:rPr>
-                <w:rFonts w:eastAsia="ＭＳ 明朝" w:cs=""/>
-                <w:kern w:val="0"/>
-                <w:szCs w:val="22"/>
-                <w:lang w:val="en-US" w:eastAsia="en-US" w:bidi="ar-SA"/>
-              </w:rPr>
-            </w:pPr>
-            <w:r>
-              <w:rPr>
-                <w:rFonts w:eastAsia="ＭＳ 明朝" w:cs=""/>
-                <w:b/>
-                <w:color w:val="FFFFFF"/>
-                <w:kern w:val="0"/>
-                <w:sz w:val="18"/>
-                <w:szCs w:val="22"/>
-                <w:lang w:val="en-US" w:eastAsia="en-US" w:bidi="ar-SA"/>
-              </w:rPr>
-              <w:t>Elemento</w:t>
-            </w:r>
-          </w:p>
-        </w:tc>
-        <w:tc>
-          <w:tcPr>
-            <w:tcW w:w="4896" w:type="dxa"/>
-            <w:tcBorders/>
-            <w:shd w:fill="1F4E79" w:val="clear"/>
-            <w:vAlign w:val="center"/>
-          </w:tcPr>
-          <w:p>
-            <w:pPr>
-              <w:pStyle w:val="Normal"/>
-              <w:widowControl/>
-              <w:spacing w:before="0" w:after="120"/>
-              <w:jc w:val="start"/>
-              <w:rPr>
-                <w:rFonts w:eastAsia="ＭＳ 明朝" w:cs=""/>
-                <w:kern w:val="0"/>
-                <w:szCs w:val="22"/>
-                <w:lang w:val="en-US" w:eastAsia="en-US" w:bidi="ar-SA"/>
-              </w:rPr>
-            </w:pPr>
-            <w:r>
-              <w:rPr>
-                <w:rFonts w:eastAsia="ＭＳ 明朝" w:cs=""/>
-                <w:b/>
-                <w:color w:val="FFFFFF"/>
-                <w:kern w:val="0"/>
-                <w:sz w:val="18"/>
-                <w:szCs w:val="22"/>
-                <w:lang w:val="en-US" w:eastAsia="en-US" w:bidi="ar-SA"/>
-              </w:rPr>
-              <w:t>Pendiente de incorporar</w:t>
-            </w:r>
-          </w:p>
-        </w:tc>
-      </w:tr>
-      <w:tr>
-        <w:trPr/>
-        <w:tc>
-          <w:tcPr>
-            <w:tcW w:w="4896" w:type="dxa"/>
-            <w:tcBorders/>
-            <w:vAlign w:val="center"/>
-          </w:tcPr>
-          <w:p>
-            <w:pPr>
-              <w:pStyle w:val="Normal"/>
-              <w:widowControl/>
-              <w:spacing w:before="0" w:after="120"/>
-              <w:jc w:val="start"/>
-              <w:rPr>
-                <w:rFonts w:eastAsia="ＭＳ 明朝" w:cs=""/>
-                <w:kern w:val="0"/>
-                <w:szCs w:val="22"/>
-                <w:lang w:val="en-US" w:eastAsia="en-US" w:bidi="ar-SA"/>
-              </w:rPr>
-            </w:pPr>
-            <w:r>
-              <w:rPr>
-                <w:rFonts w:eastAsia="ＭＳ 明朝" w:cs=""/>
-                <w:b/>
-                <w:kern w:val="0"/>
-                <w:sz w:val="18"/>
-                <w:szCs w:val="22"/>
-                <w:lang w:val="en-US" w:eastAsia="en-US" w:bidi="ar-SA"/>
-              </w:rPr>
-              <w:t>Diagrama UML</w:t>
-            </w:r>
-          </w:p>
-        </w:tc>
-        <w:tc>
-          <w:tcPr>
-            <w:tcW w:w="4896" w:type="dxa"/>
-            <w:tcBorders/>
-            <w:vAlign w:val="center"/>
-          </w:tcPr>
-          <w:p>
-            <w:pPr>
-              <w:pStyle w:val="Normal"/>
-              <w:widowControl/>
-              <w:spacing w:before="0" w:after="120"/>
-              <w:jc w:val="start"/>
-              <w:rPr>
-                <w:rFonts w:eastAsia="ＭＳ 明朝" w:cs=""/>
-                <w:kern w:val="0"/>
-                <w:szCs w:val="22"/>
-                <w:lang w:val="en-US" w:eastAsia="en-US" w:bidi="ar-SA"/>
-              </w:rPr>
-            </w:pPr>
-            <w:r>
-              <w:rPr>
-                <w:rFonts w:eastAsia="ＭＳ 明朝" w:cs=""/>
-                <w:b w:val="false"/>
-                <w:kern w:val="0"/>
-                <w:sz w:val="18"/>
-                <w:szCs w:val="22"/>
-                <w:lang w:val="en-US" w:eastAsia="en-US" w:bidi="ar-SA"/>
-              </w:rPr>
-              <w:t>Insertar la imagen definitiva del diagrama de clases. Fuente actual: planificacion/Diagrama de Clases UML.md.</w:t>
-            </w:r>
-          </w:p>
-        </w:tc>
-      </w:tr>
-      <w:tr>
-        <w:trPr/>
-        <w:tc>
-          <w:tcPr>
-            <w:tcW w:w="4896" w:type="dxa"/>
-            <w:tcBorders/>
-            <w:vAlign w:val="center"/>
-          </w:tcPr>
-          <w:p>
-            <w:pPr>
-              <w:pStyle w:val="Normal"/>
-              <w:widowControl/>
-              <w:spacing w:before="0" w:after="120"/>
-              <w:jc w:val="start"/>
-              <w:rPr>
-                <w:rFonts w:eastAsia="ＭＳ 明朝" w:cs=""/>
-                <w:kern w:val="0"/>
-                <w:szCs w:val="22"/>
-                <w:lang w:val="en-US" w:eastAsia="en-US" w:bidi="ar-SA"/>
-              </w:rPr>
-            </w:pPr>
-            <w:r>
-              <w:rPr>
-                <w:rFonts w:eastAsia="ＭＳ 明朝" w:cs=""/>
-                <w:b/>
-                <w:kern w:val="0"/>
-                <w:sz w:val="18"/>
-                <w:szCs w:val="22"/>
-                <w:lang w:val="en-US" w:eastAsia="en-US" w:bidi="ar-SA"/>
-              </w:rPr>
-              <w:t>Diagrama Entidad-Relación</w:t>
-            </w:r>
-          </w:p>
-        </w:tc>
-        <w:tc>
-          <w:tcPr>
-            <w:tcW w:w="4896" w:type="dxa"/>
-            <w:tcBorders/>
-            <w:vAlign w:val="center"/>
-          </w:tcPr>
-          <w:p>
-            <w:pPr>
-              <w:pStyle w:val="Normal"/>
-              <w:widowControl/>
-              <w:spacing w:before="0" w:after="120"/>
-              <w:jc w:val="start"/>
-              <w:rPr>
-                <w:rFonts w:eastAsia="ＭＳ 明朝" w:cs=""/>
-                <w:kern w:val="0"/>
-                <w:szCs w:val="22"/>
-                <w:lang w:val="en-US" w:eastAsia="en-US" w:bidi="ar-SA"/>
-              </w:rPr>
-            </w:pPr>
-            <w:r>
-              <w:rPr>
-                <w:rFonts w:eastAsia="ＭＳ 明朝" w:cs=""/>
-                <w:b w:val="false"/>
-                <w:kern w:val="0"/>
-                <w:sz w:val="18"/>
-                <w:szCs w:val="22"/>
-                <w:lang w:val="en-US" w:eastAsia="en-US" w:bidi="ar-SA"/>
-              </w:rPr>
-              <w:t>Insertar la imagen definitiva del modelo SOCIOS–ACTIVIDADES–RESERVAS. Fuente actual: planificacion/Diagrama Entidad-Relacion.md.</w:t>
-            </w:r>
-          </w:p>
-        </w:tc>
-      </w:tr>
-      <w:tr>
-        <w:trPr/>
-        <w:tc>
-          <w:tcPr>
-            <w:tcW w:w="4896" w:type="dxa"/>
-            <w:tcBorders/>
-            <w:vAlign w:val="center"/>
-          </w:tcPr>
-          <w:p>
-            <w:pPr>
-              <w:pStyle w:val="Normal"/>
-              <w:widowControl/>
-              <w:spacing w:before="0" w:after="120"/>
-              <w:jc w:val="start"/>
-              <w:rPr>
-                <w:rFonts w:eastAsia="ＭＳ 明朝" w:cs=""/>
-                <w:kern w:val="0"/>
-                <w:szCs w:val="22"/>
-                <w:lang w:val="en-US" w:eastAsia="en-US" w:bidi="ar-SA"/>
-              </w:rPr>
-            </w:pPr>
-            <w:r>
-              <w:rPr>
-                <w:rFonts w:eastAsia="ＭＳ 明朝" w:cs=""/>
-                <w:b/>
-                <w:kern w:val="0"/>
-                <w:sz w:val="18"/>
-                <w:szCs w:val="22"/>
-                <w:lang w:val="en-US" w:eastAsia="en-US" w:bidi="ar-SA"/>
-              </w:rPr>
-              <w:t>Repositorio GitHub</w:t>
-            </w:r>
-          </w:p>
-        </w:tc>
-        <w:tc>
-          <w:tcPr>
-            <w:tcW w:w="4896" w:type="dxa"/>
-            <w:tcBorders/>
-            <w:vAlign w:val="center"/>
-          </w:tcPr>
-          <w:p>
-            <w:pPr>
-              <w:pStyle w:val="Normal"/>
-              <w:widowControl/>
-              <w:spacing w:before="0" w:after="120"/>
-              <w:jc w:val="start"/>
-              <w:rPr>
-                <w:rFonts w:eastAsia="ＭＳ 明朝" w:cs=""/>
-                <w:kern w:val="0"/>
-                <w:szCs w:val="22"/>
-                <w:lang w:val="en-US" w:eastAsia="en-US" w:bidi="ar-SA"/>
-              </w:rPr>
-            </w:pPr>
-            <w:r>
-              <w:rPr>
-                <w:rFonts w:eastAsia="ＭＳ 明朝" w:cs=""/>
-                <w:b w:val="false"/>
-                <w:kern w:val="0"/>
-                <w:sz w:val="18"/>
-                <w:szCs w:val="22"/>
-                <w:lang w:val="en-US" w:eastAsia="en-US" w:bidi="ar-SA"/>
-              </w:rPr>
-              <w:t>Reemplazar los marcadores [INSERTAR ENLACE AL REPOSITORIO] por la URL definitiva.</w:t>
-            </w:r>
-          </w:p>
-        </w:tc>
-      </w:tr>
-      <w:tr>
-        <w:trPr/>
-        <w:tc>
-          <w:tcPr>
-            <w:tcW w:w="4896" w:type="dxa"/>
-            <w:tcBorders/>
-            <w:vAlign w:val="center"/>
-          </w:tcPr>
-          <w:p>
-            <w:pPr>
-              <w:pStyle w:val="Normal"/>
-              <w:widowControl/>
-              <w:spacing w:before="0" w:after="120"/>
-              <w:jc w:val="start"/>
-              <w:rPr>
-                <w:rFonts w:eastAsia="ＭＳ 明朝" w:cs=""/>
-                <w:kern w:val="0"/>
-                <w:szCs w:val="22"/>
-                <w:lang w:val="en-US" w:eastAsia="en-US" w:bidi="ar-SA"/>
-              </w:rPr>
-            </w:pPr>
-            <w:r>
-              <w:rPr>
-                <w:rFonts w:eastAsia="ＭＳ 明朝" w:cs=""/>
-                <w:b/>
-                <w:kern w:val="0"/>
-                <w:sz w:val="18"/>
-                <w:szCs w:val="22"/>
-                <w:lang w:val="en-US" w:eastAsia="en-US" w:bidi="ar-SA"/>
-              </w:rPr>
-              <w:t>Capturas opcionales</w:t>
-            </w:r>
-          </w:p>
-        </w:tc>
-        <w:tc>
-          <w:tcPr>
-            <w:tcW w:w="4896" w:type="dxa"/>
-            <w:tcBorders/>
-            <w:vAlign w:val="center"/>
-          </w:tcPr>
-          <w:p>
-            <w:pPr>
-              <w:pStyle w:val="Normal"/>
-              <w:widowControl/>
-              <w:spacing w:before="0" w:after="120"/>
-              <w:jc w:val="start"/>
-              <w:rPr>
-                <w:rFonts w:eastAsia="ＭＳ 明朝" w:cs=""/>
-                <w:kern w:val="0"/>
-                <w:szCs w:val="22"/>
-                <w:lang w:val="en-US" w:eastAsia="en-US" w:bidi="ar-SA"/>
-              </w:rPr>
-            </w:pPr>
-            <w:r>
-              <w:rPr>
-                <w:rFonts w:eastAsia="ＭＳ 明朝" w:cs=""/>
-                <w:b w:val="false"/>
-                <w:kern w:val="0"/>
-                <w:sz w:val="18"/>
-                <w:szCs w:val="22"/>
-                <w:lang w:val="en-US" w:eastAsia="en-US" w:bidi="ar-SA"/>
-              </w:rPr>
-              <w:t>Pueden añadirse capturas de consola y GUI para reforzar SIA-10, especialmente si desean dejar evidencia visual de la prueba final.</w:t>
-            </w:r>
-          </w:p>
-        </w:tc>
-      </w:tr>
-      <w:tr>
-        <w:trPr/>
-        <w:tc>
-          <w:tcPr>
-            <w:tcW w:w="4896" w:type="dxa"/>
-            <w:tcBorders/>
-            <w:vAlign w:val="center"/>
-          </w:tcPr>
-          <w:p>
-            <w:pPr>
-              <w:pStyle w:val="Normal"/>
-              <w:widowControl/>
-              <w:spacing w:before="0" w:after="120"/>
-              <w:jc w:val="start"/>
-              <w:rPr>
-                <w:rFonts w:eastAsia="ＭＳ 明朝" w:cs=""/>
-                <w:kern w:val="0"/>
-                <w:szCs w:val="22"/>
-                <w:lang w:val="en-US" w:eastAsia="en-US" w:bidi="ar-SA"/>
-              </w:rPr>
-            </w:pPr>
-            <w:r>
-              <w:rPr>
-                <w:rFonts w:eastAsia="ＭＳ 明朝" w:cs=""/>
-                <w:b/>
-                <w:kern w:val="0"/>
-                <w:sz w:val="18"/>
-                <w:szCs w:val="22"/>
-                <w:lang w:val="en-US" w:eastAsia="en-US" w:bidi="ar-SA"/>
-              </w:rPr>
-              <w:t>Instrucciones de uso</w:t>
-            </w:r>
-          </w:p>
-        </w:tc>
-        <w:tc>
-          <w:tcPr>
-            <w:tcW w:w="4896" w:type="dxa"/>
-            <w:tcBorders/>
-            <w:vAlign w:val="center"/>
-          </w:tcPr>
-          <w:p>
-            <w:pPr>
-              <w:pStyle w:val="Normal"/>
-              <w:widowControl/>
-              <w:spacing w:before="0" w:after="120"/>
-              <w:jc w:val="start"/>
-              <w:rPr>
-                <w:rFonts w:eastAsia="ＭＳ 明朝" w:cs=""/>
-                <w:kern w:val="0"/>
-                <w:szCs w:val="22"/>
-                <w:lang w:val="en-US" w:eastAsia="en-US" w:bidi="ar-SA"/>
-              </w:rPr>
-            </w:pPr>
-            <w:r>
-              <w:rPr>
-                <w:rFonts w:eastAsia="ＭＳ 明朝" w:cs=""/>
-                <w:b w:val="false"/>
-                <w:kern w:val="0"/>
-                <w:sz w:val="18"/>
-                <w:szCs w:val="22"/>
-                <w:lang w:val="en-US" w:eastAsia="en-US" w:bidi="ar-SA"/>
-              </w:rPr>
-              <w:t>Se incorporarán en la siguiente etapa, una vez finalizado este reporte de cumplimiento.</w:t>
-            </w:r>
-          </w:p>
-        </w:tc>
-      </w:tr>
-    </w:tbl>
-    <w:p>
-      <w:pPr>
-        <w:pStyle w:val="Heading1"/>
-        <w:keepNext w:val="true"/>
-        <w:keepLines/>
-        <w:rPr/>
-      </w:pPr>
-      <w:r>
-        <w:rPr/>
-        <w:t>6. Conclusión</w:t>
+        <w:rPr>
+          <w:rFonts w:ascii="Adwaita Mono" w:hAnsi="Adwaita Mono"/>
+          <w:sz w:val="28"/>
+          <w:szCs w:val="28"/>
+        </w:rPr>
+      </w:pPr>
+      <w:r>
+        <w:rPr>
+          <w:rFonts w:ascii="Adwaita Mono" w:hAnsi="Adwaita Mono"/>
+          <w:sz w:val="28"/>
+          <w:szCs w:val="28"/>
+        </w:rPr>
+        <w:t>5</w:t>
+      </w:r>
+      <w:r>
+        <w:rPr>
+          <w:rFonts w:ascii="Adwaita Mono" w:hAnsi="Adwaita Mono"/>
+          <w:sz w:val="28"/>
+          <w:szCs w:val="28"/>
+        </w:rPr>
+        <w:t>. Conclusión</w:t>
       </w:r>
     </w:p>
     <w:p>
       <w:pPr>
         <w:pStyle w:val="Normal"/>
-        <w:widowControl/>
-        <w:bidi w:val="0"/>
-        <w:spacing w:lineRule="auto" w:line="259" w:before="0" w:after="120"/>
-        <w:jc w:val="start"/>
-        <w:rPr/>
-      </w:pPr>
-      <w:r>
-        <w:rPr/>
+        <w:rPr>
+          <w:rFonts w:ascii="Adwaita Mono" w:hAnsi="Adwaita Mono"/>
+          <w:sz w:val="24"/>
+          <w:szCs w:val="24"/>
+        </w:rPr>
+      </w:pPr>
+      <w:r>
+        <w:rPr>
+          <w:rFonts w:ascii="Adwaita Mono" w:hAnsi="Adwaita Mono"/>
+          <w:sz w:val="24"/>
+          <w:szCs w:val="24"/>
+        </w:rPr>
+      </w:r>
+    </w:p>
+    <w:p>
+      <w:pPr>
+        <w:pStyle w:val="Normal"/>
+        <w:spacing w:before="0" w:after="120"/>
+        <w:rPr>
+          <w:rFonts w:ascii="Adwaita Mono" w:hAnsi="Adwaita Mono"/>
+          <w:sz w:val="24"/>
+          <w:szCs w:val="24"/>
+        </w:rPr>
+      </w:pPr>
+      <w:r>
+        <w:rPr>
+          <w:rFonts w:ascii="Adwaita Mono" w:hAnsi="Adwaita Mono"/>
+          <w:sz w:val="24"/>
+          <w:szCs w:val="24"/>
+        </w:rPr>
         <w:t>El sistema desarrollado reúne los contenidos principales solicitados por la pauta SIA: modelado orientado a objetos, encapsulamiento, colecciones, herencia, polimorfismo, sobrecarga, sobrescritura, operaciones CRUD, reglas de negocio, dos interfaces de usuario, persistencia batch, excepciones propias y control de versiones mediante GitHub.</w:t>
         <w:br/>
         <w:br/>
@@ -4991,12 +6100,12 @@
       </w:r>
     </w:p>
     <w:sectPr>
-      <w:headerReference w:type="even" r:id="rId2"/>
-      <w:headerReference w:type="default" r:id="rId3"/>
-      <w:headerReference w:type="first" r:id="rId4"/>
-      <w:footerReference w:type="even" r:id="rId5"/>
-      <w:footerReference w:type="default" r:id="rId6"/>
-      <w:footerReference w:type="first" r:id="rId7"/>
+      <w:headerReference w:type="even" r:id="rId4"/>
+      <w:headerReference w:type="default" r:id="rId5"/>
+      <w:headerReference w:type="first" r:id="rId6"/>
+      <w:footerReference w:type="even" r:id="rId7"/>
+      <w:footerReference w:type="default" r:id="rId8"/>
+      <w:footerReference w:type="first" r:id="rId9"/>
       <w:type w:val="nextPage"/>
       <w:pgSz w:w="12240" w:h="15840"/>
       <w:pgMar w:left="1224" w:right="1224" w:gutter="0" w:header="720" w:top="1080" w:footer="720" w:bottom="1008"/>
@@ -6650,6 +7759,13 @@
       <w:spacing w:val="5"/>
     </w:rPr>
   </w:style>
+  <w:style w:type="character" w:styleId="Hyperlink">
+    <w:name w:val="Hyperlink"/>
+    <w:rPr>
+      <w:color w:val="000080"/>
+      <w:u w:val="single"/>
+    </w:rPr>
+  </w:style>
   <w:style w:type="paragraph" w:styleId="Heading">
     <w:name w:val="Heading"/>
     <w:basedOn w:val="Normal"/>
